--- a/Phase I/Team_EV_WRS_Phase1.docx
+++ b/Phase I/Team_EV_WRS_Phase1.docx
@@ -70,7 +70,7 @@
         <w:rPr>
           <w:sz w:val="24"/>
         </w:rPr>
-        <w:t>Team EV · Fall 2026 · Version 1.0 · October 18, 2026</w:t>
+        <w:t>Team EV · Fall 2026 · Version 1.1 · October 18, 2026</w:t>
       </w:r>
     </w:p>
     <w:tbl>
@@ -222,7 +222,21 @@
               <w:rPr>
                 <w:sz w:val="19"/>
               </w:rPr>
-              <w:t>Team liaison; Project Plan; WRS §3 owner (took over in the final week); AI Usage and Teamwork Report; prototype co-author; document assembly</w:t>
+              <w:t>Team liaison; Project Plan owner; WRS §3 co-autho</w:t>
+            </w:r>
+            <w:r>
+              <w:rPr>
+                <w:rFonts w:hint="eastAsia" w:eastAsia="宋体"/>
+                <w:sz w:val="19"/>
+                <w:lang w:val="en-US" w:eastAsia="zh-CN"/>
+              </w:rPr>
+              <w:t>r</w:t>
+            </w:r>
+            <w:r>
+              <w:rPr>
+                <w:sz w:val="19"/>
+              </w:rPr>
+              <w:t>; AI Usage and Teamwork Report owner; prototype co-author; document assembly</w:t>
             </w:r>
           </w:p>
         </w:tc>
@@ -277,7 +291,7 @@
               <w:rPr>
                 <w:sz w:val="19"/>
               </w:rPr>
-              <w:t>AS-IS/TO-BE presentation owner; WRS §2 co-author; Project Plan co-author</w:t>
+              <w:t>AS-IS/TO-BE presentation owner; WRS §2 co-author</w:t>
             </w:r>
           </w:p>
         </w:tc>
@@ -387,7 +401,7 @@
               <w:rPr>
                 <w:sz w:val="19"/>
               </w:rPr>
-              <w:t>Prototype mock-up and User Manual owner; WRS §3 co-author; AI report co-author</w:t>
+              <w:t>Prototype mock-up and User Manual owner; Project Plan co-author; AI report co-author</w:t>
             </w:r>
           </w:p>
         </w:tc>
@@ -442,7 +456,7 @@
               <w:rPr>
                 <w:sz w:val="19"/>
               </w:rPr>
-              <w:t>Assigned WRS §3 in the preliminary plan; did not contribute to this submission</w:t>
+              <w:t>WRS §3 owner; independent §3 draft (Oct 18), from which the priorities, acceptance criteria, error handling, and Preliminary Definition coverage table (§5.4) were merged</w:t>
             </w:r>
           </w:p>
         </w:tc>
@@ -513,7 +527,7 @@
         <w:fldChar w:fldCharType="begin"/>
       </w:r>
       <w:r>
-        <w:instrText xml:space="preserve"> HYPERLINK \l "_Toc243169284" </w:instrText>
+        <w:instrText xml:space="preserve"> HYPERLINK \l "_Toc243226873" </w:instrText>
       </w:r>
       <w:r>
         <w:fldChar w:fldCharType="separate"/>
@@ -531,7 +545,7 @@
         <w:fldChar w:fldCharType="begin"/>
       </w:r>
       <w:r>
-        <w:instrText xml:space="preserve"> PAGEREF _Toc243169284 \h </w:instrText>
+        <w:instrText xml:space="preserve"> PAGEREF _Toc243226873 \h </w:instrText>
       </w:r>
       <w:r>
         <w:fldChar w:fldCharType="separate"/>
@@ -563,7 +577,7 @@
         <w:fldChar w:fldCharType="begin"/>
       </w:r>
       <w:r>
-        <w:instrText xml:space="preserve"> HYPERLINK \l "_Toc243169285" </w:instrText>
+        <w:instrText xml:space="preserve"> HYPERLINK \l "_Toc243226874" </w:instrText>
       </w:r>
       <w:r>
         <w:fldChar w:fldCharType="separate"/>
@@ -581,7 +595,7 @@
         <w:fldChar w:fldCharType="begin"/>
       </w:r>
       <w:r>
-        <w:instrText xml:space="preserve"> PAGEREF _Toc243169285 \h </w:instrText>
+        <w:instrText xml:space="preserve"> PAGEREF _Toc243226874 \h </w:instrText>
       </w:r>
       <w:r>
         <w:fldChar w:fldCharType="separate"/>
@@ -613,7 +627,7 @@
         <w:fldChar w:fldCharType="begin"/>
       </w:r>
       <w:r>
-        <w:instrText xml:space="preserve"> HYPERLINK \l "_Toc243169286" </w:instrText>
+        <w:instrText xml:space="preserve"> HYPERLINK \l "_Toc243226875" </w:instrText>
       </w:r>
       <w:r>
         <w:fldChar w:fldCharType="separate"/>
@@ -631,7 +645,7 @@
         <w:fldChar w:fldCharType="begin"/>
       </w:r>
       <w:r>
-        <w:instrText xml:space="preserve"> PAGEREF _Toc243169286 \h </w:instrText>
+        <w:instrText xml:space="preserve"> PAGEREF _Toc243226875 \h </w:instrText>
       </w:r>
       <w:r>
         <w:fldChar w:fldCharType="separate"/>
@@ -663,7 +677,7 @@
         <w:fldChar w:fldCharType="begin"/>
       </w:r>
       <w:r>
-        <w:instrText xml:space="preserve"> HYPERLINK \l "_Toc243169287" </w:instrText>
+        <w:instrText xml:space="preserve"> HYPERLINK \l "_Toc243226876" </w:instrText>
       </w:r>
       <w:r>
         <w:fldChar w:fldCharType="separate"/>
@@ -681,13 +695,13 @@
         <w:fldChar w:fldCharType="begin"/>
       </w:r>
       <w:r>
-        <w:instrText xml:space="preserve"> PAGEREF _Toc243169287 \h </w:instrText>
+        <w:instrText xml:space="preserve"> PAGEREF _Toc243226876 \h </w:instrText>
       </w:r>
       <w:r>
         <w:fldChar w:fldCharType="separate"/>
       </w:r>
       <w:r>
-        <w:t>4</w:t>
+        <w:t>5</w:t>
       </w:r>
       <w:r>
         <w:fldChar w:fldCharType="end"/>
@@ -713,7 +727,7 @@
         <w:fldChar w:fldCharType="begin"/>
       </w:r>
       <w:r>
-        <w:instrText xml:space="preserve"> HYPERLINK \l "_Toc243169288" </w:instrText>
+        <w:instrText xml:space="preserve"> HYPERLINK \l "_Toc243226877" </w:instrText>
       </w:r>
       <w:r>
         <w:fldChar w:fldCharType="separate"/>
@@ -731,7 +745,7 @@
         <w:fldChar w:fldCharType="begin"/>
       </w:r>
       <w:r>
-        <w:instrText xml:space="preserve"> PAGEREF _Toc243169288 \h </w:instrText>
+        <w:instrText xml:space="preserve"> PAGEREF _Toc243226877 \h </w:instrText>
       </w:r>
       <w:r>
         <w:fldChar w:fldCharType="separate"/>
@@ -763,7 +777,7 @@
         <w:fldChar w:fldCharType="begin"/>
       </w:r>
       <w:r>
-        <w:instrText xml:space="preserve"> HYPERLINK \l "_Toc243169289" </w:instrText>
+        <w:instrText xml:space="preserve"> HYPERLINK \l "_Toc243226878" </w:instrText>
       </w:r>
       <w:r>
         <w:fldChar w:fldCharType="separate"/>
@@ -781,7 +795,7 @@
         <w:fldChar w:fldCharType="begin"/>
       </w:r>
       <w:r>
-        <w:instrText xml:space="preserve"> PAGEREF _Toc243169289 \h </w:instrText>
+        <w:instrText xml:space="preserve"> PAGEREF _Toc243226878 \h </w:instrText>
       </w:r>
       <w:r>
         <w:fldChar w:fldCharType="separate"/>
@@ -813,7 +827,7 @@
         <w:fldChar w:fldCharType="begin"/>
       </w:r>
       <w:r>
-        <w:instrText xml:space="preserve"> HYPERLINK \l "_Toc243169290" </w:instrText>
+        <w:instrText xml:space="preserve"> HYPERLINK \l "_Toc243226879" </w:instrText>
       </w:r>
       <w:r>
         <w:fldChar w:fldCharType="separate"/>
@@ -831,7 +845,7 @@
         <w:fldChar w:fldCharType="begin"/>
       </w:r>
       <w:r>
-        <w:instrText xml:space="preserve"> PAGEREF _Toc243169290 \h </w:instrText>
+        <w:instrText xml:space="preserve"> PAGEREF _Toc243226879 \h </w:instrText>
       </w:r>
       <w:r>
         <w:fldChar w:fldCharType="separate"/>
@@ -863,7 +877,7 @@
         <w:fldChar w:fldCharType="begin"/>
       </w:r>
       <w:r>
-        <w:instrText xml:space="preserve"> HYPERLINK \l "_Toc243169291" </w:instrText>
+        <w:instrText xml:space="preserve"> HYPERLINK \l "_Toc243226880" </w:instrText>
       </w:r>
       <w:r>
         <w:fldChar w:fldCharType="separate"/>
@@ -881,13 +895,13 @@
         <w:fldChar w:fldCharType="begin"/>
       </w:r>
       <w:r>
-        <w:instrText xml:space="preserve"> PAGEREF _Toc243169291 \h </w:instrText>
+        <w:instrText xml:space="preserve"> PAGEREF _Toc243226880 \h </w:instrText>
       </w:r>
       <w:r>
         <w:fldChar w:fldCharType="separate"/>
       </w:r>
       <w:r>
-        <w:t>5</w:t>
+        <w:t>6</w:t>
       </w:r>
       <w:r>
         <w:fldChar w:fldCharType="end"/>
@@ -913,7 +927,7 @@
         <w:fldChar w:fldCharType="begin"/>
       </w:r>
       <w:r>
-        <w:instrText xml:space="preserve"> HYPERLINK \l "_Toc243169292" </w:instrText>
+        <w:instrText xml:space="preserve"> HYPERLINK \l "_Toc243226881" </w:instrText>
       </w:r>
       <w:r>
         <w:fldChar w:fldCharType="separate"/>
@@ -931,13 +945,13 @@
         <w:fldChar w:fldCharType="begin"/>
       </w:r>
       <w:r>
-        <w:instrText xml:space="preserve"> PAGEREF _Toc243169292 \h </w:instrText>
+        <w:instrText xml:space="preserve"> PAGEREF _Toc243226881 \h </w:instrText>
       </w:r>
       <w:r>
         <w:fldChar w:fldCharType="separate"/>
       </w:r>
       <w:r>
-        <w:t>5</w:t>
+        <w:t>6</w:t>
       </w:r>
       <w:r>
         <w:fldChar w:fldCharType="end"/>
@@ -963,7 +977,7 @@
         <w:fldChar w:fldCharType="begin"/>
       </w:r>
       <w:r>
-        <w:instrText xml:space="preserve"> HYPERLINK \l "_Toc243169293" </w:instrText>
+        <w:instrText xml:space="preserve"> HYPERLINK \l "_Toc243226882" </w:instrText>
       </w:r>
       <w:r>
         <w:fldChar w:fldCharType="separate"/>
@@ -981,7 +995,7 @@
         <w:fldChar w:fldCharType="begin"/>
       </w:r>
       <w:r>
-        <w:instrText xml:space="preserve"> PAGEREF _Toc243169293 \h </w:instrText>
+        <w:instrText xml:space="preserve"> PAGEREF _Toc243226882 \h </w:instrText>
       </w:r>
       <w:r>
         <w:fldChar w:fldCharType="separate"/>
@@ -1013,7 +1027,7 @@
         <w:fldChar w:fldCharType="begin"/>
       </w:r>
       <w:r>
-        <w:instrText xml:space="preserve"> HYPERLINK \l "_Toc243169294" </w:instrText>
+        <w:instrText xml:space="preserve"> HYPERLINK \l "_Toc243226883" </w:instrText>
       </w:r>
       <w:r>
         <w:fldChar w:fldCharType="separate"/>
@@ -1031,7 +1045,7 @@
         <w:fldChar w:fldCharType="begin"/>
       </w:r>
       <w:r>
-        <w:instrText xml:space="preserve"> PAGEREF _Toc243169294 \h </w:instrText>
+        <w:instrText xml:space="preserve"> PAGEREF _Toc243226883 \h </w:instrText>
       </w:r>
       <w:r>
         <w:fldChar w:fldCharType="separate"/>
@@ -1063,7 +1077,7 @@
         <w:fldChar w:fldCharType="begin"/>
       </w:r>
       <w:r>
-        <w:instrText xml:space="preserve"> HYPERLINK \l "_Toc243169295" </w:instrText>
+        <w:instrText xml:space="preserve"> HYPERLINK \l "_Toc243226884" </w:instrText>
       </w:r>
       <w:r>
         <w:fldChar w:fldCharType="separate"/>
@@ -1081,7 +1095,7 @@
         <w:fldChar w:fldCharType="begin"/>
       </w:r>
       <w:r>
-        <w:instrText xml:space="preserve"> PAGEREF _Toc243169295 \h </w:instrText>
+        <w:instrText xml:space="preserve"> PAGEREF _Toc243226884 \h </w:instrText>
       </w:r>
       <w:r>
         <w:fldChar w:fldCharType="separate"/>
@@ -1113,7 +1127,7 @@
         <w:fldChar w:fldCharType="begin"/>
       </w:r>
       <w:r>
-        <w:instrText xml:space="preserve"> HYPERLINK \l "_Toc243169296" </w:instrText>
+        <w:instrText xml:space="preserve"> HYPERLINK \l "_Toc243226885" </w:instrText>
       </w:r>
       <w:r>
         <w:fldChar w:fldCharType="separate"/>
@@ -1131,13 +1145,13 @@
         <w:fldChar w:fldCharType="begin"/>
       </w:r>
       <w:r>
-        <w:instrText xml:space="preserve"> PAGEREF _Toc243169296 \h </w:instrText>
+        <w:instrText xml:space="preserve"> PAGEREF _Toc243226885 \h </w:instrText>
       </w:r>
       <w:r>
         <w:fldChar w:fldCharType="separate"/>
       </w:r>
       <w:r>
-        <w:t>7</w:t>
+        <w:t>8</w:t>
       </w:r>
       <w:r>
         <w:fldChar w:fldCharType="end"/>
@@ -1163,7 +1177,7 @@
         <w:fldChar w:fldCharType="begin"/>
       </w:r>
       <w:r>
-        <w:instrText xml:space="preserve"> HYPERLINK \l "_Toc243169297" </w:instrText>
+        <w:instrText xml:space="preserve"> HYPERLINK \l "_Toc243226886" </w:instrText>
       </w:r>
       <w:r>
         <w:fldChar w:fldCharType="separate"/>
@@ -1181,7 +1195,7 @@
         <w:fldChar w:fldCharType="begin"/>
       </w:r>
       <w:r>
-        <w:instrText xml:space="preserve"> PAGEREF _Toc243169297 \h </w:instrText>
+        <w:instrText xml:space="preserve"> PAGEREF _Toc243226886 \h </w:instrText>
       </w:r>
       <w:r>
         <w:fldChar w:fldCharType="separate"/>
@@ -1213,7 +1227,7 @@
         <w:fldChar w:fldCharType="begin"/>
       </w:r>
       <w:r>
-        <w:instrText xml:space="preserve"> HYPERLINK \l "_Toc243169298" </w:instrText>
+        <w:instrText xml:space="preserve"> HYPERLINK \l "_Toc243226887" </w:instrText>
       </w:r>
       <w:r>
         <w:fldChar w:fldCharType="separate"/>
@@ -1231,7 +1245,7 @@
         <w:fldChar w:fldCharType="begin"/>
       </w:r>
       <w:r>
-        <w:instrText xml:space="preserve"> PAGEREF _Toc243169298 \h </w:instrText>
+        <w:instrText xml:space="preserve"> PAGEREF _Toc243226887 \h </w:instrText>
       </w:r>
       <w:r>
         <w:fldChar w:fldCharType="separate"/>
@@ -1263,7 +1277,7 @@
         <w:fldChar w:fldCharType="begin"/>
       </w:r>
       <w:r>
-        <w:instrText xml:space="preserve"> HYPERLINK \l "_Toc243169299" </w:instrText>
+        <w:instrText xml:space="preserve"> HYPERLINK \l "_Toc243226888" </w:instrText>
       </w:r>
       <w:r>
         <w:fldChar w:fldCharType="separate"/>
@@ -1281,7 +1295,7 @@
         <w:fldChar w:fldCharType="begin"/>
       </w:r>
       <w:r>
-        <w:instrText xml:space="preserve"> PAGEREF _Toc243169299 \h </w:instrText>
+        <w:instrText xml:space="preserve"> PAGEREF _Toc243226888 \h </w:instrText>
       </w:r>
       <w:r>
         <w:fldChar w:fldCharType="separate"/>
@@ -1313,7 +1327,7 @@
         <w:fldChar w:fldCharType="begin"/>
       </w:r>
       <w:r>
-        <w:instrText xml:space="preserve"> HYPERLINK \l "_Toc243169300" </w:instrText>
+        <w:instrText xml:space="preserve"> HYPERLINK \l "_Toc243226889" </w:instrText>
       </w:r>
       <w:r>
         <w:fldChar w:fldCharType="separate"/>
@@ -1331,7 +1345,7 @@
         <w:fldChar w:fldCharType="begin"/>
       </w:r>
       <w:r>
-        <w:instrText xml:space="preserve"> PAGEREF _Toc243169300 \h </w:instrText>
+        <w:instrText xml:space="preserve"> PAGEREF _Toc243226889 \h </w:instrText>
       </w:r>
       <w:r>
         <w:fldChar w:fldCharType="separate"/>
@@ -1363,7 +1377,7 @@
         <w:fldChar w:fldCharType="begin"/>
       </w:r>
       <w:r>
-        <w:instrText xml:space="preserve"> HYPERLINK \l "_Toc243169301" </w:instrText>
+        <w:instrText xml:space="preserve"> HYPERLINK \l "_Toc243226890" </w:instrText>
       </w:r>
       <w:r>
         <w:fldChar w:fldCharType="separate"/>
@@ -1381,7 +1395,7 @@
         <w:fldChar w:fldCharType="begin"/>
       </w:r>
       <w:r>
-        <w:instrText xml:space="preserve"> PAGEREF _Toc243169301 \h </w:instrText>
+        <w:instrText xml:space="preserve"> PAGEREF _Toc243226890 \h </w:instrText>
       </w:r>
       <w:r>
         <w:fldChar w:fldCharType="separate"/>
@@ -1413,7 +1427,7 @@
         <w:fldChar w:fldCharType="begin"/>
       </w:r>
       <w:r>
-        <w:instrText xml:space="preserve"> HYPERLINK \l "_Toc243169302" </w:instrText>
+        <w:instrText xml:space="preserve"> HYPERLINK \l "_Toc243226891" </w:instrText>
       </w:r>
       <w:r>
         <w:fldChar w:fldCharType="separate"/>
@@ -1431,7 +1445,7 @@
         <w:fldChar w:fldCharType="begin"/>
       </w:r>
       <w:r>
-        <w:instrText xml:space="preserve"> PAGEREF _Toc243169302 \h </w:instrText>
+        <w:instrText xml:space="preserve"> PAGEREF _Toc243226891 \h </w:instrText>
       </w:r>
       <w:r>
         <w:fldChar w:fldCharType="separate"/>
@@ -1463,7 +1477,7 @@
         <w:fldChar w:fldCharType="begin"/>
       </w:r>
       <w:r>
-        <w:instrText xml:space="preserve"> HYPERLINK \l "_Toc243169303" </w:instrText>
+        <w:instrText xml:space="preserve"> HYPERLINK \l "_Toc243226892" </w:instrText>
       </w:r>
       <w:r>
         <w:fldChar w:fldCharType="separate"/>
@@ -1481,7 +1495,7 @@
         <w:fldChar w:fldCharType="begin"/>
       </w:r>
       <w:r>
-        <w:instrText xml:space="preserve"> PAGEREF _Toc243169303 \h </w:instrText>
+        <w:instrText xml:space="preserve"> PAGEREF _Toc243226892 \h </w:instrText>
       </w:r>
       <w:r>
         <w:fldChar w:fldCharType="separate"/>
@@ -1513,7 +1527,7 @@
         <w:fldChar w:fldCharType="begin"/>
       </w:r>
       <w:r>
-        <w:instrText xml:space="preserve"> HYPERLINK \l "_Toc243169304" </w:instrText>
+        <w:instrText xml:space="preserve"> HYPERLINK \l "_Toc243226893" </w:instrText>
       </w:r>
       <w:r>
         <w:fldChar w:fldCharType="separate"/>
@@ -1531,7 +1545,7 @@
         <w:fldChar w:fldCharType="begin"/>
       </w:r>
       <w:r>
-        <w:instrText xml:space="preserve"> PAGEREF _Toc243169304 \h </w:instrText>
+        <w:instrText xml:space="preserve"> PAGEREF _Toc243226893 \h </w:instrText>
       </w:r>
       <w:r>
         <w:fldChar w:fldCharType="separate"/>
@@ -1563,7 +1577,7 @@
         <w:fldChar w:fldCharType="begin"/>
       </w:r>
       <w:r>
-        <w:instrText xml:space="preserve"> HYPERLINK \l "_Toc243169305" </w:instrText>
+        <w:instrText xml:space="preserve"> HYPERLINK \l "_Toc243226894" </w:instrText>
       </w:r>
       <w:r>
         <w:fldChar w:fldCharType="separate"/>
@@ -1581,7 +1595,7 @@
         <w:fldChar w:fldCharType="begin"/>
       </w:r>
       <w:r>
-        <w:instrText xml:space="preserve"> PAGEREF _Toc243169305 \h </w:instrText>
+        <w:instrText xml:space="preserve"> PAGEREF _Toc243226894 \h </w:instrText>
       </w:r>
       <w:r>
         <w:fldChar w:fldCharType="separate"/>
@@ -1613,7 +1627,7 @@
         <w:fldChar w:fldCharType="begin"/>
       </w:r>
       <w:r>
-        <w:instrText xml:space="preserve"> HYPERLINK \l "_Toc243169306" </w:instrText>
+        <w:instrText xml:space="preserve"> HYPERLINK \l "_Toc243226895" </w:instrText>
       </w:r>
       <w:r>
         <w:fldChar w:fldCharType="separate"/>
@@ -1631,7 +1645,7 @@
         <w:fldChar w:fldCharType="begin"/>
       </w:r>
       <w:r>
-        <w:instrText xml:space="preserve"> PAGEREF _Toc243169306 \h </w:instrText>
+        <w:instrText xml:space="preserve"> PAGEREF _Toc243226895 \h </w:instrText>
       </w:r>
       <w:r>
         <w:fldChar w:fldCharType="separate"/>
@@ -1663,7 +1677,7 @@
         <w:fldChar w:fldCharType="begin"/>
       </w:r>
       <w:r>
-        <w:instrText xml:space="preserve"> HYPERLINK \l "_Toc243169307" </w:instrText>
+        <w:instrText xml:space="preserve"> HYPERLINK \l "_Toc243226896" </w:instrText>
       </w:r>
       <w:r>
         <w:fldChar w:fldCharType="separate"/>
@@ -1681,13 +1695,13 @@
         <w:fldChar w:fldCharType="begin"/>
       </w:r>
       <w:r>
-        <w:instrText xml:space="preserve"> PAGEREF _Toc243169307 \h </w:instrText>
+        <w:instrText xml:space="preserve"> PAGEREF _Toc243226896 \h </w:instrText>
       </w:r>
       <w:r>
         <w:fldChar w:fldCharType="separate"/>
       </w:r>
       <w:r>
-        <w:t>10</w:t>
+        <w:t>11</w:t>
       </w:r>
       <w:r>
         <w:fldChar w:fldCharType="end"/>
@@ -1713,7 +1727,7 @@
         <w:fldChar w:fldCharType="begin"/>
       </w:r>
       <w:r>
-        <w:instrText xml:space="preserve"> HYPERLINK \l "_Toc243169308" </w:instrText>
+        <w:instrText xml:space="preserve"> HYPERLINK \l "_Toc243226897" </w:instrText>
       </w:r>
       <w:r>
         <w:fldChar w:fldCharType="separate"/>
@@ -1731,7 +1745,7 @@
         <w:fldChar w:fldCharType="begin"/>
       </w:r>
       <w:r>
-        <w:instrText xml:space="preserve"> PAGEREF _Toc243169308 \h </w:instrText>
+        <w:instrText xml:space="preserve"> PAGEREF _Toc243226897 \h </w:instrText>
       </w:r>
       <w:r>
         <w:fldChar w:fldCharType="separate"/>
@@ -1763,7 +1777,7 @@
         <w:fldChar w:fldCharType="begin"/>
       </w:r>
       <w:r>
-        <w:instrText xml:space="preserve"> HYPERLINK \l "_Toc243169309" </w:instrText>
+        <w:instrText xml:space="preserve"> HYPERLINK \l "_Toc243226898" </w:instrText>
       </w:r>
       <w:r>
         <w:fldChar w:fldCharType="separate"/>
@@ -1781,7 +1795,7 @@
         <w:fldChar w:fldCharType="begin"/>
       </w:r>
       <w:r>
-        <w:instrText xml:space="preserve"> PAGEREF _Toc243169309 \h </w:instrText>
+        <w:instrText xml:space="preserve"> PAGEREF _Toc243226898 \h </w:instrText>
       </w:r>
       <w:r>
         <w:fldChar w:fldCharType="separate"/>
@@ -1813,7 +1827,7 @@
         <w:fldChar w:fldCharType="begin"/>
       </w:r>
       <w:r>
-        <w:instrText xml:space="preserve"> HYPERLINK \l "_Toc243169310" </w:instrText>
+        <w:instrText xml:space="preserve"> HYPERLINK \l "_Toc243226899" </w:instrText>
       </w:r>
       <w:r>
         <w:fldChar w:fldCharType="separate"/>
@@ -1831,13 +1845,13 @@
         <w:fldChar w:fldCharType="begin"/>
       </w:r>
       <w:r>
-        <w:instrText xml:space="preserve"> PAGEREF _Toc243169310 \h </w:instrText>
+        <w:instrText xml:space="preserve"> PAGEREF _Toc243226899 \h </w:instrText>
       </w:r>
       <w:r>
         <w:fldChar w:fldCharType="separate"/>
       </w:r>
       <w:r>
-        <w:t>11</w:t>
+        <w:t>12</w:t>
       </w:r>
       <w:r>
         <w:fldChar w:fldCharType="end"/>
@@ -1863,7 +1877,7 @@
         <w:fldChar w:fldCharType="begin"/>
       </w:r>
       <w:r>
-        <w:instrText xml:space="preserve"> HYPERLINK \l "_Toc243169311" </w:instrText>
+        <w:instrText xml:space="preserve"> HYPERLINK \l "_Toc243226900" </w:instrText>
       </w:r>
       <w:r>
         <w:fldChar w:fldCharType="separate"/>
@@ -1881,7 +1895,7 @@
         <w:fldChar w:fldCharType="begin"/>
       </w:r>
       <w:r>
-        <w:instrText xml:space="preserve"> PAGEREF _Toc243169311 \h </w:instrText>
+        <w:instrText xml:space="preserve"> PAGEREF _Toc243226900 \h </w:instrText>
       </w:r>
       <w:r>
         <w:fldChar w:fldCharType="separate"/>
@@ -1913,7 +1927,7 @@
         <w:fldChar w:fldCharType="begin"/>
       </w:r>
       <w:r>
-        <w:instrText xml:space="preserve"> HYPERLINK \l "_Toc243169312" </w:instrText>
+        <w:instrText xml:space="preserve"> HYPERLINK \l "_Toc243226901" </w:instrText>
       </w:r>
       <w:r>
         <w:fldChar w:fldCharType="separate"/>
@@ -1931,7 +1945,7 @@
         <w:fldChar w:fldCharType="begin"/>
       </w:r>
       <w:r>
-        <w:instrText xml:space="preserve"> PAGEREF _Toc243169312 \h </w:instrText>
+        <w:instrText xml:space="preserve"> PAGEREF _Toc243226901 \h </w:instrText>
       </w:r>
       <w:r>
         <w:fldChar w:fldCharType="separate"/>
@@ -1963,7 +1977,7 @@
         <w:fldChar w:fldCharType="begin"/>
       </w:r>
       <w:r>
-        <w:instrText xml:space="preserve"> HYPERLINK \l "_Toc243169313" </w:instrText>
+        <w:instrText xml:space="preserve"> HYPERLINK \l "_Toc243226902" </w:instrText>
       </w:r>
       <w:r>
         <w:fldChar w:fldCharType="separate"/>
@@ -1981,7 +1995,7 @@
         <w:fldChar w:fldCharType="begin"/>
       </w:r>
       <w:r>
-        <w:instrText xml:space="preserve"> PAGEREF _Toc243169313 \h </w:instrText>
+        <w:instrText xml:space="preserve"> PAGEREF _Toc243226902 \h </w:instrText>
       </w:r>
       <w:r>
         <w:fldChar w:fldCharType="separate"/>
@@ -2013,7 +2027,7 @@
         <w:fldChar w:fldCharType="begin"/>
       </w:r>
       <w:r>
-        <w:instrText xml:space="preserve"> HYPERLINK \l "_Toc243169314" </w:instrText>
+        <w:instrText xml:space="preserve"> HYPERLINK \l "_Toc243226903" </w:instrText>
       </w:r>
       <w:r>
         <w:fldChar w:fldCharType="separate"/>
@@ -2031,7 +2045,7 @@
         <w:fldChar w:fldCharType="begin"/>
       </w:r>
       <w:r>
-        <w:instrText xml:space="preserve"> PAGEREF _Toc243169314 \h </w:instrText>
+        <w:instrText xml:space="preserve"> PAGEREF _Toc243226903 \h </w:instrText>
       </w:r>
       <w:r>
         <w:fldChar w:fldCharType="separate"/>
@@ -2063,7 +2077,7 @@
         <w:fldChar w:fldCharType="begin"/>
       </w:r>
       <w:r>
-        <w:instrText xml:space="preserve"> HYPERLINK \l "_Toc243169315" </w:instrText>
+        <w:instrText xml:space="preserve"> HYPERLINK \l "_Toc243226904" </w:instrText>
       </w:r>
       <w:r>
         <w:fldChar w:fldCharType="separate"/>
@@ -2081,7 +2095,7 @@
         <w:fldChar w:fldCharType="begin"/>
       </w:r>
       <w:r>
-        <w:instrText xml:space="preserve"> PAGEREF _Toc243169315 \h </w:instrText>
+        <w:instrText xml:space="preserve"> PAGEREF _Toc243226904 \h </w:instrText>
       </w:r>
       <w:r>
         <w:fldChar w:fldCharType="separate"/>
@@ -2113,7 +2127,7 @@
         <w:fldChar w:fldCharType="begin"/>
       </w:r>
       <w:r>
-        <w:instrText xml:space="preserve"> HYPERLINK \l "_Toc243169316" </w:instrText>
+        <w:instrText xml:space="preserve"> HYPERLINK \l "_Toc243226905" </w:instrText>
       </w:r>
       <w:r>
         <w:fldChar w:fldCharType="separate"/>
@@ -2131,7 +2145,7 @@
         <w:fldChar w:fldCharType="begin"/>
       </w:r>
       <w:r>
-        <w:instrText xml:space="preserve"> PAGEREF _Toc243169316 \h </w:instrText>
+        <w:instrText xml:space="preserve"> PAGEREF _Toc243226905 \h </w:instrText>
       </w:r>
       <w:r>
         <w:fldChar w:fldCharType="separate"/>
@@ -2163,7 +2177,7 @@
         <w:fldChar w:fldCharType="begin"/>
       </w:r>
       <w:r>
-        <w:instrText xml:space="preserve"> HYPERLINK \l "_Toc243169317" </w:instrText>
+        <w:instrText xml:space="preserve"> HYPERLINK \l "_Toc243226906" </w:instrText>
       </w:r>
       <w:r>
         <w:fldChar w:fldCharType="separate"/>
@@ -2181,7 +2195,7 @@
         <w:fldChar w:fldCharType="begin"/>
       </w:r>
       <w:r>
-        <w:instrText xml:space="preserve"> PAGEREF _Toc243169317 \h </w:instrText>
+        <w:instrText xml:space="preserve"> PAGEREF _Toc243226906 \h </w:instrText>
       </w:r>
       <w:r>
         <w:fldChar w:fldCharType="separate"/>
@@ -2213,7 +2227,7 @@
         <w:fldChar w:fldCharType="begin"/>
       </w:r>
       <w:r>
-        <w:instrText xml:space="preserve"> HYPERLINK \l "_Toc243169318" </w:instrText>
+        <w:instrText xml:space="preserve"> HYPERLINK \l "_Toc243226907" </w:instrText>
       </w:r>
       <w:r>
         <w:fldChar w:fldCharType="separate"/>
@@ -2231,7 +2245,7 @@
         <w:fldChar w:fldCharType="begin"/>
       </w:r>
       <w:r>
-        <w:instrText xml:space="preserve"> PAGEREF _Toc243169318 \h </w:instrText>
+        <w:instrText xml:space="preserve"> PAGEREF _Toc243226907 \h </w:instrText>
       </w:r>
       <w:r>
         <w:fldChar w:fldCharType="separate"/>
@@ -2263,7 +2277,7 @@
         <w:fldChar w:fldCharType="begin"/>
       </w:r>
       <w:r>
-        <w:instrText xml:space="preserve"> HYPERLINK \l "_Toc243169319" </w:instrText>
+        <w:instrText xml:space="preserve"> HYPERLINK \l "_Toc243226908" </w:instrText>
       </w:r>
       <w:r>
         <w:fldChar w:fldCharType="separate"/>
@@ -2281,7 +2295,7 @@
         <w:fldChar w:fldCharType="begin"/>
       </w:r>
       <w:r>
-        <w:instrText xml:space="preserve"> PAGEREF _Toc243169319 \h </w:instrText>
+        <w:instrText xml:space="preserve"> PAGEREF _Toc243226908 \h </w:instrText>
       </w:r>
       <w:r>
         <w:fldChar w:fldCharType="separate"/>
@@ -2313,7 +2327,7 @@
         <w:fldChar w:fldCharType="begin"/>
       </w:r>
       <w:r>
-        <w:instrText xml:space="preserve"> HYPERLINK \l "_Toc243169320" </w:instrText>
+        <w:instrText xml:space="preserve"> HYPERLINK \l "_Toc243226909" </w:instrText>
       </w:r>
       <w:r>
         <w:fldChar w:fldCharType="separate"/>
@@ -2331,7 +2345,7 @@
         <w:fldChar w:fldCharType="begin"/>
       </w:r>
       <w:r>
-        <w:instrText xml:space="preserve"> PAGEREF _Toc243169320 \h </w:instrText>
+        <w:instrText xml:space="preserve"> PAGEREF _Toc243226909 \h </w:instrText>
       </w:r>
       <w:r>
         <w:fldChar w:fldCharType="separate"/>
@@ -2363,7 +2377,7 @@
         <w:fldChar w:fldCharType="begin"/>
       </w:r>
       <w:r>
-        <w:instrText xml:space="preserve"> HYPERLINK \l "_Toc243169321" </w:instrText>
+        <w:instrText xml:space="preserve"> HYPERLINK \l "_Toc243226910" </w:instrText>
       </w:r>
       <w:r>
         <w:fldChar w:fldCharType="separate"/>
@@ -2381,7 +2395,7 @@
         <w:fldChar w:fldCharType="begin"/>
       </w:r>
       <w:r>
-        <w:instrText xml:space="preserve"> PAGEREF _Toc243169321 \h </w:instrText>
+        <w:instrText xml:space="preserve"> PAGEREF _Toc243226910 \h </w:instrText>
       </w:r>
       <w:r>
         <w:fldChar w:fldCharType="separate"/>
@@ -2413,7 +2427,7 @@
         <w:fldChar w:fldCharType="begin"/>
       </w:r>
       <w:r>
-        <w:instrText xml:space="preserve"> HYPERLINK \l "_Toc243169322" </w:instrText>
+        <w:instrText xml:space="preserve"> HYPERLINK \l "_Toc243226911" </w:instrText>
       </w:r>
       <w:r>
         <w:fldChar w:fldCharType="separate"/>
@@ -2431,7 +2445,7 @@
         <w:fldChar w:fldCharType="begin"/>
       </w:r>
       <w:r>
-        <w:instrText xml:space="preserve"> PAGEREF _Toc243169322 \h </w:instrText>
+        <w:instrText xml:space="preserve"> PAGEREF _Toc243226911 \h </w:instrText>
       </w:r>
       <w:r>
         <w:fldChar w:fldCharType="separate"/>
@@ -2463,7 +2477,7 @@
         <w:fldChar w:fldCharType="begin"/>
       </w:r>
       <w:r>
-        <w:instrText xml:space="preserve"> HYPERLINK \l "_Toc243169323" </w:instrText>
+        <w:instrText xml:space="preserve"> HYPERLINK \l "_Toc243226912" </w:instrText>
       </w:r>
       <w:r>
         <w:fldChar w:fldCharType="separate"/>
@@ -2481,7 +2495,7 @@
         <w:fldChar w:fldCharType="begin"/>
       </w:r>
       <w:r>
-        <w:instrText xml:space="preserve"> PAGEREF _Toc243169323 \h </w:instrText>
+        <w:instrText xml:space="preserve"> PAGEREF _Toc243226912 \h </w:instrText>
       </w:r>
       <w:r>
         <w:fldChar w:fldCharType="separate"/>
@@ -2513,7 +2527,7 @@
         <w:fldChar w:fldCharType="begin"/>
       </w:r>
       <w:r>
-        <w:instrText xml:space="preserve"> HYPERLINK \l "_Toc243169324" </w:instrText>
+        <w:instrText xml:space="preserve"> HYPERLINK \l "_Toc243226913" </w:instrText>
       </w:r>
       <w:r>
         <w:fldChar w:fldCharType="separate"/>
@@ -2531,7 +2545,7 @@
         <w:fldChar w:fldCharType="begin"/>
       </w:r>
       <w:r>
-        <w:instrText xml:space="preserve"> PAGEREF _Toc243169324 \h </w:instrText>
+        <w:instrText xml:space="preserve"> PAGEREF _Toc243226913 \h </w:instrText>
       </w:r>
       <w:r>
         <w:fldChar w:fldCharType="separate"/>
@@ -2563,7 +2577,7 @@
         <w:fldChar w:fldCharType="begin"/>
       </w:r>
       <w:r>
-        <w:instrText xml:space="preserve"> HYPERLINK \l "_Toc243169325" </w:instrText>
+        <w:instrText xml:space="preserve"> HYPERLINK \l "_Toc243226914" </w:instrText>
       </w:r>
       <w:r>
         <w:fldChar w:fldCharType="separate"/>
@@ -2581,13 +2595,13 @@
         <w:fldChar w:fldCharType="begin"/>
       </w:r>
       <w:r>
-        <w:instrText xml:space="preserve"> PAGEREF _Toc243169325 \h </w:instrText>
+        <w:instrText xml:space="preserve"> PAGEREF _Toc243226914 \h </w:instrText>
       </w:r>
       <w:r>
         <w:fldChar w:fldCharType="separate"/>
       </w:r>
       <w:r>
-        <w:t>17</w:t>
+        <w:t>18</w:t>
       </w:r>
       <w:r>
         <w:fldChar w:fldCharType="end"/>
@@ -2613,7 +2627,7 @@
         <w:fldChar w:fldCharType="begin"/>
       </w:r>
       <w:r>
-        <w:instrText xml:space="preserve"> HYPERLINK \l "_Toc243169326" </w:instrText>
+        <w:instrText xml:space="preserve"> HYPERLINK \l "_Toc243226915" </w:instrText>
       </w:r>
       <w:r>
         <w:fldChar w:fldCharType="separate"/>
@@ -2631,13 +2645,13 @@
         <w:fldChar w:fldCharType="begin"/>
       </w:r>
       <w:r>
-        <w:instrText xml:space="preserve"> PAGEREF _Toc243169326 \h </w:instrText>
+        <w:instrText xml:space="preserve"> PAGEREF _Toc243226915 \h </w:instrText>
       </w:r>
       <w:r>
         <w:fldChar w:fldCharType="separate"/>
       </w:r>
       <w:r>
-        <w:t>17</w:t>
+        <w:t>18</w:t>
       </w:r>
       <w:r>
         <w:fldChar w:fldCharType="end"/>
@@ -2663,7 +2677,7 @@
         <w:fldChar w:fldCharType="begin"/>
       </w:r>
       <w:r>
-        <w:instrText xml:space="preserve"> HYPERLINK \l "_Toc243169327" </w:instrText>
+        <w:instrText xml:space="preserve"> HYPERLINK \l "_Toc243226916" </w:instrText>
       </w:r>
       <w:r>
         <w:fldChar w:fldCharType="separate"/>
@@ -2681,7 +2695,7 @@
         <w:fldChar w:fldCharType="begin"/>
       </w:r>
       <w:r>
-        <w:instrText xml:space="preserve"> PAGEREF _Toc243169327 \h </w:instrText>
+        <w:instrText xml:space="preserve"> PAGEREF _Toc243226916 \h </w:instrText>
       </w:r>
       <w:r>
         <w:fldChar w:fldCharType="separate"/>
@@ -2713,7 +2727,7 @@
         <w:fldChar w:fldCharType="begin"/>
       </w:r>
       <w:r>
-        <w:instrText xml:space="preserve"> HYPERLINK \l "_Toc243169328" </w:instrText>
+        <w:instrText xml:space="preserve"> HYPERLINK \l "_Toc243226917" </w:instrText>
       </w:r>
       <w:r>
         <w:fldChar w:fldCharType="separate"/>
@@ -2731,7 +2745,7 @@
         <w:fldChar w:fldCharType="begin"/>
       </w:r>
       <w:r>
-        <w:instrText xml:space="preserve"> PAGEREF _Toc243169328 \h </w:instrText>
+        <w:instrText xml:space="preserve"> PAGEREF _Toc243226917 \h </w:instrText>
       </w:r>
       <w:r>
         <w:fldChar w:fldCharType="separate"/>
@@ -2763,7 +2777,7 @@
         <w:fldChar w:fldCharType="begin"/>
       </w:r>
       <w:r>
-        <w:instrText xml:space="preserve"> HYPERLINK \l "_Toc243169329" </w:instrText>
+        <w:instrText xml:space="preserve"> HYPERLINK \l "_Toc243226918" </w:instrText>
       </w:r>
       <w:r>
         <w:fldChar w:fldCharType="separate"/>
@@ -2781,13 +2795,13 @@
         <w:fldChar w:fldCharType="begin"/>
       </w:r>
       <w:r>
-        <w:instrText xml:space="preserve"> PAGEREF _Toc243169329 \h </w:instrText>
+        <w:instrText xml:space="preserve"> PAGEREF _Toc243226918 \h </w:instrText>
       </w:r>
       <w:r>
         <w:fldChar w:fldCharType="separate"/>
       </w:r>
       <w:r>
-        <w:t>23</w:t>
+        <w:t>24</w:t>
       </w:r>
       <w:r>
         <w:fldChar w:fldCharType="end"/>
@@ -2813,7 +2827,7 @@
         <w:fldChar w:fldCharType="begin"/>
       </w:r>
       <w:r>
-        <w:instrText xml:space="preserve"> HYPERLINK \l "_Toc243169330" </w:instrText>
+        <w:instrText xml:space="preserve"> HYPERLINK \l "_Toc243226919" </w:instrText>
       </w:r>
       <w:r>
         <w:fldChar w:fldCharType="separate"/>
@@ -2831,13 +2845,13 @@
         <w:fldChar w:fldCharType="begin"/>
       </w:r>
       <w:r>
-        <w:instrText xml:space="preserve"> PAGEREF _Toc243169330 \h </w:instrText>
+        <w:instrText xml:space="preserve"> PAGEREF _Toc243226919 \h </w:instrText>
       </w:r>
       <w:r>
         <w:fldChar w:fldCharType="separate"/>
       </w:r>
       <w:r>
-        <w:t>23</w:t>
+        <w:t>24</w:t>
       </w:r>
       <w:r>
         <w:fldChar w:fldCharType="end"/>
@@ -2863,7 +2877,7 @@
         <w:fldChar w:fldCharType="begin"/>
       </w:r>
       <w:r>
-        <w:instrText xml:space="preserve"> HYPERLINK \l "_Toc243169331" </w:instrText>
+        <w:instrText xml:space="preserve"> HYPERLINK \l "_Toc243226920" </w:instrText>
       </w:r>
       <w:r>
         <w:fldChar w:fldCharType="separate"/>
@@ -2881,13 +2895,13 @@
         <w:fldChar w:fldCharType="begin"/>
       </w:r>
       <w:r>
-        <w:instrText xml:space="preserve"> PAGEREF _Toc243169331 \h </w:instrText>
+        <w:instrText xml:space="preserve"> PAGEREF _Toc243226920 \h </w:instrText>
       </w:r>
       <w:r>
         <w:fldChar w:fldCharType="separate"/>
       </w:r>
       <w:r>
-        <w:t>27</w:t>
+        <w:t>28</w:t>
       </w:r>
       <w:r>
         <w:fldChar w:fldCharType="end"/>
@@ -2913,7 +2927,7 @@
         <w:fldChar w:fldCharType="begin"/>
       </w:r>
       <w:r>
-        <w:instrText xml:space="preserve"> HYPERLINK \l "_Toc243169332" </w:instrText>
+        <w:instrText xml:space="preserve"> HYPERLINK \l "_Toc243226921" </w:instrText>
       </w:r>
       <w:r>
         <w:fldChar w:fldCharType="separate"/>
@@ -2931,13 +2945,13 @@
         <w:fldChar w:fldCharType="begin"/>
       </w:r>
       <w:r>
-        <w:instrText xml:space="preserve"> PAGEREF _Toc243169332 \h </w:instrText>
+        <w:instrText xml:space="preserve"> PAGEREF _Toc243226921 \h </w:instrText>
       </w:r>
       <w:r>
         <w:fldChar w:fldCharType="separate"/>
       </w:r>
       <w:r>
-        <w:t>28</w:t>
+        <w:t>29</w:t>
       </w:r>
       <w:r>
         <w:fldChar w:fldCharType="end"/>
@@ -2963,7 +2977,7 @@
         <w:fldChar w:fldCharType="begin"/>
       </w:r>
       <w:r>
-        <w:instrText xml:space="preserve"> HYPERLINK \l "_Toc243169333" </w:instrText>
+        <w:instrText xml:space="preserve"> HYPERLINK \l "_Toc243226922" </w:instrText>
       </w:r>
       <w:r>
         <w:fldChar w:fldCharType="separate"/>
@@ -2981,13 +2995,13 @@
         <w:fldChar w:fldCharType="begin"/>
       </w:r>
       <w:r>
-        <w:instrText xml:space="preserve"> PAGEREF _Toc243169333 \h </w:instrText>
+        <w:instrText xml:space="preserve"> PAGEREF _Toc243226922 \h </w:instrText>
       </w:r>
       <w:r>
         <w:fldChar w:fldCharType="separate"/>
       </w:r>
       <w:r>
-        <w:t>28</w:t>
+        <w:t>29</w:t>
       </w:r>
       <w:r>
         <w:fldChar w:fldCharType="end"/>
@@ -3013,7 +3027,7 @@
         <w:fldChar w:fldCharType="begin"/>
       </w:r>
       <w:r>
-        <w:instrText xml:space="preserve"> HYPERLINK \l "_Toc243169334" </w:instrText>
+        <w:instrText xml:space="preserve"> HYPERLINK \l "_Toc243226923" </w:instrText>
       </w:r>
       <w:r>
         <w:fldChar w:fldCharType="separate"/>
@@ -3031,13 +3045,13 @@
         <w:fldChar w:fldCharType="begin"/>
       </w:r>
       <w:r>
-        <w:instrText xml:space="preserve"> PAGEREF _Toc243169334 \h </w:instrText>
+        <w:instrText xml:space="preserve"> PAGEREF _Toc243226923 \h </w:instrText>
       </w:r>
       <w:r>
         <w:fldChar w:fldCharType="separate"/>
       </w:r>
       <w:r>
-        <w:t>28</w:t>
+        <w:t>29</w:t>
       </w:r>
       <w:r>
         <w:fldChar w:fldCharType="end"/>
@@ -3063,7 +3077,7 @@
         <w:fldChar w:fldCharType="begin"/>
       </w:r>
       <w:r>
-        <w:instrText xml:space="preserve"> HYPERLINK \l "_Toc243169335" </w:instrText>
+        <w:instrText xml:space="preserve"> HYPERLINK \l "_Toc243226924" </w:instrText>
       </w:r>
       <w:r>
         <w:fldChar w:fldCharType="separate"/>
@@ -3081,13 +3095,13 @@
         <w:fldChar w:fldCharType="begin"/>
       </w:r>
       <w:r>
-        <w:instrText xml:space="preserve"> PAGEREF _Toc243169335 \h </w:instrText>
+        <w:instrText xml:space="preserve"> PAGEREF _Toc243226924 \h </w:instrText>
       </w:r>
       <w:r>
         <w:fldChar w:fldCharType="separate"/>
       </w:r>
       <w:r>
-        <w:t>29</w:t>
+        <w:t>30</w:t>
       </w:r>
       <w:r>
         <w:fldChar w:fldCharType="end"/>
@@ -3113,7 +3127,7 @@
         <w:fldChar w:fldCharType="begin"/>
       </w:r>
       <w:r>
-        <w:instrText xml:space="preserve"> HYPERLINK \l "_Toc243169336" </w:instrText>
+        <w:instrText xml:space="preserve"> HYPERLINK \l "_Toc243226925" </w:instrText>
       </w:r>
       <w:r>
         <w:fldChar w:fldCharType="separate"/>
@@ -3131,13 +3145,63 @@
         <w:fldChar w:fldCharType="begin"/>
       </w:r>
       <w:r>
-        <w:instrText xml:space="preserve"> PAGEREF _Toc243169336 \h </w:instrText>
+        <w:instrText xml:space="preserve"> PAGEREF _Toc243226925 \h </w:instrText>
       </w:r>
       <w:r>
         <w:fldChar w:fldCharType="separate"/>
       </w:r>
       <w:r>
-        <w:t>29</w:t>
+        <w:t>30</w:t>
+      </w:r>
+      <w:r>
+        <w:fldChar w:fldCharType="end"/>
+      </w:r>
+      <w:r>
+        <w:fldChar w:fldCharType="end"/>
+      </w:r>
+    </w:p>
+    <w:p>
+      <w:pPr>
+        <w:pStyle w:val="20"/>
+        <w:tabs>
+          <w:tab w:val="right" w:leader="dot" w:pos="9350"/>
+        </w:tabs>
+        <w:rPr>
+          <w:rFonts w:asciiTheme="minorHAnsi" w:hAnsiTheme="minorHAnsi" w:eastAsiaTheme="minorEastAsia" w:cstheme="minorBidi"/>
+          <w:kern w:val="2"/>
+          <w:sz w:val="24"/>
+          <w14:ligatures w14:val="standardContextual"/>
+        </w:rPr>
+      </w:pPr>
+      <w:r>
+        <w:fldChar w:fldCharType="begin"/>
+      </w:r>
+      <w:r>
+        <w:instrText xml:space="preserve"> HYPERLINK \l "_Toc243226926" </w:instrText>
+      </w:r>
+      <w:r>
+        <w:fldChar w:fldCharType="separate"/>
+      </w:r>
+      <w:r>
+        <w:rPr>
+          <w:rStyle w:val="23"/>
+        </w:rPr>
+        <w:t>5.4 Preliminary Definition → WRS Coverage</w:t>
+      </w:r>
+      <w:r>
+        <w:tab/>
+      </w:r>
+      <w:r>
+        <w:fldChar w:fldCharType="begin"/>
+      </w:r>
+      <w:r>
+        <w:instrText xml:space="preserve"> PAGEREF _Toc243226926 \h </w:instrText>
+      </w:r>
+      <w:r>
+        <w:fldChar w:fldCharType="separate"/>
+      </w:r>
+      <w:r>
+        <w:t>31</w:t>
       </w:r>
       <w:r>
         <w:fldChar w:fldCharType="end"/>
@@ -3163,7 +3227,7 @@
         <w:fldChar w:fldCharType="begin"/>
       </w:r>
       <w:r>
-        <w:instrText xml:space="preserve"> HYPERLINK \l "_Toc243169337" </w:instrText>
+        <w:instrText xml:space="preserve"> HYPERLINK \l "_Toc243226927" </w:instrText>
       </w:r>
       <w:r>
         <w:fldChar w:fldCharType="separate"/>
@@ -3181,113 +3245,13 @@
         <w:fldChar w:fldCharType="begin"/>
       </w:r>
       <w:r>
-        <w:instrText xml:space="preserve"> PAGEREF _Toc243169337 \h </w:instrText>
+        <w:instrText xml:space="preserve"> PAGEREF _Toc243226927 \h </w:instrText>
       </w:r>
       <w:r>
         <w:fldChar w:fldCharType="separate"/>
       </w:r>
       <w:r>
-        <w:t>29</w:t>
-      </w:r>
-      <w:r>
-        <w:fldChar w:fldCharType="end"/>
-      </w:r>
-      <w:r>
-        <w:fldChar w:fldCharType="end"/>
-      </w:r>
-    </w:p>
-    <w:p>
-      <w:pPr>
-        <w:pStyle w:val="17"/>
-        <w:tabs>
-          <w:tab w:val="right" w:leader="dot" w:pos="9350"/>
-        </w:tabs>
-        <w:rPr>
-          <w:rFonts w:asciiTheme="minorHAnsi" w:hAnsiTheme="minorHAnsi" w:eastAsiaTheme="minorEastAsia" w:cstheme="minorBidi"/>
-          <w:kern w:val="2"/>
-          <w:sz w:val="24"/>
-          <w14:ligatures w14:val="standardContextual"/>
-        </w:rPr>
-      </w:pPr>
-      <w:r>
-        <w:fldChar w:fldCharType="begin"/>
-      </w:r>
-      <w:r>
-        <w:instrText xml:space="preserve"> HYPERLINK \l "_Toc243169338" </w:instrText>
-      </w:r>
-      <w:r>
-        <w:fldChar w:fldCharType="separate"/>
-      </w:r>
-      <w:r>
-        <w:rPr>
-          <w:rStyle w:val="23"/>
-        </w:rPr>
-        <w:t>Appendix A. Source Drafts</w:t>
-      </w:r>
-      <w:r>
-        <w:tab/>
-      </w:r>
-      <w:r>
-        <w:fldChar w:fldCharType="begin"/>
-      </w:r>
-      <w:r>
-        <w:instrText xml:space="preserve"> PAGEREF _Toc243169338 \h </w:instrText>
-      </w:r>
-      <w:r>
-        <w:fldChar w:fldCharType="separate"/>
-      </w:r>
-      <w:r>
-        <w:t>30</w:t>
-      </w:r>
-      <w:r>
-        <w:fldChar w:fldCharType="end"/>
-      </w:r>
-      <w:r>
-        <w:fldChar w:fldCharType="end"/>
-      </w:r>
-    </w:p>
-    <w:p>
-      <w:pPr>
-        <w:pStyle w:val="17"/>
-        <w:tabs>
-          <w:tab w:val="right" w:leader="dot" w:pos="9350"/>
-        </w:tabs>
-        <w:rPr>
-          <w:rFonts w:asciiTheme="minorHAnsi" w:hAnsiTheme="minorHAnsi" w:eastAsiaTheme="minorEastAsia" w:cstheme="minorBidi"/>
-          <w:kern w:val="2"/>
-          <w:sz w:val="24"/>
-          <w14:ligatures w14:val="standardContextual"/>
-        </w:rPr>
-      </w:pPr>
-      <w:r>
-        <w:fldChar w:fldCharType="begin"/>
-      </w:r>
-      <w:r>
-        <w:instrText xml:space="preserve"> HYPERLINK \l "_Toc243169339" </w:instrText>
-      </w:r>
-      <w:r>
-        <w:fldChar w:fldCharType="separate"/>
-      </w:r>
-      <w:r>
-        <w:rPr>
-          <w:rStyle w:val="23"/>
-        </w:rPr>
-        <w:t>Appendix B. Reconciliation Log (Before → After)</w:t>
-      </w:r>
-      <w:r>
-        <w:tab/>
-      </w:r>
-      <w:r>
-        <w:fldChar w:fldCharType="begin"/>
-      </w:r>
-      <w:r>
-        <w:instrText xml:space="preserve"> PAGEREF _Toc243169339 \h </w:instrText>
-      </w:r>
-      <w:r>
-        <w:fldChar w:fldCharType="separate"/>
-      </w:r>
-      <w:r>
-        <w:t>30</w:t>
+        <w:t>31</w:t>
       </w:r>
       <w:r>
         <w:fldChar w:fldCharType="end"/>
@@ -3310,7 +3274,7 @@
       <w:pPr>
         <w:pStyle w:val="2"/>
       </w:pPr>
-      <w:bookmarkStart w:id="0" w:name="_Toc243169284"/>
+      <w:bookmarkStart w:id="0" w:name="_Toc243226873"/>
       <w:bookmarkStart w:id="1" w:name="b.-revision-history"/>
       <w:r>
         <w:t>B. Revision History</w:t>
@@ -4106,13 +4070,102 @@
           </w:p>
         </w:tc>
       </w:tr>
+      <w:tr>
+        <w:tblPrEx>
+          <w:tblBorders>
+            <w:top w:val="single" w:color="A6A6A6" w:sz="4" w:space="0"/>
+            <w:left w:val="single" w:color="A6A6A6" w:sz="4" w:space="0"/>
+            <w:bottom w:val="single" w:color="A6A6A6" w:sz="4" w:space="0"/>
+            <w:right w:val="single" w:color="A6A6A6" w:sz="4" w:space="0"/>
+            <w:insideH w:val="single" w:color="A6A6A6" w:sz="4" w:space="0"/>
+            <w:insideV w:val="single" w:color="A6A6A6" w:sz="4" w:space="0"/>
+          </w:tblBorders>
+          <w:tblCellMar>
+            <w:top w:w="0" w:type="dxa"/>
+            <w:left w:w="108" w:type="dxa"/>
+            <w:bottom w:w="0" w:type="dxa"/>
+            <w:right w:w="108" w:type="dxa"/>
+          </w:tblCellMar>
+        </w:tblPrEx>
+        <w:trPr>
+          <w:cantSplit/>
+        </w:trPr>
+        <w:tc>
+          <w:tcPr>
+            <w:tcW w:w="1950" w:type="dxa"/>
+          </w:tcPr>
+          <w:p>
+            <w:pPr>
+              <w:pStyle w:val="27"/>
+              <w:spacing w:before="20" w:after="20"/>
+            </w:pPr>
+            <w:r>
+              <w:rPr>
+                <w:sz w:val="19"/>
+              </w:rPr>
+              <w:t>2026-10-18</w:t>
+            </w:r>
+          </w:p>
+        </w:tc>
+        <w:tc>
+          <w:tcPr>
+            <w:tcW w:w="1365" w:type="dxa"/>
+          </w:tcPr>
+          <w:p>
+            <w:pPr>
+              <w:pStyle w:val="27"/>
+              <w:spacing w:before="20" w:after="20"/>
+            </w:pPr>
+            <w:r>
+              <w:rPr>
+                <w:sz w:val="19"/>
+              </w:rPr>
+              <w:t>1.1</w:t>
+            </w:r>
+          </w:p>
+        </w:tc>
+        <w:tc>
+          <w:tcPr>
+            <w:tcW w:w="3510" w:type="dxa"/>
+          </w:tcPr>
+          <w:p>
+            <w:pPr>
+              <w:pStyle w:val="27"/>
+              <w:spacing w:before="20" w:after="20"/>
+            </w:pPr>
+            <w:r>
+              <w:rPr>
+                <w:sz w:val="19"/>
+              </w:rPr>
+              <w:t>Merged additions from Justus Jones’s independent §3 draft: priorities for all requirements, acceptance criteria for NFR1–NFR7, FS1.3–FS1.4, FS3.6, FS8.2–FS8.3, FS10.7, and §5.4 Preliminary Definition coverage. Roles updated (§C.1)</w:t>
+            </w:r>
+          </w:p>
+        </w:tc>
+        <w:tc>
+          <w:tcPr>
+            <w:tcW w:w="2535" w:type="dxa"/>
+          </w:tcPr>
+          <w:p>
+            <w:pPr>
+              <w:pStyle w:val="27"/>
+              <w:spacing w:before="20" w:after="20"/>
+            </w:pPr>
+            <w:r>
+              <w:rPr>
+                <w:sz w:val="19"/>
+              </w:rPr>
+              <w:t>Zichuo Wang (from Justus Jones’s draft)</w:t>
+            </w:r>
+          </w:p>
+        </w:tc>
+      </w:tr>
       <w:bookmarkEnd w:id="1"/>
     </w:tbl>
     <w:p>
       <w:pPr>
         <w:pStyle w:val="2"/>
       </w:pPr>
-      <w:bookmarkStart w:id="2" w:name="_Toc243169285"/>
+      <w:bookmarkStart w:id="2" w:name="_Toc243226874"/>
       <w:bookmarkStart w:id="3" w:name="c.-process"/>
       <w:r>
         <w:t>C. Process</w:t>
@@ -4123,7 +4176,7 @@
       <w:pPr>
         <w:pStyle w:val="4"/>
       </w:pPr>
-      <w:bookmarkStart w:id="4" w:name="_Toc243169286"/>
+      <w:bookmarkStart w:id="4" w:name="_Toc243226875"/>
       <w:bookmarkStart w:id="5" w:name="c.1-team-organization"/>
       <w:r>
         <w:t>C.1 Team organization</w:t>
@@ -4478,10 +4531,82 @@
               <w:rPr>
                 <w:sz w:val="19"/>
               </w:rPr>
+              <w:t>Justus Jones</w:t>
+            </w:r>
+          </w:p>
+        </w:tc>
+        <w:tc>
+          <w:tcPr>
+            <w:tcW w:w="3009" w:type="dxa"/>
+          </w:tcPr>
+          <w:p>
+            <w:pPr>
+              <w:pStyle w:val="27"/>
+              <w:spacing w:before="20" w:after="20"/>
+            </w:pPr>
+            <w:r>
+              <w:rPr>
+                <w:sz w:val="19"/>
+              </w:rPr>
               <w:t>Zichuo Wang</w:t>
             </w:r>
           </w:p>
         </w:tc>
+      </w:tr>
+      <w:tr>
+        <w:tblPrEx>
+          <w:tblBorders>
+            <w:top w:val="single" w:color="A6A6A6" w:sz="4" w:space="0"/>
+            <w:left w:val="single" w:color="A6A6A6" w:sz="4" w:space="0"/>
+            <w:bottom w:val="single" w:color="A6A6A6" w:sz="4" w:space="0"/>
+            <w:right w:val="single" w:color="A6A6A6" w:sz="4" w:space="0"/>
+            <w:insideH w:val="single" w:color="A6A6A6" w:sz="4" w:space="0"/>
+            <w:insideV w:val="single" w:color="A6A6A6" w:sz="4" w:space="0"/>
+          </w:tblBorders>
+          <w:tblCellMar>
+            <w:top w:w="0" w:type="dxa"/>
+            <w:left w:w="108" w:type="dxa"/>
+            <w:bottom w:w="0" w:type="dxa"/>
+            <w:right w:w="108" w:type="dxa"/>
+          </w:tblCellMar>
+        </w:tblPrEx>
+        <w:trPr>
+          <w:cantSplit/>
+        </w:trPr>
+        <w:tc>
+          <w:tcPr>
+            <w:tcW w:w="4346" w:type="dxa"/>
+          </w:tcPr>
+          <w:p>
+            <w:pPr>
+              <w:pStyle w:val="27"/>
+              <w:spacing w:before="20" w:after="20"/>
+            </w:pPr>
+            <w:r>
+              <w:rPr>
+                <w:sz w:val="19"/>
+              </w:rPr>
+              <w:t>Prototype mock-up and User Manual</w:t>
+            </w:r>
+          </w:p>
+        </w:tc>
+        <w:tc>
+          <w:tcPr>
+            <w:tcW w:w="2006" w:type="dxa"/>
+          </w:tcPr>
+          <w:p>
+            <w:pPr>
+              <w:pStyle w:val="27"/>
+              <w:spacing w:before="20" w:after="20"/>
+            </w:pPr>
+            <w:r>
+              <w:rPr>
+                <w:sz w:val="19"/>
+              </w:rPr>
+              <w:t>Young Kim</w:t>
+            </w:r>
+          </w:p>
+        </w:tc>
         <w:tc>
           <w:tcPr>
             <w:tcW w:w="3009" w:type="dxa"/>
@@ -4495,151 +4620,79 @@
               <w:rPr>
                 <w:sz w:val="19"/>
               </w:rPr>
+              <w:t>Zichuo Wang</w:t>
+            </w:r>
+          </w:p>
+        </w:tc>
+      </w:tr>
+      <w:tr>
+        <w:tblPrEx>
+          <w:tblBorders>
+            <w:top w:val="single" w:color="A6A6A6" w:sz="4" w:space="0"/>
+            <w:left w:val="single" w:color="A6A6A6" w:sz="4" w:space="0"/>
+            <w:bottom w:val="single" w:color="A6A6A6" w:sz="4" w:space="0"/>
+            <w:right w:val="single" w:color="A6A6A6" w:sz="4" w:space="0"/>
+            <w:insideH w:val="single" w:color="A6A6A6" w:sz="4" w:space="0"/>
+            <w:insideV w:val="single" w:color="A6A6A6" w:sz="4" w:space="0"/>
+          </w:tblBorders>
+          <w:tblCellMar>
+            <w:top w:w="0" w:type="dxa"/>
+            <w:left w:w="108" w:type="dxa"/>
+            <w:bottom w:w="0" w:type="dxa"/>
+            <w:right w:w="108" w:type="dxa"/>
+          </w:tblCellMar>
+        </w:tblPrEx>
+        <w:trPr>
+          <w:cantSplit/>
+        </w:trPr>
+        <w:tc>
+          <w:tcPr>
+            <w:tcW w:w="4346" w:type="dxa"/>
+          </w:tcPr>
+          <w:p>
+            <w:pPr>
+              <w:pStyle w:val="27"/>
+              <w:spacing w:before="20" w:after="20"/>
+            </w:pPr>
+            <w:r>
+              <w:rPr>
+                <w:sz w:val="19"/>
+              </w:rPr>
+              <w:t>Project Plan</w:t>
+            </w:r>
+          </w:p>
+        </w:tc>
+        <w:tc>
+          <w:tcPr>
+            <w:tcW w:w="2006" w:type="dxa"/>
+          </w:tcPr>
+          <w:p>
+            <w:pPr>
+              <w:pStyle w:val="27"/>
+              <w:spacing w:before="20" w:after="20"/>
+            </w:pPr>
+            <w:r>
+              <w:rPr>
+                <w:sz w:val="19"/>
+              </w:rPr>
+              <w:t>Zichuo Wang</w:t>
+            </w:r>
+          </w:p>
+        </w:tc>
+        <w:tc>
+          <w:tcPr>
+            <w:tcW w:w="3009" w:type="dxa"/>
+          </w:tcPr>
+          <w:p>
+            <w:pPr>
+              <w:pStyle w:val="27"/>
+              <w:spacing w:before="20" w:after="20"/>
+            </w:pPr>
+            <w:r>
+              <w:rPr>
+                <w:sz w:val="19"/>
+              </w:rPr>
               <w:t>Young Kim</w:t>
-            </w:r>
-          </w:p>
-        </w:tc>
-      </w:tr>
-      <w:tr>
-        <w:tblPrEx>
-          <w:tblBorders>
-            <w:top w:val="single" w:color="A6A6A6" w:sz="4" w:space="0"/>
-            <w:left w:val="single" w:color="A6A6A6" w:sz="4" w:space="0"/>
-            <w:bottom w:val="single" w:color="A6A6A6" w:sz="4" w:space="0"/>
-            <w:right w:val="single" w:color="A6A6A6" w:sz="4" w:space="0"/>
-            <w:insideH w:val="single" w:color="A6A6A6" w:sz="4" w:space="0"/>
-            <w:insideV w:val="single" w:color="A6A6A6" w:sz="4" w:space="0"/>
-          </w:tblBorders>
-          <w:tblCellMar>
-            <w:top w:w="0" w:type="dxa"/>
-            <w:left w:w="108" w:type="dxa"/>
-            <w:bottom w:w="0" w:type="dxa"/>
-            <w:right w:w="108" w:type="dxa"/>
-          </w:tblCellMar>
-        </w:tblPrEx>
-        <w:trPr>
-          <w:cantSplit/>
-        </w:trPr>
-        <w:tc>
-          <w:tcPr>
-            <w:tcW w:w="4346" w:type="dxa"/>
-          </w:tcPr>
-          <w:p>
-            <w:pPr>
-              <w:pStyle w:val="27"/>
-              <w:spacing w:before="20" w:after="20"/>
-            </w:pPr>
-            <w:r>
-              <w:rPr>
-                <w:sz w:val="19"/>
-              </w:rPr>
-              <w:t>Prototype mock-up and User Manual</w:t>
-            </w:r>
-          </w:p>
-        </w:tc>
-        <w:tc>
-          <w:tcPr>
-            <w:tcW w:w="2006" w:type="dxa"/>
-          </w:tcPr>
-          <w:p>
-            <w:pPr>
-              <w:pStyle w:val="27"/>
-              <w:spacing w:before="20" w:after="20"/>
-            </w:pPr>
-            <w:r>
-              <w:rPr>
-                <w:sz w:val="19"/>
-              </w:rPr>
-              <w:t>Young Kim</w:t>
-            </w:r>
-          </w:p>
-        </w:tc>
-        <w:tc>
-          <w:tcPr>
-            <w:tcW w:w="3009" w:type="dxa"/>
-          </w:tcPr>
-          <w:p>
-            <w:pPr>
-              <w:pStyle w:val="27"/>
-              <w:spacing w:before="20" w:after="20"/>
-            </w:pPr>
-            <w:r>
-              <w:rPr>
-                <w:sz w:val="19"/>
-              </w:rPr>
-              <w:t>Zichuo Wang</w:t>
-            </w:r>
-          </w:p>
-        </w:tc>
-      </w:tr>
-      <w:tr>
-        <w:tblPrEx>
-          <w:tblBorders>
-            <w:top w:val="single" w:color="A6A6A6" w:sz="4" w:space="0"/>
-            <w:left w:val="single" w:color="A6A6A6" w:sz="4" w:space="0"/>
-            <w:bottom w:val="single" w:color="A6A6A6" w:sz="4" w:space="0"/>
-            <w:right w:val="single" w:color="A6A6A6" w:sz="4" w:space="0"/>
-            <w:insideH w:val="single" w:color="A6A6A6" w:sz="4" w:space="0"/>
-            <w:insideV w:val="single" w:color="A6A6A6" w:sz="4" w:space="0"/>
-          </w:tblBorders>
-          <w:tblCellMar>
-            <w:top w:w="0" w:type="dxa"/>
-            <w:left w:w="108" w:type="dxa"/>
-            <w:bottom w:w="0" w:type="dxa"/>
-            <w:right w:w="108" w:type="dxa"/>
-          </w:tblCellMar>
-        </w:tblPrEx>
-        <w:trPr>
-          <w:cantSplit/>
-        </w:trPr>
-        <w:tc>
-          <w:tcPr>
-            <w:tcW w:w="4346" w:type="dxa"/>
-          </w:tcPr>
-          <w:p>
-            <w:pPr>
-              <w:pStyle w:val="27"/>
-              <w:spacing w:before="20" w:after="20"/>
-            </w:pPr>
-            <w:r>
-              <w:rPr>
-                <w:sz w:val="19"/>
-              </w:rPr>
-              <w:t>Project Plan</w:t>
-            </w:r>
-          </w:p>
-        </w:tc>
-        <w:tc>
-          <w:tcPr>
-            <w:tcW w:w="2006" w:type="dxa"/>
-          </w:tcPr>
-          <w:p>
-            <w:pPr>
-              <w:pStyle w:val="27"/>
-              <w:spacing w:before="20" w:after="20"/>
-            </w:pPr>
-            <w:r>
-              <w:rPr>
-                <w:sz w:val="19"/>
-              </w:rPr>
-              <w:t>Zichuo Wang</w:t>
-            </w:r>
-          </w:p>
-        </w:tc>
-        <w:tc>
-          <w:tcPr>
-            <w:tcW w:w="3009" w:type="dxa"/>
-          </w:tcPr>
-          <w:p>
-            <w:pPr>
-              <w:pStyle w:val="27"/>
-              <w:spacing w:before="20" w:after="20"/>
-            </w:pPr>
-            <w:r>
-              <w:rPr>
-                <w:sz w:val="19"/>
-              </w:rPr>
-              <w:t>James Zuniga</w:t>
             </w:r>
           </w:p>
         </w:tc>
@@ -4726,10 +4779,13 @@
           <w:b/>
           <w:bCs/>
         </w:rPr>
-        <w:t>Change from the preliminary plan.</w:t>
-      </w:r>
-      <w:r>
-        <w:t xml:space="preserve"> The preliminary plan made Justus Jones the owner of WRS §3 and the co-author of WRS §2. He did not report progress or deliver work for this submission, so Zichuo Wang took over §3 (with Young Kim as co-author) and James Zuniga became the §2 co-author. Justus Jones remains a member of Team EV.</w:t>
+        <w:t>Changes from the preliminary plan.</w:t>
+      </w:r>
+      <w:r>
+        <w:rPr>
+          <w:bCs/>
+        </w:rPr>
+        <w:t xml:space="preserve"> James Zuniga replaced Justus Jones as the WRS §2 co-author, Zichuo Wang replaced Young Kim as the WRS §3 co-author, and Young Kim replaced James Zuniga as the Project Plan co-author. Justus Jones, the WRS §3 owner, did not reply to the team during the final week, so Zichuo Wang completed §3 for the document assembled on Oct 17. Justus then wrote an independent §3 draft from WRS §2 (WRS-Section3-Updated.md, Oct 18). The team checked it against the slides, the prototype, and the manual, and merged its additions into this version: a priority for every requirement, acceptance criteria for the non-functional requirements, error handling in FR1, FR3, FR8, and FR10, and the Preliminary Definition coverage table (§5.4). Parts that conflicted with the recorded scenarios or the prototype were not adopted.</w:t>
       </w:r>
     </w:p>
     <w:bookmarkEnd w:id="5"/>
@@ -4737,7 +4793,7 @@
       <w:pPr>
         <w:pStyle w:val="4"/>
       </w:pPr>
-      <w:bookmarkStart w:id="6" w:name="_Toc243169287"/>
+      <w:bookmarkStart w:id="6" w:name="_Toc243226876"/>
       <w:bookmarkStart w:id="7" w:name="c.2-meetings-and-communication"/>
       <w:r>
         <w:t>C.2 Meetings and communication</w:t>
@@ -4816,17 +4872,7 @@
         <w:t>GitHub repository</w:t>
       </w:r>
       <w:r>
-        <w:t xml:space="preserve"> holds the working drafts</w:t>
-      </w:r>
-      <w:r>
-        <w:rPr>
-          <w:rFonts w:hint="default"/>
-          <w:lang w:val="en-US"/>
-        </w:rPr>
-        <w:t xml:space="preserve"> and the </w:t>
-      </w:r>
-      <w:r>
-        <w:t>submitted versions.</w:t>
+        <w:t xml:space="preserve"> holds the working drafts and the submitted versions.</w:t>
       </w:r>
     </w:p>
     <w:bookmarkEnd w:id="7"/>
@@ -4834,7 +4880,7 @@
       <w:pPr>
         <w:pStyle w:val="4"/>
       </w:pPr>
-      <w:bookmarkStart w:id="8" w:name="_Toc243169288"/>
+      <w:bookmarkStart w:id="8" w:name="_Toc243226877"/>
       <w:bookmarkStart w:id="9" w:name="c.3-inputs"/>
       <w:r>
         <w:t>C.3 Inputs</w:t>
@@ -4918,7 +4964,7 @@
       <w:pPr>
         <w:pStyle w:val="4"/>
       </w:pPr>
-      <w:bookmarkStart w:id="10" w:name="_Toc243169289"/>
+      <w:bookmarkStart w:id="10" w:name="_Toc243226878"/>
       <w:bookmarkStart w:id="11" w:name="c.4-activities"/>
       <w:r>
         <w:t>C.4 Activities</w:t>
@@ -5325,7 +5371,7 @@
               <w:rPr>
                 <w:sz w:val="19"/>
               </w:rPr>
-              <w:t>Drafts were reviewed against the Requirements Review Checklist and checked for consistency across the WRS, the slides, the prototype, and the manual before submission. Where they disagreed, the recorded slides were treated as fixed and the WRS was aligned to them; the prototype and manual were then aligned to the WRS (Appendix B).</w:t>
+              <w:t>Drafts were reviewed against the Requirements Review Checklist and checked for consistency across the WRS, the slides, the prototype, and the manual before submission. Where they disagreed, the recorded slides were treated as fixed and the WRS was aligned to them; the prototype and manual were then aligned to the WRS.</w:t>
             </w:r>
           </w:p>
         </w:tc>
@@ -5353,7 +5399,7 @@
       <w:pPr>
         <w:pStyle w:val="4"/>
       </w:pPr>
-      <w:bookmarkStart w:id="12" w:name="_Toc243169290"/>
+      <w:bookmarkStart w:id="12" w:name="_Toc243226879"/>
       <w:bookmarkStart w:id="13" w:name="c.5-resources-and-tools"/>
       <w:r>
         <w:t>C.5 Resources and tools</w:t>
@@ -5374,7 +5420,7 @@
       <w:pPr>
         <w:pStyle w:val="2"/>
       </w:pPr>
-      <w:bookmarkStart w:id="14" w:name="_Toc243169291"/>
+      <w:bookmarkStart w:id="14" w:name="_Toc243226880"/>
       <w:bookmarkStart w:id="15" w:name="introduction"/>
       <w:r>
         <w:t>1. Introduction</w:t>
@@ -5385,7 +5431,7 @@
       <w:pPr>
         <w:pStyle w:val="4"/>
       </w:pPr>
-      <w:bookmarkStart w:id="16" w:name="_Toc243169292"/>
+      <w:bookmarkStart w:id="16" w:name="_Toc243226881"/>
       <w:bookmarkStart w:id="17" w:name="purpose"/>
       <w:r>
         <w:t>1.1 Purpose</w:t>
@@ -5413,7 +5459,7 @@
       <w:pPr>
         <w:pStyle w:val="4"/>
       </w:pPr>
-      <w:bookmarkStart w:id="18" w:name="_Toc243169293"/>
+      <w:bookmarkStart w:id="18" w:name="_Toc243226882"/>
       <w:bookmarkStart w:id="19" w:name="scope"/>
       <w:r>
         <w:t>1.2 Scope</w:t>
@@ -5627,7 +5673,7 @@
       <w:pPr>
         <w:pStyle w:val="4"/>
       </w:pPr>
-      <w:bookmarkStart w:id="20" w:name="_Toc243169294"/>
+      <w:bookmarkStart w:id="20" w:name="_Toc243226883"/>
       <w:bookmarkStart w:id="21" w:name="objectives-and-success-criteria"/>
       <w:r>
         <w:t>1.3 Objectives and Success Criteria</w:t>
@@ -5763,7 +5809,7 @@
       <w:pPr>
         <w:pStyle w:val="4"/>
       </w:pPr>
-      <w:bookmarkStart w:id="22" w:name="_Toc243169295"/>
+      <w:bookmarkStart w:id="22" w:name="_Toc243226884"/>
       <w:bookmarkStart w:id="23" w:name="definitions-acronyms-and-abbreviations"/>
       <w:r>
         <w:t>1.4 Definitions, Acronyms, and Abbreviations</w:t>
@@ -6617,6 +6663,61 @@
               <w:rPr>
                 <w:sz w:val="19"/>
               </w:rPr>
+              <w:t>Priority</w:t>
+            </w:r>
+          </w:p>
+        </w:tc>
+        <w:tc>
+          <w:tcPr>
+            <w:tcW w:w="6434" w:type="dxa"/>
+          </w:tcPr>
+          <w:p>
+            <w:pPr>
+              <w:pStyle w:val="27"/>
+              <w:spacing w:before="20" w:after="20"/>
+            </w:pPr>
+            <w:r>
+              <w:rPr>
+                <w:sz w:val="19"/>
+              </w:rPr>
+              <w:t>How much a requirement matters: High is needed for a user to complete a trip safely, Medium improves it, Low can wait for Phase II.</w:t>
+            </w:r>
+          </w:p>
+        </w:tc>
+      </w:tr>
+      <w:tr>
+        <w:tblPrEx>
+          <w:tblBorders>
+            <w:top w:val="single" w:color="A6A6A6" w:sz="4" w:space="0"/>
+            <w:left w:val="single" w:color="A6A6A6" w:sz="4" w:space="0"/>
+            <w:bottom w:val="single" w:color="A6A6A6" w:sz="4" w:space="0"/>
+            <w:right w:val="single" w:color="A6A6A6" w:sz="4" w:space="0"/>
+            <w:insideH w:val="single" w:color="A6A6A6" w:sz="4" w:space="0"/>
+            <w:insideV w:val="single" w:color="A6A6A6" w:sz="4" w:space="0"/>
+          </w:tblBorders>
+          <w:tblCellMar>
+            <w:top w:w="0" w:type="dxa"/>
+            <w:left w:w="108" w:type="dxa"/>
+            <w:bottom w:w="0" w:type="dxa"/>
+            <w:right w:w="108" w:type="dxa"/>
+          </w:tblCellMar>
+        </w:tblPrEx>
+        <w:trPr>
+          <w:cantSplit/>
+        </w:trPr>
+        <w:tc>
+          <w:tcPr>
+            <w:tcW w:w="2926" w:type="dxa"/>
+          </w:tcPr>
+          <w:p>
+            <w:pPr>
+              <w:pStyle w:val="27"/>
+              <w:spacing w:before="20" w:after="20"/>
+            </w:pPr>
+            <w:r>
+              <w:rPr>
+                <w:sz w:val="19"/>
+              </w:rPr>
               <w:t>DI / FRI / NFRI</w:t>
             </w:r>
           </w:p>
@@ -6920,7 +7021,7 @@
       <w:pPr>
         <w:pStyle w:val="4"/>
       </w:pPr>
-      <w:bookmarkStart w:id="24" w:name="_Toc243169296"/>
+      <w:bookmarkStart w:id="24" w:name="_Toc243226885"/>
       <w:bookmarkStart w:id="25" w:name="overview"/>
       <w:r>
         <w:t>1.5 Overview</w:t>
@@ -7000,7 +7101,7 @@
         <w:t>§5 Traceability:</w:t>
       </w:r>
       <w:r>
-        <w:t xml:space="preserve"> summary matrices linking Problems → Goals → Objectives → Requirements → Issues → Scenarios → Prototype screens.</w:t>
+        <w:t xml:space="preserve"> summary matrices linking Problems → Goals → Objectives → Requirements → Issues → Scenarios → Prototype screens. §5.4 maps every statement of the Preliminary Definition to the WRS.</w:t>
       </w:r>
     </w:p>
     <w:p>
@@ -7008,7 +7109,7 @@
         <w:pStyle w:val="26"/>
       </w:pPr>
       <w:r>
-        <w:t>The References list the course materials, and the Appendix records the source drafts and the changes made when the work products were reconciled.</w:t>
+        <w:t>The References list the course materials and the team’s other Phase I work products.</w:t>
       </w:r>
     </w:p>
     <w:bookmarkEnd w:id="15"/>
@@ -7017,7 +7118,7 @@
       <w:pPr>
         <w:pStyle w:val="2"/>
       </w:pPr>
-      <w:bookmarkStart w:id="26" w:name="_Toc243169297"/>
+      <w:bookmarkStart w:id="26" w:name="_Toc243226886"/>
       <w:bookmarkStart w:id="27" w:name="X8202f40ed239b177649f75dff717934c28bb193"/>
       <w:r>
         <w:t>2. Issues with the Preliminary Definition Given</w:t>
@@ -7028,7 +7129,7 @@
       <w:pPr>
         <w:pStyle w:val="4"/>
       </w:pPr>
-      <w:bookmarkStart w:id="28" w:name="_Toc243169298"/>
+      <w:bookmarkStart w:id="28" w:name="_Toc243226887"/>
       <w:bookmarkStart w:id="29" w:name="X985f02b3335d15277d570d6abd799d8bf4343e1"/>
       <w:r>
         <w:t>2.1 Issues with “Domain, Stakeholders, Functional and Non-Functional Objectives”</w:t>
@@ -7039,7 +7140,7 @@
       <w:pPr>
         <w:pStyle w:val="5"/>
       </w:pPr>
-      <w:bookmarkStart w:id="30" w:name="_Toc243169299"/>
+      <w:bookmarkStart w:id="30" w:name="_Toc243226888"/>
       <w:bookmarkStart w:id="31" w:name="di1-stakeholder-roles"/>
       <w:r>
         <w:t>2.1.1 DI1: Stakeholder roles</w:t>
@@ -7081,6 +7182,12 @@
             <w:insideH w:val="single" w:color="A6A6A6" w:sz="4" w:space="0"/>
             <w:insideV w:val="single" w:color="A6A6A6" w:sz="4" w:space="0"/>
           </w:tblBorders>
+          <w:tblCellMar>
+            <w:top w:w="0" w:type="dxa"/>
+            <w:left w:w="108" w:type="dxa"/>
+            <w:bottom w:w="0" w:type="dxa"/>
+            <w:right w:w="108" w:type="dxa"/>
+          </w:tblCellMar>
         </w:tblPrEx>
         <w:trPr>
           <w:cantSplit/>
@@ -7088,7 +7195,12 @@
         <w:tc>
           <w:tcPr>
             <w:tcW w:w="2160" w:type="dxa"/>
+            <w:tcBorders>
+              <w:bottom w:val="single" w:color="auto" w:sz="0" w:space="0"/>
+              <w:insideH w:val="single" w:sz="0" w:space="0"/>
+            </w:tcBorders>
             <w:shd w:val="clear" w:color="auto" w:fill="E8EEF5"/>
+            <w:vAlign w:val="bottom"/>
           </w:tcPr>
           <w:p>
             <w:pPr>
@@ -7107,6 +7219,11 @@
         <w:tc>
           <w:tcPr>
             <w:tcW w:w="7200" w:type="dxa"/>
+            <w:tcBorders>
+              <w:bottom w:val="single" w:color="auto" w:sz="0" w:space="0"/>
+              <w:insideH w:val="single" w:sz="0" w:space="0"/>
+            </w:tcBorders>
+            <w:vAlign w:val="bottom"/>
           </w:tcPr>
           <w:p>
             <w:pPr>
@@ -7527,7 +7644,7 @@
       <w:pPr>
         <w:pStyle w:val="5"/>
       </w:pPr>
-      <w:bookmarkStart w:id="32" w:name="_Toc243169300"/>
+      <w:bookmarkStart w:id="32" w:name="_Toc243226889"/>
       <w:bookmarkStart w:id="33" w:name="di2-connected-buildings"/>
       <w:r>
         <w:t>2.1.2 DI2: Connected buildings</w:t>
@@ -7582,7 +7699,12 @@
         <w:tc>
           <w:tcPr>
             <w:tcW w:w="2160" w:type="dxa"/>
+            <w:tcBorders>
+              <w:bottom w:val="single" w:color="auto" w:sz="0" w:space="0"/>
+              <w:insideH w:val="single" w:sz="0" w:space="0"/>
+            </w:tcBorders>
             <w:shd w:val="clear" w:color="auto" w:fill="E8EEF5"/>
+            <w:vAlign w:val="bottom"/>
           </w:tcPr>
           <w:p>
             <w:pPr>
@@ -7601,6 +7723,11 @@
         <w:tc>
           <w:tcPr>
             <w:tcW w:w="7200" w:type="dxa"/>
+            <w:tcBorders>
+              <w:bottom w:val="single" w:color="auto" w:sz="0" w:space="0"/>
+              <w:insideH w:val="single" w:sz="0" w:space="0"/>
+            </w:tcBorders>
+            <w:vAlign w:val="bottom"/>
           </w:tcPr>
           <w:p>
             <w:pPr>
@@ -8092,7 +8219,7 @@
       <w:pPr>
         <w:pStyle w:val="5"/>
       </w:pPr>
-      <w:bookmarkStart w:id="34" w:name="_Toc243169301"/>
+      <w:bookmarkStart w:id="34" w:name="_Toc243226890"/>
       <w:bookmarkStart w:id="35" w:name="di3-destinations-inside-shared-spaces"/>
       <w:r>
         <w:t>2.1.3 DI3: Destinations inside shared spaces</w:t>
@@ -8147,7 +8274,12 @@
         <w:tc>
           <w:tcPr>
             <w:tcW w:w="2160" w:type="dxa"/>
+            <w:tcBorders>
+              <w:bottom w:val="single" w:color="auto" w:sz="0" w:space="0"/>
+              <w:insideH w:val="single" w:sz="0" w:space="0"/>
+            </w:tcBorders>
             <w:shd w:val="clear" w:color="auto" w:fill="E8EEF5"/>
+            <w:vAlign w:val="bottom"/>
           </w:tcPr>
           <w:p>
             <w:pPr>
@@ -8166,6 +8298,11 @@
         <w:tc>
           <w:tcPr>
             <w:tcW w:w="7200" w:type="dxa"/>
+            <w:tcBorders>
+              <w:bottom w:val="single" w:color="auto" w:sz="0" w:space="0"/>
+              <w:insideH w:val="single" w:sz="0" w:space="0"/>
+            </w:tcBorders>
+            <w:vAlign w:val="bottom"/>
           </w:tcPr>
           <w:p>
             <w:pPr>
@@ -8614,7 +8751,7 @@
       <w:pPr>
         <w:pStyle w:val="5"/>
       </w:pPr>
-      <w:bookmarkStart w:id="36" w:name="_Toc243169302"/>
+      <w:bookmarkStart w:id="36" w:name="_Toc243226891"/>
       <w:bookmarkStart w:id="37" w:name="di4-navigating-between-floors"/>
       <w:r>
         <w:t>2.1.4 DI4: Navigating between floors</w:t>
@@ -8669,7 +8806,12 @@
         <w:tc>
           <w:tcPr>
             <w:tcW w:w="2160" w:type="dxa"/>
+            <w:tcBorders>
+              <w:bottom w:val="single" w:color="auto" w:sz="0" w:space="0"/>
+              <w:insideH w:val="single" w:sz="0" w:space="0"/>
+            </w:tcBorders>
             <w:shd w:val="clear" w:color="auto" w:fill="E8EEF5"/>
+            <w:vAlign w:val="bottom"/>
           </w:tcPr>
           <w:p>
             <w:pPr>
@@ -8688,6 +8830,11 @@
         <w:tc>
           <w:tcPr>
             <w:tcW w:w="7200" w:type="dxa"/>
+            <w:tcBorders>
+              <w:bottom w:val="single" w:color="auto" w:sz="0" w:space="0"/>
+              <w:insideH w:val="single" w:sz="0" w:space="0"/>
+            </w:tcBorders>
+            <w:vAlign w:val="bottom"/>
           </w:tcPr>
           <w:p>
             <w:pPr>
@@ -9136,7 +9283,7 @@
       <w:pPr>
         <w:pStyle w:val="5"/>
       </w:pPr>
-      <w:bookmarkStart w:id="38" w:name="_Toc243169303"/>
+      <w:bookmarkStart w:id="38" w:name="_Toc243226892"/>
       <w:bookmarkStart w:id="39" w:name="di5-use-as-many-sensors-as-possible"/>
       <w:r>
         <w:t>2.1.5 DI5: “Use as many sensors as possible”</w:t>
@@ -9191,7 +9338,12 @@
         <w:tc>
           <w:tcPr>
             <w:tcW w:w="2160" w:type="dxa"/>
+            <w:tcBorders>
+              <w:bottom w:val="single" w:color="auto" w:sz="0" w:space="0"/>
+              <w:insideH w:val="single" w:sz="0" w:space="0"/>
+            </w:tcBorders>
             <w:shd w:val="clear" w:color="auto" w:fill="E8EEF5"/>
+            <w:vAlign w:val="bottom"/>
           </w:tcPr>
           <w:p>
             <w:pPr>
@@ -9210,6 +9362,11 @@
         <w:tc>
           <w:tcPr>
             <w:tcW w:w="7200" w:type="dxa"/>
+            <w:tcBorders>
+              <w:bottom w:val="single" w:color="auto" w:sz="0" w:space="0"/>
+              <w:insideH w:val="single" w:sz="0" w:space="0"/>
+            </w:tcBorders>
+            <w:vAlign w:val="bottom"/>
           </w:tcPr>
           <w:p>
             <w:pPr>
@@ -9631,7 +9788,7 @@
       <w:pPr>
         <w:pStyle w:val="4"/>
       </w:pPr>
-      <w:bookmarkStart w:id="40" w:name="_Toc243169304"/>
+      <w:bookmarkStart w:id="40" w:name="_Toc243226893"/>
       <w:bookmarkStart w:id="41" w:name="issues-with-functional-requirements"/>
       <w:r>
         <w:t>2.2 Issues with “Functional Requirements”</w:t>
@@ -9642,7 +9799,7 @@
       <w:pPr>
         <w:pStyle w:val="5"/>
       </w:pPr>
-      <w:bookmarkStart w:id="42" w:name="_Toc243169305"/>
+      <w:bookmarkStart w:id="42" w:name="_Toc243226894"/>
       <w:bookmarkStart w:id="43" w:name="X2b5664808fbc9ce7ca555cfaeb41ea1483723f0"/>
       <w:r>
         <w:t>2.2.1 FRI1: Suggesting the next action from schedule or habit</w:t>
@@ -9697,7 +9854,12 @@
         <w:tc>
           <w:tcPr>
             <w:tcW w:w="2160" w:type="dxa"/>
+            <w:tcBorders>
+              <w:bottom w:val="single" w:color="auto" w:sz="0" w:space="0"/>
+              <w:insideH w:val="single" w:sz="0" w:space="0"/>
+            </w:tcBorders>
             <w:shd w:val="clear" w:color="auto" w:fill="E8EEF5"/>
+            <w:vAlign w:val="bottom"/>
           </w:tcPr>
           <w:p>
             <w:pPr>
@@ -9716,6 +9878,11 @@
         <w:tc>
           <w:tcPr>
             <w:tcW w:w="7200" w:type="dxa"/>
+            <w:tcBorders>
+              <w:bottom w:val="single" w:color="auto" w:sz="0" w:space="0"/>
+              <w:insideH w:val="single" w:sz="0" w:space="0"/>
+            </w:tcBorders>
+            <w:vAlign w:val="bottom"/>
           </w:tcPr>
           <w:p>
             <w:pPr>
@@ -10193,7 +10360,7 @@
       <w:pPr>
         <w:pStyle w:val="5"/>
       </w:pPr>
-      <w:bookmarkStart w:id="44" w:name="_Toc243169306"/>
+      <w:bookmarkStart w:id="44" w:name="_Toc243226895"/>
       <w:bookmarkStart w:id="45" w:name="X504357c029b39a39fc81d87a785a0f4ce9c91f8"/>
       <w:r>
         <w:t>2.2.2 FRI2: Emergency calls when location is lost</w:t>
@@ -10248,7 +10415,12 @@
         <w:tc>
           <w:tcPr>
             <w:tcW w:w="2160" w:type="dxa"/>
+            <w:tcBorders>
+              <w:bottom w:val="single" w:color="auto" w:sz="0" w:space="0"/>
+              <w:insideH w:val="single" w:sz="0" w:space="0"/>
+            </w:tcBorders>
             <w:shd w:val="clear" w:color="auto" w:fill="E8EEF5"/>
+            <w:vAlign w:val="bottom"/>
           </w:tcPr>
           <w:p>
             <w:pPr>
@@ -10267,6 +10439,11 @@
         <w:tc>
           <w:tcPr>
             <w:tcW w:w="7200" w:type="dxa"/>
+            <w:tcBorders>
+              <w:bottom w:val="single" w:color="auto" w:sz="0" w:space="0"/>
+              <w:insideH w:val="single" w:sz="0" w:space="0"/>
+            </w:tcBorders>
+            <w:vAlign w:val="bottom"/>
           </w:tcPr>
           <w:p>
             <w:pPr>
@@ -10701,7 +10878,7 @@
       <w:pPr>
         <w:pStyle w:val="5"/>
       </w:pPr>
-      <w:bookmarkStart w:id="46" w:name="_Toc243169307"/>
+      <w:bookmarkStart w:id="46" w:name="_Toc243226896"/>
       <w:bookmarkStart w:id="47" w:name="fri3-distance-and-direction-instructions"/>
       <w:r>
         <w:t>2.2.3 FRI3: Distance and direction instructions</w:t>
@@ -10756,7 +10933,12 @@
         <w:tc>
           <w:tcPr>
             <w:tcW w:w="2160" w:type="dxa"/>
+            <w:tcBorders>
+              <w:bottom w:val="single" w:color="auto" w:sz="0" w:space="0"/>
+              <w:insideH w:val="single" w:sz="0" w:space="0"/>
+            </w:tcBorders>
             <w:shd w:val="clear" w:color="auto" w:fill="E8EEF5"/>
+            <w:vAlign w:val="bottom"/>
           </w:tcPr>
           <w:p>
             <w:pPr>
@@ -10775,6 +10957,11 @@
         <w:tc>
           <w:tcPr>
             <w:tcW w:w="7200" w:type="dxa"/>
+            <w:tcBorders>
+              <w:bottom w:val="single" w:color="auto" w:sz="0" w:space="0"/>
+              <w:insideH w:val="single" w:sz="0" w:space="0"/>
+            </w:tcBorders>
+            <w:vAlign w:val="bottom"/>
           </w:tcPr>
           <w:p>
             <w:pPr>
@@ -11252,7 +11439,7 @@
       <w:pPr>
         <w:pStyle w:val="5"/>
       </w:pPr>
-      <w:bookmarkStart w:id="48" w:name="_Toc243169308"/>
+      <w:bookmarkStart w:id="48" w:name="_Toc243226897"/>
       <w:bookmarkStart w:id="49" w:name="fri4-detecting-obstacles"/>
       <w:r>
         <w:t>2.2.4 FRI4: Detecting obstacles</w:t>
@@ -11307,7 +11494,12 @@
         <w:tc>
           <w:tcPr>
             <w:tcW w:w="2160" w:type="dxa"/>
+            <w:tcBorders>
+              <w:bottom w:val="single" w:color="auto" w:sz="0" w:space="0"/>
+              <w:insideH w:val="single" w:sz="0" w:space="0"/>
+            </w:tcBorders>
             <w:shd w:val="clear" w:color="auto" w:fill="E8EEF5"/>
+            <w:vAlign w:val="bottom"/>
           </w:tcPr>
           <w:p>
             <w:pPr>
@@ -11326,6 +11518,11 @@
         <w:tc>
           <w:tcPr>
             <w:tcW w:w="7200" w:type="dxa"/>
+            <w:tcBorders>
+              <w:bottom w:val="single" w:color="auto" w:sz="0" w:space="0"/>
+              <w:insideH w:val="single" w:sz="0" w:space="0"/>
+            </w:tcBorders>
+            <w:vAlign w:val="bottom"/>
           </w:tcPr>
           <w:p>
             <w:pPr>
@@ -11746,7 +11943,7 @@
       <w:pPr>
         <w:pStyle w:val="5"/>
       </w:pPr>
-      <w:bookmarkStart w:id="50" w:name="_Toc243169309"/>
+      <w:bookmarkStart w:id="50" w:name="_Toc243226898"/>
       <w:bookmarkStart w:id="51" w:name="fri5-presenting-route-options"/>
       <w:r>
         <w:t>2.2.5 FRI5: Presenting route options</w:t>
@@ -11801,7 +11998,12 @@
         <w:tc>
           <w:tcPr>
             <w:tcW w:w="2160" w:type="dxa"/>
+            <w:tcBorders>
+              <w:bottom w:val="single" w:color="auto" w:sz="0" w:space="0"/>
+              <w:insideH w:val="single" w:sz="0" w:space="0"/>
+            </w:tcBorders>
             <w:shd w:val="clear" w:color="auto" w:fill="E8EEF5"/>
+            <w:vAlign w:val="bottom"/>
           </w:tcPr>
           <w:p>
             <w:pPr>
@@ -11820,6 +12022,11 @@
         <w:tc>
           <w:tcPr>
             <w:tcW w:w="7200" w:type="dxa"/>
+            <w:tcBorders>
+              <w:bottom w:val="single" w:color="auto" w:sz="0" w:space="0"/>
+              <w:insideH w:val="single" w:sz="0" w:space="0"/>
+            </w:tcBorders>
+            <w:vAlign w:val="bottom"/>
           </w:tcPr>
           <w:p>
             <w:pPr>
@@ -12240,7 +12447,7 @@
       <w:pPr>
         <w:pStyle w:val="5"/>
       </w:pPr>
-      <w:bookmarkStart w:id="52" w:name="_Toc243169310"/>
+      <w:bookmarkStart w:id="52" w:name="_Toc243226899"/>
       <w:bookmarkStart w:id="53" w:name="fri6-missing-where-am-i-function"/>
       <w:r>
         <w:t>2.2.6 FRI6: Missing “Where am I?” function</w:t>
@@ -12295,7 +12502,12 @@
         <w:tc>
           <w:tcPr>
             <w:tcW w:w="2160" w:type="dxa"/>
+            <w:tcBorders>
+              <w:bottom w:val="single" w:color="auto" w:sz="0" w:space="0"/>
+              <w:insideH w:val="single" w:sz="0" w:space="0"/>
+            </w:tcBorders>
             <w:shd w:val="clear" w:color="auto" w:fill="E8EEF5"/>
+            <w:vAlign w:val="bottom"/>
           </w:tcPr>
           <w:p>
             <w:pPr>
@@ -12314,6 +12526,11 @@
         <w:tc>
           <w:tcPr>
             <w:tcW w:w="7200" w:type="dxa"/>
+            <w:tcBorders>
+              <w:bottom w:val="single" w:color="auto" w:sz="0" w:space="0"/>
+              <w:insideH w:val="single" w:sz="0" w:space="0"/>
+            </w:tcBorders>
+            <w:vAlign w:val="bottom"/>
           </w:tcPr>
           <w:p>
             <w:pPr>
@@ -12735,7 +12952,7 @@
       <w:pPr>
         <w:pStyle w:val="4"/>
       </w:pPr>
-      <w:bookmarkStart w:id="54" w:name="_Toc243169311"/>
+      <w:bookmarkStart w:id="54" w:name="_Toc243226900"/>
       <w:bookmarkStart w:id="55" w:name="issues-with-non-functional-requirements"/>
       <w:r>
         <w:t>2.3 Issues with “Non-functional Requirements”</w:t>
@@ -12746,7 +12963,7 @@
       <w:pPr>
         <w:pStyle w:val="5"/>
       </w:pPr>
-      <w:bookmarkStart w:id="56" w:name="_Toc243169312"/>
+      <w:bookmarkStart w:id="56" w:name="_Toc243226901"/>
       <w:bookmarkStart w:id="57" w:name="nfri1-ubiquitous"/>
       <w:r>
         <w:t>2.3.1 NFRI1: “Ubiquitous”</w:t>
@@ -12801,7 +13018,12 @@
         <w:tc>
           <w:tcPr>
             <w:tcW w:w="2160" w:type="dxa"/>
+            <w:tcBorders>
+              <w:bottom w:val="single" w:color="auto" w:sz="0" w:space="0"/>
+              <w:insideH w:val="single" w:sz="0" w:space="0"/>
+            </w:tcBorders>
             <w:shd w:val="clear" w:color="auto" w:fill="E8EEF5"/>
+            <w:vAlign w:val="bottom"/>
           </w:tcPr>
           <w:p>
             <w:pPr>
@@ -12820,6 +13042,11 @@
         <w:tc>
           <w:tcPr>
             <w:tcW w:w="7200" w:type="dxa"/>
+            <w:tcBorders>
+              <w:bottom w:val="single" w:color="auto" w:sz="0" w:space="0"/>
+              <w:insideH w:val="single" w:sz="0" w:space="0"/>
+            </w:tcBorders>
+            <w:vAlign w:val="bottom"/>
           </w:tcPr>
           <w:p>
             <w:pPr>
@@ -13311,7 +13538,7 @@
       <w:pPr>
         <w:pStyle w:val="5"/>
       </w:pPr>
-      <w:bookmarkStart w:id="58" w:name="_Toc243169313"/>
+      <w:bookmarkStart w:id="58" w:name="_Toc243226902"/>
       <w:bookmarkStart w:id="59" w:name="nfri2-fastest-route"/>
       <w:r>
         <w:t>2.3.2 NFRI2: “Fastest route”</w:t>
@@ -13366,7 +13593,12 @@
         <w:tc>
           <w:tcPr>
             <w:tcW w:w="2160" w:type="dxa"/>
+            <w:tcBorders>
+              <w:bottom w:val="single" w:color="auto" w:sz="0" w:space="0"/>
+              <w:insideH w:val="single" w:sz="0" w:space="0"/>
+            </w:tcBorders>
             <w:shd w:val="clear" w:color="auto" w:fill="E8EEF5"/>
+            <w:vAlign w:val="bottom"/>
           </w:tcPr>
           <w:p>
             <w:pPr>
@@ -13385,6 +13617,11 @@
         <w:tc>
           <w:tcPr>
             <w:tcW w:w="7200" w:type="dxa"/>
+            <w:tcBorders>
+              <w:bottom w:val="single" w:color="auto" w:sz="0" w:space="0"/>
+              <w:insideH w:val="single" w:sz="0" w:space="0"/>
+            </w:tcBorders>
+            <w:vAlign w:val="bottom"/>
           </w:tcPr>
           <w:p>
             <w:pPr>
@@ -13862,7 +14099,7 @@
       <w:pPr>
         <w:pStyle w:val="5"/>
       </w:pPr>
-      <w:bookmarkStart w:id="60" w:name="_Toc243169314"/>
+      <w:bookmarkStart w:id="60" w:name="_Toc243226903"/>
       <w:bookmarkStart w:id="61" w:name="X7e8090a5e16f6c7710bd73e4a93902a98da9e7e"/>
       <w:r>
         <w:t>2.3.3 NFRI3: Safe, fast, and comfortable navigation</w:t>
@@ -13917,7 +14154,12 @@
         <w:tc>
           <w:tcPr>
             <w:tcW w:w="2160" w:type="dxa"/>
+            <w:tcBorders>
+              <w:bottom w:val="single" w:color="auto" w:sz="0" w:space="0"/>
+              <w:insideH w:val="single" w:sz="0" w:space="0"/>
+            </w:tcBorders>
             <w:shd w:val="clear" w:color="auto" w:fill="E8EEF5"/>
+            <w:vAlign w:val="bottom"/>
           </w:tcPr>
           <w:p>
             <w:pPr>
@@ -13936,6 +14178,11 @@
         <w:tc>
           <w:tcPr>
             <w:tcW w:w="7200" w:type="dxa"/>
+            <w:tcBorders>
+              <w:bottom w:val="single" w:color="auto" w:sz="0" w:space="0"/>
+              <w:insideH w:val="single" w:sz="0" w:space="0"/>
+            </w:tcBorders>
+            <w:vAlign w:val="bottom"/>
           </w:tcPr>
           <w:p>
             <w:pPr>
@@ -14356,7 +14603,7 @@
       <w:pPr>
         <w:pStyle w:val="5"/>
       </w:pPr>
-      <w:bookmarkStart w:id="62" w:name="_Toc243169315"/>
+      <w:bookmarkStart w:id="62" w:name="_Toc243226904"/>
       <w:bookmarkStart w:id="63" w:name="nfri4-who-customizes-the-app"/>
       <w:r>
         <w:t>2.3.4 NFRI4: Who customizes the app</w:t>
@@ -14411,7 +14658,12 @@
         <w:tc>
           <w:tcPr>
             <w:tcW w:w="2160" w:type="dxa"/>
+            <w:tcBorders>
+              <w:bottom w:val="single" w:color="auto" w:sz="0" w:space="0"/>
+              <w:insideH w:val="single" w:sz="0" w:space="0"/>
+            </w:tcBorders>
             <w:shd w:val="clear" w:color="auto" w:fill="E8EEF5"/>
+            <w:vAlign w:val="bottom"/>
           </w:tcPr>
           <w:p>
             <w:pPr>
@@ -14430,6 +14682,11 @@
         <w:tc>
           <w:tcPr>
             <w:tcW w:w="7200" w:type="dxa"/>
+            <w:tcBorders>
+              <w:bottom w:val="single" w:color="auto" w:sz="0" w:space="0"/>
+              <w:insideH w:val="single" w:sz="0" w:space="0"/>
+            </w:tcBorders>
+            <w:vAlign w:val="bottom"/>
           </w:tcPr>
           <w:p>
             <w:pPr>
@@ -14907,7 +15164,7 @@
       <w:pPr>
         <w:pStyle w:val="5"/>
       </w:pPr>
-      <w:bookmarkStart w:id="64" w:name="_Toc243169316"/>
+      <w:bookmarkStart w:id="64" w:name="_Toc243226905"/>
       <w:bookmarkStart w:id="65" w:name="nfri5-alerting-nearby-pedestrians"/>
       <w:r>
         <w:t>2.3.5 NFRI5: Alerting nearby pedestrians</w:t>
@@ -14962,7 +15219,12 @@
         <w:tc>
           <w:tcPr>
             <w:tcW w:w="2160" w:type="dxa"/>
+            <w:tcBorders>
+              <w:bottom w:val="single" w:color="auto" w:sz="0" w:space="0"/>
+              <w:insideH w:val="single" w:sz="0" w:space="0"/>
+            </w:tcBorders>
             <w:shd w:val="clear" w:color="auto" w:fill="E8EEF5"/>
+            <w:vAlign w:val="bottom"/>
           </w:tcPr>
           <w:p>
             <w:pPr>
@@ -14981,6 +15243,11 @@
         <w:tc>
           <w:tcPr>
             <w:tcW w:w="7200" w:type="dxa"/>
+            <w:tcBorders>
+              <w:bottom w:val="single" w:color="auto" w:sz="0" w:space="0"/>
+              <w:insideH w:val="single" w:sz="0" w:space="0"/>
+            </w:tcBorders>
+            <w:vAlign w:val="bottom"/>
           </w:tcPr>
           <w:p>
             <w:pPr>
@@ -15401,7 +15668,7 @@
       <w:pPr>
         <w:pStyle w:val="5"/>
       </w:pPr>
-      <w:bookmarkStart w:id="66" w:name="_Toc243169317"/>
+      <w:bookmarkStart w:id="66" w:name="_Toc243226906"/>
       <w:bookmarkStart w:id="67" w:name="nfri6-usable-for-blind-people"/>
       <w:r>
         <w:t>2.3.6 NFRI6: “Usable for blind people”</w:t>
@@ -15456,7 +15723,12 @@
         <w:tc>
           <w:tcPr>
             <w:tcW w:w="2160" w:type="dxa"/>
+            <w:tcBorders>
+              <w:bottom w:val="single" w:color="auto" w:sz="0" w:space="0"/>
+              <w:insideH w:val="single" w:sz="0" w:space="0"/>
+            </w:tcBorders>
             <w:shd w:val="clear" w:color="auto" w:fill="E8EEF5"/>
+            <w:vAlign w:val="bottom"/>
           </w:tcPr>
           <w:p>
             <w:pPr>
@@ -15475,6 +15747,11 @@
         <w:tc>
           <w:tcPr>
             <w:tcW w:w="7200" w:type="dxa"/>
+            <w:tcBorders>
+              <w:bottom w:val="single" w:color="auto" w:sz="0" w:space="0"/>
+              <w:insideH w:val="single" w:sz="0" w:space="0"/>
+            </w:tcBorders>
+            <w:vAlign w:val="bottom"/>
           </w:tcPr>
           <w:p>
             <w:pPr>
@@ -15966,7 +16243,7 @@
       <w:pPr>
         <w:pStyle w:val="5"/>
       </w:pPr>
-      <w:bookmarkStart w:id="68" w:name="_Toc243169318"/>
+      <w:bookmarkStart w:id="68" w:name="_Toc243226907"/>
       <w:bookmarkStart w:id="69" w:name="nfri7-easily-extensible"/>
       <w:r>
         <w:t>2.3.7 NFRI7: “Easily extensible”</w:t>
@@ -16021,7 +16298,12 @@
         <w:tc>
           <w:tcPr>
             <w:tcW w:w="2160" w:type="dxa"/>
+            <w:tcBorders>
+              <w:bottom w:val="single" w:color="auto" w:sz="0" w:space="0"/>
+              <w:insideH w:val="single" w:sz="0" w:space="0"/>
+            </w:tcBorders>
             <w:shd w:val="clear" w:color="auto" w:fill="E8EEF5"/>
+            <w:vAlign w:val="bottom"/>
           </w:tcPr>
           <w:p>
             <w:pPr>
@@ -16040,6 +16322,11 @@
         <w:tc>
           <w:tcPr>
             <w:tcW w:w="7200" w:type="dxa"/>
+            <w:tcBorders>
+              <w:bottom w:val="single" w:color="auto" w:sz="0" w:space="0"/>
+              <w:insideH w:val="single" w:sz="0" w:space="0"/>
+            </w:tcBorders>
+            <w:vAlign w:val="bottom"/>
           </w:tcPr>
           <w:p>
             <w:pPr>
@@ -16461,7 +16748,7 @@
       <w:pPr>
         <w:pStyle w:val="4"/>
       </w:pPr>
-      <w:bookmarkStart w:id="70" w:name="_Toc243169319"/>
+      <w:bookmarkStart w:id="70" w:name="_Toc243226908"/>
       <w:bookmarkStart w:id="71" w:name="summary-of-issues"/>
       <w:r>
         <w:t>2.4 Summary of Issues</w:t>
@@ -16887,7 +17174,7 @@
       <w:pPr>
         <w:pStyle w:val="2"/>
       </w:pPr>
-      <w:bookmarkStart w:id="72" w:name="_Toc243169320"/>
+      <w:bookmarkStart w:id="72" w:name="_Toc243226909"/>
       <w:bookmarkStart w:id="73" w:name="wrs"/>
       <w:r>
         <w:t>3. WRS</w:t>
@@ -16898,7 +17185,7 @@
       <w:pPr>
         <w:pStyle w:val="4"/>
       </w:pPr>
-      <w:bookmarkStart w:id="74" w:name="_Toc243169321"/>
+      <w:bookmarkStart w:id="74" w:name="_Toc243226910"/>
       <w:bookmarkStart w:id="75" w:name="w-world"/>
       <w:r>
         <w:t>3.1 W (World)</w:t>
@@ -16909,7 +17196,7 @@
       <w:pPr>
         <w:pStyle w:val="5"/>
       </w:pPr>
-      <w:bookmarkStart w:id="76" w:name="_Toc243169322"/>
+      <w:bookmarkStart w:id="76" w:name="_Toc243226911"/>
       <w:bookmarkStart w:id="77" w:name="problems"/>
       <w:r>
         <w:t>3.1.1 Problems</w:t>
@@ -17624,7 +17911,7 @@
       <w:pPr>
         <w:pStyle w:val="5"/>
       </w:pPr>
-      <w:bookmarkStart w:id="78" w:name="_Toc243169323"/>
+      <w:bookmarkStart w:id="78" w:name="_Toc243226912"/>
       <w:bookmarkStart w:id="79" w:name="goals"/>
       <w:r>
         <w:t>3.1.2 Goals</w:t>
@@ -18591,7 +18878,7 @@
       <w:pPr>
         <w:pStyle w:val="5"/>
       </w:pPr>
-      <w:bookmarkStart w:id="80" w:name="_Toc243169324"/>
+      <w:bookmarkStart w:id="80" w:name="_Toc243226913"/>
       <w:bookmarkStart w:id="81" w:name="Xaa21aa42f29835d9c924e662383b1bed24db0f6"/>
       <w:r>
         <w:t>3.1.3 Improved Understanding of Domain, Stakeholders, Functional and Non-Functional Objectives</w:t>
@@ -22256,7 +22543,7 @@
       <w:pPr>
         <w:pStyle w:val="4"/>
       </w:pPr>
-      <w:bookmarkStart w:id="86" w:name="_Toc243169325"/>
+      <w:bookmarkStart w:id="86" w:name="_Toc243226914"/>
       <w:bookmarkStart w:id="87" w:name="rs-requirements-and-specifications"/>
       <w:r>
         <w:t>3.2 RS (Requirements and Specifications)</w:t>
@@ -22267,7 +22554,7 @@
       <w:pPr>
         <w:pStyle w:val="5"/>
       </w:pPr>
-      <w:bookmarkStart w:id="88" w:name="_Toc243169326"/>
+      <w:bookmarkStart w:id="88" w:name="_Toc243226915"/>
       <w:bookmarkStart w:id="89" w:name="functional-requirements"/>
       <w:r>
         <w:t>3.2.1 Functional Requirements</w:t>
@@ -22331,7 +22618,12 @@
         <w:tc>
           <w:tcPr>
             <w:tcW w:w="2160" w:type="dxa"/>
+            <w:tcBorders>
+              <w:bottom w:val="single" w:color="auto" w:sz="0" w:space="0"/>
+              <w:insideH w:val="single" w:sz="0" w:space="0"/>
+            </w:tcBorders>
             <w:shd w:val="clear" w:color="auto" w:fill="E8EEF5"/>
+            <w:vAlign w:val="bottom"/>
           </w:tcPr>
           <w:p>
             <w:pPr>
@@ -22350,6 +22642,11 @@
         <w:tc>
           <w:tcPr>
             <w:tcW w:w="7200" w:type="dxa"/>
+            <w:tcBorders>
+              <w:bottom w:val="single" w:color="auto" w:sz="0" w:space="0"/>
+              <w:insideH w:val="single" w:sz="0" w:space="0"/>
+            </w:tcBorders>
+            <w:vAlign w:val="bottom"/>
           </w:tcPr>
           <w:p>
             <w:pPr>
@@ -22417,7 +22714,7 @@
               <w:rPr>
                 <w:sz w:val="19"/>
               </w:rPr>
-              <w:t>FS1.1 Location comes from the strongest beacon signal received in the last 3 s. FS1.2 Facing direction comes from the compass (“You are facing the elevators”). FS1.3 If no beacon is received for 10 s, THEIA says “Location unknown, last known location was ___” (see FR9).</w:t>
+              <w:t>FS1.1 Location comes from the strongest beacon signal received in the last 3 s. FS1.2 Facing direction comes from the compass (“You are facing the elevators”). FS1.3 If no beacon is received for 10 s, THEIA says “Location unknown. Last known location was ___, heard ___ ago” (see FR9). FS1.4 THEIA answers within 2 s.</w:t>
             </w:r>
           </w:p>
         </w:tc>
@@ -22589,6 +22886,63 @@
                 <w:sz w:val="19"/>
               </w:rPr>
               <w:t>S2 / Screen 2 Navigation</w:t>
+            </w:r>
+          </w:p>
+        </w:tc>
+      </w:tr>
+      <w:tr>
+        <w:tblPrEx>
+          <w:tblBorders>
+            <w:top w:val="single" w:color="A6A6A6" w:sz="4" w:space="0"/>
+            <w:left w:val="single" w:color="A6A6A6" w:sz="4" w:space="0"/>
+            <w:bottom w:val="single" w:color="A6A6A6" w:sz="4" w:space="0"/>
+            <w:right w:val="single" w:color="A6A6A6" w:sz="4" w:space="0"/>
+            <w:insideH w:val="single" w:color="A6A6A6" w:sz="4" w:space="0"/>
+            <w:insideV w:val="single" w:color="A6A6A6" w:sz="4" w:space="0"/>
+          </w:tblBorders>
+          <w:tblCellMar>
+            <w:top w:w="0" w:type="dxa"/>
+            <w:left w:w="108" w:type="dxa"/>
+            <w:bottom w:w="0" w:type="dxa"/>
+            <w:right w:w="108" w:type="dxa"/>
+          </w:tblCellMar>
+        </w:tblPrEx>
+        <w:trPr>
+          <w:cantSplit/>
+        </w:trPr>
+        <w:tc>
+          <w:tcPr>
+            <w:tcW w:w="2160" w:type="dxa"/>
+            <w:shd w:val="clear" w:color="auto" w:fill="E8EEF5"/>
+          </w:tcPr>
+          <w:p>
+            <w:pPr>
+              <w:pStyle w:val="27"/>
+              <w:spacing w:before="20" w:after="20"/>
+            </w:pPr>
+            <w:r>
+              <w:rPr>
+                <w:b/>
+                <w:sz w:val="19"/>
+              </w:rPr>
+              <w:t>Priority</w:t>
+            </w:r>
+          </w:p>
+        </w:tc>
+        <w:tc>
+          <w:tcPr>
+            <w:tcW w:w="7200" w:type="dxa"/>
+          </w:tcPr>
+          <w:p>
+            <w:pPr>
+              <w:pStyle w:val="27"/>
+              <w:spacing w:before="20" w:after="20"/>
+            </w:pPr>
+            <w:r>
+              <w:rPr>
+                <w:sz w:val="19"/>
+              </w:rPr>
+              <w:t>High</w:t>
             </w:r>
           </w:p>
         </w:tc>
@@ -22652,7 +23006,12 @@
         <w:tc>
           <w:tcPr>
             <w:tcW w:w="2160" w:type="dxa"/>
+            <w:tcBorders>
+              <w:bottom w:val="single" w:color="auto" w:sz="0" w:space="0"/>
+              <w:insideH w:val="single" w:sz="0" w:space="0"/>
+            </w:tcBorders>
             <w:shd w:val="clear" w:color="auto" w:fill="E8EEF5"/>
+            <w:vAlign w:val="bottom"/>
           </w:tcPr>
           <w:p>
             <w:pPr>
@@ -22671,6 +23030,11 @@
         <w:tc>
           <w:tcPr>
             <w:tcW w:w="7200" w:type="dxa"/>
+            <w:tcBorders>
+              <w:bottom w:val="single" w:color="auto" w:sz="0" w:space="0"/>
+              <w:insideH w:val="single" w:sz="0" w:space="0"/>
+            </w:tcBorders>
+            <w:vAlign w:val="bottom"/>
           </w:tcPr>
           <w:p>
             <w:pPr>
@@ -22910,6 +23274,63 @@
                 <w:sz w:val="19"/>
               </w:rPr>
               <w:t>S1, S3, S4 / Screen 1 Voice Home</w:t>
+            </w:r>
+          </w:p>
+        </w:tc>
+      </w:tr>
+      <w:tr>
+        <w:tblPrEx>
+          <w:tblBorders>
+            <w:top w:val="single" w:color="A6A6A6" w:sz="4" w:space="0"/>
+            <w:left w:val="single" w:color="A6A6A6" w:sz="4" w:space="0"/>
+            <w:bottom w:val="single" w:color="A6A6A6" w:sz="4" w:space="0"/>
+            <w:right w:val="single" w:color="A6A6A6" w:sz="4" w:space="0"/>
+            <w:insideH w:val="single" w:color="A6A6A6" w:sz="4" w:space="0"/>
+            <w:insideV w:val="single" w:color="A6A6A6" w:sz="4" w:space="0"/>
+          </w:tblBorders>
+          <w:tblCellMar>
+            <w:top w:w="0" w:type="dxa"/>
+            <w:left w:w="108" w:type="dxa"/>
+            <w:bottom w:w="0" w:type="dxa"/>
+            <w:right w:w="108" w:type="dxa"/>
+          </w:tblCellMar>
+        </w:tblPrEx>
+        <w:trPr>
+          <w:cantSplit/>
+        </w:trPr>
+        <w:tc>
+          <w:tcPr>
+            <w:tcW w:w="2160" w:type="dxa"/>
+            <w:shd w:val="clear" w:color="auto" w:fill="E8EEF5"/>
+          </w:tcPr>
+          <w:p>
+            <w:pPr>
+              <w:pStyle w:val="27"/>
+              <w:spacing w:before="20" w:after="20"/>
+            </w:pPr>
+            <w:r>
+              <w:rPr>
+                <w:b/>
+                <w:sz w:val="19"/>
+              </w:rPr>
+              <w:t>Priority</w:t>
+            </w:r>
+          </w:p>
+        </w:tc>
+        <w:tc>
+          <w:tcPr>
+            <w:tcW w:w="7200" w:type="dxa"/>
+          </w:tcPr>
+          <w:p>
+            <w:pPr>
+              <w:pStyle w:val="27"/>
+              <w:spacing w:before="20" w:after="20"/>
+            </w:pPr>
+            <w:r>
+              <w:rPr>
+                <w:sz w:val="19"/>
+              </w:rPr>
+              <w:t>High</w:t>
             </w:r>
           </w:p>
         </w:tc>
@@ -22973,7 +23394,12 @@
         <w:tc>
           <w:tcPr>
             <w:tcW w:w="2160" w:type="dxa"/>
+            <w:tcBorders>
+              <w:bottom w:val="single" w:color="auto" w:sz="0" w:space="0"/>
+              <w:insideH w:val="single" w:sz="0" w:space="0"/>
+            </w:tcBorders>
             <w:shd w:val="clear" w:color="auto" w:fill="E8EEF5"/>
+            <w:vAlign w:val="bottom"/>
           </w:tcPr>
           <w:p>
             <w:pPr>
@@ -22992,6 +23418,11 @@
         <w:tc>
           <w:tcPr>
             <w:tcW w:w="7200" w:type="dxa"/>
+            <w:tcBorders>
+              <w:bottom w:val="single" w:color="auto" w:sz="0" w:space="0"/>
+              <w:insideH w:val="single" w:sz="0" w:space="0"/>
+            </w:tcBorders>
+            <w:vAlign w:val="bottom"/>
           </w:tcPr>
           <w:p>
             <w:pPr>
@@ -23059,7 +23490,7 @@
               <w:rPr>
                 <w:sz w:val="19"/>
               </w:rPr>
-              <w:t>FS3.1 Routes use only walkable segments in the map, and public pass-through rooms only (ID2). FS3.2 Routes with stairs are excluded if “no stairs” is set. FS3.3 If the user gives no answer within 10 s, THEIA picks the best route for the current mode (FR12). FS3.4 If only one route exists, THEIA says so and starts. FS3.5 If the user names the elevator or stairs (“via elevator”), only routes using it are offered, and the first one offered is the shortest accessible route with the fewest turns.</w:t>
+              <w:t>FS3.1 Routes use only walkable segments in the map, and public pass-through rooms only (ID2). FS3.2 Routes with stairs are excluded if “no stairs” is set. FS3.3 If the user gives no answer within 10 s, THEIA picks the best route for the current mode (FR12). FS3.4 If only one route exists, THEIA says so and starts. FS3.5 If the user names the elevator or stairs (“via elevator”), only routes using it are offered, and the first one offered is the shortest accessible route with the fewest turns. FS3.6 If no route exists (for example, every path is closed), THEIA says so and offers a route to the nearest reachable point.</w:t>
             </w:r>
           </w:p>
         </w:tc>
@@ -23231,6 +23662,63 @@
                 <w:sz w:val="19"/>
               </w:rPr>
               <w:t>S3 / Screen 1 Voice Home</w:t>
+            </w:r>
+          </w:p>
+        </w:tc>
+      </w:tr>
+      <w:tr>
+        <w:tblPrEx>
+          <w:tblBorders>
+            <w:top w:val="single" w:color="A6A6A6" w:sz="4" w:space="0"/>
+            <w:left w:val="single" w:color="A6A6A6" w:sz="4" w:space="0"/>
+            <w:bottom w:val="single" w:color="A6A6A6" w:sz="4" w:space="0"/>
+            <w:right w:val="single" w:color="A6A6A6" w:sz="4" w:space="0"/>
+            <w:insideH w:val="single" w:color="A6A6A6" w:sz="4" w:space="0"/>
+            <w:insideV w:val="single" w:color="A6A6A6" w:sz="4" w:space="0"/>
+          </w:tblBorders>
+          <w:tblCellMar>
+            <w:top w:w="0" w:type="dxa"/>
+            <w:left w:w="108" w:type="dxa"/>
+            <w:bottom w:w="0" w:type="dxa"/>
+            <w:right w:w="108" w:type="dxa"/>
+          </w:tblCellMar>
+        </w:tblPrEx>
+        <w:trPr>
+          <w:cantSplit/>
+        </w:trPr>
+        <w:tc>
+          <w:tcPr>
+            <w:tcW w:w="2160" w:type="dxa"/>
+            <w:shd w:val="clear" w:color="auto" w:fill="E8EEF5"/>
+          </w:tcPr>
+          <w:p>
+            <w:pPr>
+              <w:pStyle w:val="27"/>
+              <w:spacing w:before="20" w:after="20"/>
+            </w:pPr>
+            <w:r>
+              <w:rPr>
+                <w:b/>
+                <w:sz w:val="19"/>
+              </w:rPr>
+              <w:t>Priority</w:t>
+            </w:r>
+          </w:p>
+        </w:tc>
+        <w:tc>
+          <w:tcPr>
+            <w:tcW w:w="7200" w:type="dxa"/>
+          </w:tcPr>
+          <w:p>
+            <w:pPr>
+              <w:pStyle w:val="27"/>
+              <w:spacing w:before="20" w:after="20"/>
+            </w:pPr>
+            <w:r>
+              <w:rPr>
+                <w:sz w:val="19"/>
+              </w:rPr>
+              <w:t>High</w:t>
             </w:r>
           </w:p>
         </w:tc>
@@ -23294,7 +23782,12 @@
         <w:tc>
           <w:tcPr>
             <w:tcW w:w="2160" w:type="dxa"/>
+            <w:tcBorders>
+              <w:bottom w:val="single" w:color="auto" w:sz="0" w:space="0"/>
+              <w:insideH w:val="single" w:sz="0" w:space="0"/>
+            </w:tcBorders>
             <w:shd w:val="clear" w:color="auto" w:fill="E8EEF5"/>
+            <w:vAlign w:val="bottom"/>
           </w:tcPr>
           <w:p>
             <w:pPr>
@@ -23313,6 +23806,11 @@
         <w:tc>
           <w:tcPr>
             <w:tcW w:w="7200" w:type="dxa"/>
+            <w:tcBorders>
+              <w:bottom w:val="single" w:color="auto" w:sz="0" w:space="0"/>
+              <w:insideH w:val="single" w:sz="0" w:space="0"/>
+            </w:tcBorders>
+            <w:vAlign w:val="bottom"/>
           </w:tcPr>
           <w:p>
             <w:pPr>
@@ -23552,6 +24050,63 @@
                 <w:sz w:val="19"/>
               </w:rPr>
               <w:t>S1, S3 / Screen 2 Navigation</w:t>
+            </w:r>
+          </w:p>
+        </w:tc>
+      </w:tr>
+      <w:tr>
+        <w:tblPrEx>
+          <w:tblBorders>
+            <w:top w:val="single" w:color="A6A6A6" w:sz="4" w:space="0"/>
+            <w:left w:val="single" w:color="A6A6A6" w:sz="4" w:space="0"/>
+            <w:bottom w:val="single" w:color="A6A6A6" w:sz="4" w:space="0"/>
+            <w:right w:val="single" w:color="A6A6A6" w:sz="4" w:space="0"/>
+            <w:insideH w:val="single" w:color="A6A6A6" w:sz="4" w:space="0"/>
+            <w:insideV w:val="single" w:color="A6A6A6" w:sz="4" w:space="0"/>
+          </w:tblBorders>
+          <w:tblCellMar>
+            <w:top w:w="0" w:type="dxa"/>
+            <w:left w:w="108" w:type="dxa"/>
+            <w:bottom w:w="0" w:type="dxa"/>
+            <w:right w:w="108" w:type="dxa"/>
+          </w:tblCellMar>
+        </w:tblPrEx>
+        <w:trPr>
+          <w:cantSplit/>
+        </w:trPr>
+        <w:tc>
+          <w:tcPr>
+            <w:tcW w:w="2160" w:type="dxa"/>
+            <w:shd w:val="clear" w:color="auto" w:fill="E8EEF5"/>
+          </w:tcPr>
+          <w:p>
+            <w:pPr>
+              <w:pStyle w:val="27"/>
+              <w:spacing w:before="20" w:after="20"/>
+            </w:pPr>
+            <w:r>
+              <w:rPr>
+                <w:b/>
+                <w:sz w:val="19"/>
+              </w:rPr>
+              <w:t>Priority</w:t>
+            </w:r>
+          </w:p>
+        </w:tc>
+        <w:tc>
+          <w:tcPr>
+            <w:tcW w:w="7200" w:type="dxa"/>
+          </w:tcPr>
+          <w:p>
+            <w:pPr>
+              <w:pStyle w:val="27"/>
+              <w:spacing w:before="20" w:after="20"/>
+            </w:pPr>
+            <w:r>
+              <w:rPr>
+                <w:sz w:val="19"/>
+              </w:rPr>
+              <w:t>High</w:t>
             </w:r>
           </w:p>
         </w:tc>
@@ -23615,7 +24170,12 @@
         <w:tc>
           <w:tcPr>
             <w:tcW w:w="2160" w:type="dxa"/>
+            <w:tcBorders>
+              <w:bottom w:val="single" w:color="auto" w:sz="0" w:space="0"/>
+              <w:insideH w:val="single" w:sz="0" w:space="0"/>
+            </w:tcBorders>
             <w:shd w:val="clear" w:color="auto" w:fill="E8EEF5"/>
+            <w:vAlign w:val="bottom"/>
           </w:tcPr>
           <w:p>
             <w:pPr>
@@ -23634,6 +24194,11 @@
         <w:tc>
           <w:tcPr>
             <w:tcW w:w="7200" w:type="dxa"/>
+            <w:tcBorders>
+              <w:bottom w:val="single" w:color="auto" w:sz="0" w:space="0"/>
+              <w:insideH w:val="single" w:sz="0" w:space="0"/>
+            </w:tcBorders>
+            <w:vAlign w:val="bottom"/>
           </w:tcPr>
           <w:p>
             <w:pPr>
@@ -23873,6 +24438,63 @@
                 <w:sz w:val="19"/>
               </w:rPr>
               <w:t>S1 / Screen 2 Navigation</w:t>
+            </w:r>
+          </w:p>
+        </w:tc>
+      </w:tr>
+      <w:tr>
+        <w:tblPrEx>
+          <w:tblBorders>
+            <w:top w:val="single" w:color="A6A6A6" w:sz="4" w:space="0"/>
+            <w:left w:val="single" w:color="A6A6A6" w:sz="4" w:space="0"/>
+            <w:bottom w:val="single" w:color="A6A6A6" w:sz="4" w:space="0"/>
+            <w:right w:val="single" w:color="A6A6A6" w:sz="4" w:space="0"/>
+            <w:insideH w:val="single" w:color="A6A6A6" w:sz="4" w:space="0"/>
+            <w:insideV w:val="single" w:color="A6A6A6" w:sz="4" w:space="0"/>
+          </w:tblBorders>
+          <w:tblCellMar>
+            <w:top w:w="0" w:type="dxa"/>
+            <w:left w:w="108" w:type="dxa"/>
+            <w:bottom w:w="0" w:type="dxa"/>
+            <w:right w:w="108" w:type="dxa"/>
+          </w:tblCellMar>
+        </w:tblPrEx>
+        <w:trPr>
+          <w:cantSplit/>
+        </w:trPr>
+        <w:tc>
+          <w:tcPr>
+            <w:tcW w:w="2160" w:type="dxa"/>
+            <w:shd w:val="clear" w:color="auto" w:fill="E8EEF5"/>
+          </w:tcPr>
+          <w:p>
+            <w:pPr>
+              <w:pStyle w:val="27"/>
+              <w:spacing w:before="20" w:after="20"/>
+            </w:pPr>
+            <w:r>
+              <w:rPr>
+                <w:b/>
+                <w:sz w:val="19"/>
+              </w:rPr>
+              <w:t>Priority</w:t>
+            </w:r>
+          </w:p>
+        </w:tc>
+        <w:tc>
+          <w:tcPr>
+            <w:tcW w:w="7200" w:type="dxa"/>
+          </w:tcPr>
+          <w:p>
+            <w:pPr>
+              <w:pStyle w:val="27"/>
+              <w:spacing w:before="20" w:after="20"/>
+            </w:pPr>
+            <w:r>
+              <w:rPr>
+                <w:sz w:val="19"/>
+              </w:rPr>
+              <w:t>High</w:t>
             </w:r>
           </w:p>
         </w:tc>
@@ -23936,7 +24558,12 @@
         <w:tc>
           <w:tcPr>
             <w:tcW w:w="2160" w:type="dxa"/>
+            <w:tcBorders>
+              <w:bottom w:val="single" w:color="auto" w:sz="0" w:space="0"/>
+              <w:insideH w:val="single" w:sz="0" w:space="0"/>
+            </w:tcBorders>
             <w:shd w:val="clear" w:color="auto" w:fill="E8EEF5"/>
+            <w:vAlign w:val="bottom"/>
           </w:tcPr>
           <w:p>
             <w:pPr>
@@ -23955,6 +24582,11 @@
         <w:tc>
           <w:tcPr>
             <w:tcW w:w="7200" w:type="dxa"/>
+            <w:tcBorders>
+              <w:bottom w:val="single" w:color="auto" w:sz="0" w:space="0"/>
+              <w:insideH w:val="single" w:sz="0" w:space="0"/>
+            </w:tcBorders>
+            <w:vAlign w:val="bottom"/>
           </w:tcPr>
           <w:p>
             <w:pPr>
@@ -24194,6 +24826,63 @@
                 <w:sz w:val="19"/>
               </w:rPr>
               <w:t>S1 / Screen 2 Navigation</w:t>
+            </w:r>
+          </w:p>
+        </w:tc>
+      </w:tr>
+      <w:tr>
+        <w:tblPrEx>
+          <w:tblBorders>
+            <w:top w:val="single" w:color="A6A6A6" w:sz="4" w:space="0"/>
+            <w:left w:val="single" w:color="A6A6A6" w:sz="4" w:space="0"/>
+            <w:bottom w:val="single" w:color="A6A6A6" w:sz="4" w:space="0"/>
+            <w:right w:val="single" w:color="A6A6A6" w:sz="4" w:space="0"/>
+            <w:insideH w:val="single" w:color="A6A6A6" w:sz="4" w:space="0"/>
+            <w:insideV w:val="single" w:color="A6A6A6" w:sz="4" w:space="0"/>
+          </w:tblBorders>
+          <w:tblCellMar>
+            <w:top w:w="0" w:type="dxa"/>
+            <w:left w:w="108" w:type="dxa"/>
+            <w:bottom w:w="0" w:type="dxa"/>
+            <w:right w:w="108" w:type="dxa"/>
+          </w:tblCellMar>
+        </w:tblPrEx>
+        <w:trPr>
+          <w:cantSplit/>
+        </w:trPr>
+        <w:tc>
+          <w:tcPr>
+            <w:tcW w:w="2160" w:type="dxa"/>
+            <w:shd w:val="clear" w:color="auto" w:fill="E8EEF5"/>
+          </w:tcPr>
+          <w:p>
+            <w:pPr>
+              <w:pStyle w:val="27"/>
+              <w:spacing w:before="20" w:after="20"/>
+            </w:pPr>
+            <w:r>
+              <w:rPr>
+                <w:b/>
+                <w:sz w:val="19"/>
+              </w:rPr>
+              <w:t>Priority</w:t>
+            </w:r>
+          </w:p>
+        </w:tc>
+        <w:tc>
+          <w:tcPr>
+            <w:tcW w:w="7200" w:type="dxa"/>
+          </w:tcPr>
+          <w:p>
+            <w:pPr>
+              <w:pStyle w:val="27"/>
+              <w:spacing w:before="20" w:after="20"/>
+            </w:pPr>
+            <w:r>
+              <w:rPr>
+                <w:sz w:val="19"/>
+              </w:rPr>
+              <w:t>High</w:t>
             </w:r>
           </w:p>
         </w:tc>
@@ -24257,7 +24946,12 @@
         <w:tc>
           <w:tcPr>
             <w:tcW w:w="2160" w:type="dxa"/>
+            <w:tcBorders>
+              <w:bottom w:val="single" w:color="auto" w:sz="0" w:space="0"/>
+              <w:insideH w:val="single" w:sz="0" w:space="0"/>
+            </w:tcBorders>
             <w:shd w:val="clear" w:color="auto" w:fill="E8EEF5"/>
+            <w:vAlign w:val="bottom"/>
           </w:tcPr>
           <w:p>
             <w:pPr>
@@ -24276,6 +24970,11 @@
         <w:tc>
           <w:tcPr>
             <w:tcW w:w="7200" w:type="dxa"/>
+            <w:tcBorders>
+              <w:bottom w:val="single" w:color="auto" w:sz="0" w:space="0"/>
+              <w:insideH w:val="single" w:sz="0" w:space="0"/>
+            </w:tcBorders>
+            <w:vAlign w:val="bottom"/>
           </w:tcPr>
           <w:p>
             <w:pPr>
@@ -24515,6 +25214,63 @@
                 <w:sz w:val="19"/>
               </w:rPr>
               <w:t>S2 / Screen 3 Off-route</w:t>
+            </w:r>
+          </w:p>
+        </w:tc>
+      </w:tr>
+      <w:tr>
+        <w:tblPrEx>
+          <w:tblBorders>
+            <w:top w:val="single" w:color="A6A6A6" w:sz="4" w:space="0"/>
+            <w:left w:val="single" w:color="A6A6A6" w:sz="4" w:space="0"/>
+            <w:bottom w:val="single" w:color="A6A6A6" w:sz="4" w:space="0"/>
+            <w:right w:val="single" w:color="A6A6A6" w:sz="4" w:space="0"/>
+            <w:insideH w:val="single" w:color="A6A6A6" w:sz="4" w:space="0"/>
+            <w:insideV w:val="single" w:color="A6A6A6" w:sz="4" w:space="0"/>
+          </w:tblBorders>
+          <w:tblCellMar>
+            <w:top w:w="0" w:type="dxa"/>
+            <w:left w:w="108" w:type="dxa"/>
+            <w:bottom w:w="0" w:type="dxa"/>
+            <w:right w:w="108" w:type="dxa"/>
+          </w:tblCellMar>
+        </w:tblPrEx>
+        <w:trPr>
+          <w:cantSplit/>
+        </w:trPr>
+        <w:tc>
+          <w:tcPr>
+            <w:tcW w:w="2160" w:type="dxa"/>
+            <w:shd w:val="clear" w:color="auto" w:fill="E8EEF5"/>
+          </w:tcPr>
+          <w:p>
+            <w:pPr>
+              <w:pStyle w:val="27"/>
+              <w:spacing w:before="20" w:after="20"/>
+            </w:pPr>
+            <w:r>
+              <w:rPr>
+                <w:b/>
+                <w:sz w:val="19"/>
+              </w:rPr>
+              <w:t>Priority</w:t>
+            </w:r>
+          </w:p>
+        </w:tc>
+        <w:tc>
+          <w:tcPr>
+            <w:tcW w:w="7200" w:type="dxa"/>
+          </w:tcPr>
+          <w:p>
+            <w:pPr>
+              <w:pStyle w:val="27"/>
+              <w:spacing w:before="20" w:after="20"/>
+            </w:pPr>
+            <w:r>
+              <w:rPr>
+                <w:sz w:val="19"/>
+              </w:rPr>
+              <w:t>Medium</w:t>
             </w:r>
           </w:p>
         </w:tc>
@@ -24578,7 +25334,12 @@
         <w:tc>
           <w:tcPr>
             <w:tcW w:w="2160" w:type="dxa"/>
+            <w:tcBorders>
+              <w:bottom w:val="single" w:color="auto" w:sz="0" w:space="0"/>
+              <w:insideH w:val="single" w:sz="0" w:space="0"/>
+            </w:tcBorders>
             <w:shd w:val="clear" w:color="auto" w:fill="E8EEF5"/>
+            <w:vAlign w:val="bottom"/>
           </w:tcPr>
           <w:p>
             <w:pPr>
@@ -24597,6 +25358,11 @@
         <w:tc>
           <w:tcPr>
             <w:tcW w:w="7200" w:type="dxa"/>
+            <w:tcBorders>
+              <w:bottom w:val="single" w:color="auto" w:sz="0" w:space="0"/>
+              <w:insideH w:val="single" w:sz="0" w:space="0"/>
+            </w:tcBorders>
+            <w:vAlign w:val="bottom"/>
           </w:tcPr>
           <w:p>
             <w:pPr>
@@ -24664,7 +25430,7 @@
               <w:rPr>
                 <w:sz w:val="19"/>
               </w:rPr>
-              <w:t>FS8.1 Audio cues lead the user to the elevator doors; one short vibration confirms arrival at the elevator, and THEIA says “Call button on your right. Go to floor 1.” FS8.2 After leaving the elevator or stairs, THEIA checks the floor from beacons, says “You are on floor 1,” switches to that floor’s map automatically, and continues guidance. If it’s the wrong floor, it says so. FS8.3 Mapped connectors between buildings are treated like hallways, and THEIA announces “Entering building ___”.</w:t>
+              <w:t>FS8.1 Audio cues lead the user to the elevator doors; one short vibration confirms arrival at the elevator, and THEIA says “Call button on your right. Go to floor 1.” FS8.2 After leaving the elevator or stairs, THEIA checks the floor from beacons, says “You are on floor 1,” switches to that floor’s map automatically, and continues guidance. If it’s the wrong floor, it says so and guides the user back to the elevator or stairs. FS8.3 Mapped connectors between buildings are treated like hallways, and THEIA announces the crossing at both ends (“Entering the skybridge to ___”, then “Entering building ___”).</w:t>
             </w:r>
           </w:p>
         </w:tc>
@@ -24836,6 +25602,63 @@
                 <w:sz w:val="19"/>
               </w:rPr>
               <w:t>S3 / Screen 2 Navigation (elevator)</w:t>
+            </w:r>
+          </w:p>
+        </w:tc>
+      </w:tr>
+      <w:tr>
+        <w:tblPrEx>
+          <w:tblBorders>
+            <w:top w:val="single" w:color="A6A6A6" w:sz="4" w:space="0"/>
+            <w:left w:val="single" w:color="A6A6A6" w:sz="4" w:space="0"/>
+            <w:bottom w:val="single" w:color="A6A6A6" w:sz="4" w:space="0"/>
+            <w:right w:val="single" w:color="A6A6A6" w:sz="4" w:space="0"/>
+            <w:insideH w:val="single" w:color="A6A6A6" w:sz="4" w:space="0"/>
+            <w:insideV w:val="single" w:color="A6A6A6" w:sz="4" w:space="0"/>
+          </w:tblBorders>
+          <w:tblCellMar>
+            <w:top w:w="0" w:type="dxa"/>
+            <w:left w:w="108" w:type="dxa"/>
+            <w:bottom w:w="0" w:type="dxa"/>
+            <w:right w:w="108" w:type="dxa"/>
+          </w:tblCellMar>
+        </w:tblPrEx>
+        <w:trPr>
+          <w:cantSplit/>
+        </w:trPr>
+        <w:tc>
+          <w:tcPr>
+            <w:tcW w:w="2160" w:type="dxa"/>
+            <w:shd w:val="clear" w:color="auto" w:fill="E8EEF5"/>
+          </w:tcPr>
+          <w:p>
+            <w:pPr>
+              <w:pStyle w:val="27"/>
+              <w:spacing w:before="20" w:after="20"/>
+            </w:pPr>
+            <w:r>
+              <w:rPr>
+                <w:b/>
+                <w:sz w:val="19"/>
+              </w:rPr>
+              <w:t>Priority</w:t>
+            </w:r>
+          </w:p>
+        </w:tc>
+        <w:tc>
+          <w:tcPr>
+            <w:tcW w:w="7200" w:type="dxa"/>
+          </w:tcPr>
+          <w:p>
+            <w:pPr>
+              <w:pStyle w:val="27"/>
+              <w:spacing w:before="20" w:after="20"/>
+            </w:pPr>
+            <w:r>
+              <w:rPr>
+                <w:sz w:val="19"/>
+              </w:rPr>
+              <w:t>High</w:t>
             </w:r>
           </w:p>
         </w:tc>
@@ -24899,7 +25722,12 @@
         <w:tc>
           <w:tcPr>
             <w:tcW w:w="2160" w:type="dxa"/>
+            <w:tcBorders>
+              <w:bottom w:val="single" w:color="auto" w:sz="0" w:space="0"/>
+              <w:insideH w:val="single" w:sz="0" w:space="0"/>
+            </w:tcBorders>
             <w:shd w:val="clear" w:color="auto" w:fill="E8EEF5"/>
+            <w:vAlign w:val="bottom"/>
           </w:tcPr>
           <w:p>
             <w:pPr>
@@ -24918,6 +25746,11 @@
         <w:tc>
           <w:tcPr>
             <w:tcW w:w="7200" w:type="dxa"/>
+            <w:tcBorders>
+              <w:bottom w:val="single" w:color="auto" w:sz="0" w:space="0"/>
+              <w:insideH w:val="single" w:sz="0" w:space="0"/>
+            </w:tcBorders>
+            <w:vAlign w:val="bottom"/>
           </w:tcPr>
           <w:p>
             <w:pPr>
@@ -25185,6 +26018,63 @@
                 <w:sz w:val="19"/>
               </w:rPr>
               <w:t>S2 / Screen 3 Off-route</w:t>
+            </w:r>
+          </w:p>
+        </w:tc>
+      </w:tr>
+      <w:tr>
+        <w:tblPrEx>
+          <w:tblBorders>
+            <w:top w:val="single" w:color="A6A6A6" w:sz="4" w:space="0"/>
+            <w:left w:val="single" w:color="A6A6A6" w:sz="4" w:space="0"/>
+            <w:bottom w:val="single" w:color="A6A6A6" w:sz="4" w:space="0"/>
+            <w:right w:val="single" w:color="A6A6A6" w:sz="4" w:space="0"/>
+            <w:insideH w:val="single" w:color="A6A6A6" w:sz="4" w:space="0"/>
+            <w:insideV w:val="single" w:color="A6A6A6" w:sz="4" w:space="0"/>
+          </w:tblBorders>
+          <w:tblCellMar>
+            <w:top w:w="0" w:type="dxa"/>
+            <w:left w:w="108" w:type="dxa"/>
+            <w:bottom w:w="0" w:type="dxa"/>
+            <w:right w:w="108" w:type="dxa"/>
+          </w:tblCellMar>
+        </w:tblPrEx>
+        <w:trPr>
+          <w:cantSplit/>
+        </w:trPr>
+        <w:tc>
+          <w:tcPr>
+            <w:tcW w:w="2160" w:type="dxa"/>
+            <w:shd w:val="clear" w:color="auto" w:fill="E8EEF5"/>
+          </w:tcPr>
+          <w:p>
+            <w:pPr>
+              <w:pStyle w:val="27"/>
+              <w:spacing w:before="20" w:after="20"/>
+            </w:pPr>
+            <w:r>
+              <w:rPr>
+                <w:b/>
+                <w:sz w:val="19"/>
+              </w:rPr>
+              <w:t>Priority</w:t>
+            </w:r>
+          </w:p>
+        </w:tc>
+        <w:tc>
+          <w:tcPr>
+            <w:tcW w:w="7200" w:type="dxa"/>
+          </w:tcPr>
+          <w:p>
+            <w:pPr>
+              <w:pStyle w:val="27"/>
+              <w:spacing w:before="20" w:after="20"/>
+            </w:pPr>
+            <w:r>
+              <w:rPr>
+                <w:sz w:val="19"/>
+              </w:rPr>
+              <w:t>High</w:t>
             </w:r>
           </w:p>
         </w:tc>
@@ -25248,7 +26138,12 @@
         <w:tc>
           <w:tcPr>
             <w:tcW w:w="2160" w:type="dxa"/>
+            <w:tcBorders>
+              <w:bottom w:val="single" w:color="auto" w:sz="0" w:space="0"/>
+              <w:insideH w:val="single" w:sz="0" w:space="0"/>
+            </w:tcBorders>
             <w:shd w:val="clear" w:color="auto" w:fill="E8EEF5"/>
+            <w:vAlign w:val="bottom"/>
           </w:tcPr>
           <w:p>
             <w:pPr>
@@ -25267,6 +26162,11 @@
         <w:tc>
           <w:tcPr>
             <w:tcW w:w="7200" w:type="dxa"/>
+            <w:tcBorders>
+              <w:bottom w:val="single" w:color="auto" w:sz="0" w:space="0"/>
+              <w:insideH w:val="single" w:sz="0" w:space="0"/>
+            </w:tcBorders>
+            <w:vAlign w:val="bottom"/>
           </w:tcPr>
           <w:p>
             <w:pPr>
@@ -25334,7 +26234,7 @@
               <w:rPr>
                 <w:sz w:val="19"/>
               </w:rPr>
-              <w:t>FS10.1 Every help text includes the building, floor, nearest room (last confirmed beacon), last-update time, and a map link. FS10.2 If the user gives no answer to the Help question within 10 s, THEIA texts the caretaker automatically. FS10.3 On a detected fall (accelerometer), THEIA gives a strong continuous vibration and says “Are you OK? I will text ___ in 30 seconds. Say Cancel to stop.” If there’s no response within 30 s, it texts the caretaker and then calls the first emergency contact. FS10.4 The user can say “Cancel” (or tap Cancel) to stop either countdown. FS10.5 If the caretaker doesn’t answer the call, or doesn’t reply to the text within 2 minutes, THEIA immediately offers to call campus police. FS10.6 Optionally, the user can send a photo from the phone camera.</w:t>
+              <w:t>FS10.1 Every help text includes the building, floor, nearest room (last confirmed beacon), last-update time, and a map link. FS10.2 If the user gives no answer to the Help question within 10 s, THEIA texts the caretaker automatically. FS10.3 On a detected fall (accelerometer), THEIA gives a strong continuous vibration and says “Are you OK? I will text ___ in 30 seconds. Say Cancel to stop.” If there’s no response within 30 s, it texts the caretaker and then calls the first emergency contact. FS10.4 The user can say “Cancel” (or tap Cancel) to stop either countdown. FS10.5 If the caretaker doesn’t answer the call, or doesn’t reply to the text within 2 minutes, THEIA immediately offers to call campus police. FS10.6 Optionally, the user can send a photo from the phone camera. FS10.7 If there is no cellular signal, THEIA tells the user, retries every 30 s, and sends the text or places the call as soon as the phone connects.</w:t>
             </w:r>
           </w:p>
         </w:tc>
@@ -25506,6 +26406,63 @@
                 <w:sz w:val="19"/>
               </w:rPr>
               <w:t>S2 / Screen 4 Help, Screen 4 Help (fall check)</w:t>
+            </w:r>
+          </w:p>
+        </w:tc>
+      </w:tr>
+      <w:tr>
+        <w:tblPrEx>
+          <w:tblBorders>
+            <w:top w:val="single" w:color="A6A6A6" w:sz="4" w:space="0"/>
+            <w:left w:val="single" w:color="A6A6A6" w:sz="4" w:space="0"/>
+            <w:bottom w:val="single" w:color="A6A6A6" w:sz="4" w:space="0"/>
+            <w:right w:val="single" w:color="A6A6A6" w:sz="4" w:space="0"/>
+            <w:insideH w:val="single" w:color="A6A6A6" w:sz="4" w:space="0"/>
+            <w:insideV w:val="single" w:color="A6A6A6" w:sz="4" w:space="0"/>
+          </w:tblBorders>
+          <w:tblCellMar>
+            <w:top w:w="0" w:type="dxa"/>
+            <w:left w:w="108" w:type="dxa"/>
+            <w:bottom w:w="0" w:type="dxa"/>
+            <w:right w:w="108" w:type="dxa"/>
+          </w:tblCellMar>
+        </w:tblPrEx>
+        <w:trPr>
+          <w:cantSplit/>
+        </w:trPr>
+        <w:tc>
+          <w:tcPr>
+            <w:tcW w:w="2160" w:type="dxa"/>
+            <w:shd w:val="clear" w:color="auto" w:fill="E8EEF5"/>
+          </w:tcPr>
+          <w:p>
+            <w:pPr>
+              <w:pStyle w:val="27"/>
+              <w:spacing w:before="20" w:after="20"/>
+            </w:pPr>
+            <w:r>
+              <w:rPr>
+                <w:b/>
+                <w:sz w:val="19"/>
+              </w:rPr>
+              <w:t>Priority</w:t>
+            </w:r>
+          </w:p>
+        </w:tc>
+        <w:tc>
+          <w:tcPr>
+            <w:tcW w:w="7200" w:type="dxa"/>
+          </w:tcPr>
+          <w:p>
+            <w:pPr>
+              <w:pStyle w:val="27"/>
+              <w:spacing w:before="20" w:after="20"/>
+            </w:pPr>
+            <w:r>
+              <w:rPr>
+                <w:sz w:val="19"/>
+              </w:rPr>
+              <w:t>High</w:t>
             </w:r>
           </w:p>
         </w:tc>
@@ -25569,7 +26526,12 @@
         <w:tc>
           <w:tcPr>
             <w:tcW w:w="2160" w:type="dxa"/>
+            <w:tcBorders>
+              <w:bottom w:val="single" w:color="auto" w:sz="0" w:space="0"/>
+              <w:insideH w:val="single" w:sz="0" w:space="0"/>
+            </w:tcBorders>
             <w:shd w:val="clear" w:color="auto" w:fill="E8EEF5"/>
+            <w:vAlign w:val="bottom"/>
           </w:tcPr>
           <w:p>
             <w:pPr>
@@ -25588,6 +26550,11 @@
         <w:tc>
           <w:tcPr>
             <w:tcW w:w="7200" w:type="dxa"/>
+            <w:tcBorders>
+              <w:bottom w:val="single" w:color="auto" w:sz="0" w:space="0"/>
+              <w:insideH w:val="single" w:sz="0" w:space="0"/>
+            </w:tcBorders>
+            <w:vAlign w:val="bottom"/>
           </w:tcPr>
           <w:p>
             <w:pPr>
@@ -25855,6 +26822,63 @@
                 <w:sz w:val="19"/>
               </w:rPr>
               <w:t>S4 / Screen 5 Settings</w:t>
+            </w:r>
+          </w:p>
+        </w:tc>
+      </w:tr>
+      <w:tr>
+        <w:tblPrEx>
+          <w:tblBorders>
+            <w:top w:val="single" w:color="A6A6A6" w:sz="4" w:space="0"/>
+            <w:left w:val="single" w:color="A6A6A6" w:sz="4" w:space="0"/>
+            <w:bottom w:val="single" w:color="A6A6A6" w:sz="4" w:space="0"/>
+            <w:right w:val="single" w:color="A6A6A6" w:sz="4" w:space="0"/>
+            <w:insideH w:val="single" w:color="A6A6A6" w:sz="4" w:space="0"/>
+            <w:insideV w:val="single" w:color="A6A6A6" w:sz="4" w:space="0"/>
+          </w:tblBorders>
+          <w:tblCellMar>
+            <w:top w:w="0" w:type="dxa"/>
+            <w:left w:w="108" w:type="dxa"/>
+            <w:bottom w:w="0" w:type="dxa"/>
+            <w:right w:w="108" w:type="dxa"/>
+          </w:tblCellMar>
+        </w:tblPrEx>
+        <w:trPr>
+          <w:cantSplit/>
+        </w:trPr>
+        <w:tc>
+          <w:tcPr>
+            <w:tcW w:w="2160" w:type="dxa"/>
+            <w:shd w:val="clear" w:color="auto" w:fill="E8EEF5"/>
+          </w:tcPr>
+          <w:p>
+            <w:pPr>
+              <w:pStyle w:val="27"/>
+              <w:spacing w:before="20" w:after="20"/>
+            </w:pPr>
+            <w:r>
+              <w:rPr>
+                <w:b/>
+                <w:sz w:val="19"/>
+              </w:rPr>
+              <w:t>Priority</w:t>
+            </w:r>
+          </w:p>
+        </w:tc>
+        <w:tc>
+          <w:tcPr>
+            <w:tcW w:w="7200" w:type="dxa"/>
+          </w:tcPr>
+          <w:p>
+            <w:pPr>
+              <w:pStyle w:val="27"/>
+              <w:spacing w:before="20" w:after="20"/>
+            </w:pPr>
+            <w:r>
+              <w:rPr>
+                <w:sz w:val="19"/>
+              </w:rPr>
+              <w:t>Medium</w:t>
             </w:r>
           </w:p>
         </w:tc>
@@ -25918,7 +26942,12 @@
         <w:tc>
           <w:tcPr>
             <w:tcW w:w="2160" w:type="dxa"/>
+            <w:tcBorders>
+              <w:bottom w:val="single" w:color="auto" w:sz="0" w:space="0"/>
+              <w:insideH w:val="single" w:sz="0" w:space="0"/>
+            </w:tcBorders>
             <w:shd w:val="clear" w:color="auto" w:fill="E8EEF5"/>
+            <w:vAlign w:val="bottom"/>
           </w:tcPr>
           <w:p>
             <w:pPr>
@@ -25937,6 +26966,11 @@
         <w:tc>
           <w:tcPr>
             <w:tcW w:w="7200" w:type="dxa"/>
+            <w:tcBorders>
+              <w:bottom w:val="single" w:color="auto" w:sz="0" w:space="0"/>
+              <w:insideH w:val="single" w:sz="0" w:space="0"/>
+            </w:tcBorders>
+            <w:vAlign w:val="bottom"/>
           </w:tcPr>
           <w:p>
             <w:pPr>
@@ -26218,6 +27252,63 @@
                 <w:sz w:val="19"/>
               </w:rPr>
               <w:t>S3, S4 / Screen 5 Settings, Screen 1 Voice Home</w:t>
+            </w:r>
+          </w:p>
+        </w:tc>
+      </w:tr>
+      <w:tr>
+        <w:tblPrEx>
+          <w:tblBorders>
+            <w:top w:val="single" w:color="A6A6A6" w:sz="4" w:space="0"/>
+            <w:left w:val="single" w:color="A6A6A6" w:sz="4" w:space="0"/>
+            <w:bottom w:val="single" w:color="A6A6A6" w:sz="4" w:space="0"/>
+            <w:right w:val="single" w:color="A6A6A6" w:sz="4" w:space="0"/>
+            <w:insideH w:val="single" w:color="A6A6A6" w:sz="4" w:space="0"/>
+            <w:insideV w:val="single" w:color="A6A6A6" w:sz="4" w:space="0"/>
+          </w:tblBorders>
+          <w:tblCellMar>
+            <w:top w:w="0" w:type="dxa"/>
+            <w:left w:w="108" w:type="dxa"/>
+            <w:bottom w:w="0" w:type="dxa"/>
+            <w:right w:w="108" w:type="dxa"/>
+          </w:tblCellMar>
+        </w:tblPrEx>
+        <w:trPr>
+          <w:cantSplit/>
+        </w:trPr>
+        <w:tc>
+          <w:tcPr>
+            <w:tcW w:w="2160" w:type="dxa"/>
+            <w:shd w:val="clear" w:color="auto" w:fill="E8EEF5"/>
+          </w:tcPr>
+          <w:p>
+            <w:pPr>
+              <w:pStyle w:val="27"/>
+              <w:spacing w:before="20" w:after="20"/>
+            </w:pPr>
+            <w:r>
+              <w:rPr>
+                <w:b/>
+                <w:sz w:val="19"/>
+              </w:rPr>
+              <w:t>Priority</w:t>
+            </w:r>
+          </w:p>
+        </w:tc>
+        <w:tc>
+          <w:tcPr>
+            <w:tcW w:w="7200" w:type="dxa"/>
+          </w:tcPr>
+          <w:p>
+            <w:pPr>
+              <w:pStyle w:val="27"/>
+              <w:spacing w:before="20" w:after="20"/>
+            </w:pPr>
+            <w:r>
+              <w:rPr>
+                <w:sz w:val="19"/>
+              </w:rPr>
+              <w:t>Medium</w:t>
             </w:r>
           </w:p>
         </w:tc>
@@ -26281,7 +27372,12 @@
         <w:tc>
           <w:tcPr>
             <w:tcW w:w="2160" w:type="dxa"/>
+            <w:tcBorders>
+              <w:bottom w:val="single" w:color="auto" w:sz="0" w:space="0"/>
+              <w:insideH w:val="single" w:sz="0" w:space="0"/>
+            </w:tcBorders>
             <w:shd w:val="clear" w:color="auto" w:fill="E8EEF5"/>
+            <w:vAlign w:val="bottom"/>
           </w:tcPr>
           <w:p>
             <w:pPr>
@@ -26300,6 +27396,11 @@
         <w:tc>
           <w:tcPr>
             <w:tcW w:w="7200" w:type="dxa"/>
+            <w:tcBorders>
+              <w:bottom w:val="single" w:color="auto" w:sz="0" w:space="0"/>
+              <w:insideH w:val="single" w:sz="0" w:space="0"/>
+            </w:tcBorders>
+            <w:vAlign w:val="bottom"/>
           </w:tcPr>
           <w:p>
             <w:pPr>
@@ -26539,6 +27640,63 @@
                 <w:sz w:val="19"/>
               </w:rPr>
               <w:t>— / Screen 1 Voice Home</w:t>
+            </w:r>
+          </w:p>
+        </w:tc>
+      </w:tr>
+      <w:tr>
+        <w:tblPrEx>
+          <w:tblBorders>
+            <w:top w:val="single" w:color="A6A6A6" w:sz="4" w:space="0"/>
+            <w:left w:val="single" w:color="A6A6A6" w:sz="4" w:space="0"/>
+            <w:bottom w:val="single" w:color="A6A6A6" w:sz="4" w:space="0"/>
+            <w:right w:val="single" w:color="A6A6A6" w:sz="4" w:space="0"/>
+            <w:insideH w:val="single" w:color="A6A6A6" w:sz="4" w:space="0"/>
+            <w:insideV w:val="single" w:color="A6A6A6" w:sz="4" w:space="0"/>
+          </w:tblBorders>
+          <w:tblCellMar>
+            <w:top w:w="0" w:type="dxa"/>
+            <w:left w:w="108" w:type="dxa"/>
+            <w:bottom w:w="0" w:type="dxa"/>
+            <w:right w:w="108" w:type="dxa"/>
+          </w:tblCellMar>
+        </w:tblPrEx>
+        <w:trPr>
+          <w:cantSplit/>
+        </w:trPr>
+        <w:tc>
+          <w:tcPr>
+            <w:tcW w:w="2160" w:type="dxa"/>
+            <w:shd w:val="clear" w:color="auto" w:fill="E8EEF5"/>
+          </w:tcPr>
+          <w:p>
+            <w:pPr>
+              <w:pStyle w:val="27"/>
+              <w:spacing w:before="20" w:after="20"/>
+            </w:pPr>
+            <w:r>
+              <w:rPr>
+                <w:b/>
+                <w:sz w:val="19"/>
+              </w:rPr>
+              <w:t>Priority</w:t>
+            </w:r>
+          </w:p>
+        </w:tc>
+        <w:tc>
+          <w:tcPr>
+            <w:tcW w:w="7200" w:type="dxa"/>
+          </w:tcPr>
+          <w:p>
+            <w:pPr>
+              <w:pStyle w:val="27"/>
+              <w:spacing w:before="20" w:after="20"/>
+            </w:pPr>
+            <w:r>
+              <w:rPr>
+                <w:sz w:val="19"/>
+              </w:rPr>
+              <w:t>Low</w:t>
             </w:r>
           </w:p>
         </w:tc>
@@ -26550,7 +27708,7 @@
       <w:pPr>
         <w:pStyle w:val="5"/>
       </w:pPr>
-      <w:bookmarkStart w:id="103" w:name="_Toc243169327"/>
+      <w:bookmarkStart w:id="103" w:name="_Toc243226916"/>
       <w:bookmarkStart w:id="104" w:name="non-functional-requirements"/>
       <w:r>
         <w:t>3.2.2 Non-Functional Requirements</w:t>
@@ -26614,7 +27772,12 @@
         <w:tc>
           <w:tcPr>
             <w:tcW w:w="2160" w:type="dxa"/>
+            <w:tcBorders>
+              <w:bottom w:val="single" w:color="auto" w:sz="0" w:space="0"/>
+              <w:insideH w:val="single" w:sz="0" w:space="0"/>
+            </w:tcBorders>
             <w:shd w:val="clear" w:color="auto" w:fill="E8EEF5"/>
+            <w:vAlign w:val="bottom"/>
           </w:tcPr>
           <w:p>
             <w:pPr>
@@ -26633,6 +27796,11 @@
         <w:tc>
           <w:tcPr>
             <w:tcW w:w="7200" w:type="dxa"/>
+            <w:tcBorders>
+              <w:bottom w:val="single" w:color="auto" w:sz="0" w:space="0"/>
+              <w:insideH w:val="single" w:sz="0" w:space="0"/>
+            </w:tcBorders>
+            <w:vAlign w:val="bottom"/>
           </w:tcPr>
           <w:p>
             <w:pPr>
@@ -26683,7 +27851,7 @@
                 <w:b/>
                 <w:sz w:val="19"/>
               </w:rPr>
-              <w:t>Operationalized FRs</w:t>
+              <w:t>Acceptance criterion</w:t>
             </w:r>
           </w:p>
         </w:tc>
@@ -26700,7 +27868,7 @@
               <w:rPr>
                 <w:sz w:val="19"/>
               </w:rPr>
-              <w:t>FR4, FR6, FR7, FR10, FR12</w:t>
+              <w:t>Test routes in all three modes never use closed or inaccessible segments, obstacle and turn warnings come 5 steps ahead, and Help (FR10) works in every mode.</w:t>
             </w:r>
           </w:p>
         </w:tc>
@@ -26740,7 +27908,7 @@
                 <w:b/>
                 <w:sz w:val="19"/>
               </w:rPr>
-              <w:t>Satisfies Issue</w:t>
+              <w:t>Operationalized FRs</w:t>
             </w:r>
           </w:p>
         </w:tc>
@@ -26757,7 +27925,7 @@
               <w:rPr>
                 <w:sz w:val="19"/>
               </w:rPr>
-              <w:t>NFRI3</w:t>
+              <w:t>FR4, FR6, FR7, FR10, FR12</w:t>
             </w:r>
           </w:p>
         </w:tc>
@@ -26797,7 +27965,7 @@
                 <w:b/>
                 <w:sz w:val="19"/>
               </w:rPr>
-              <w:t>Satisfies Objective</w:t>
+              <w:t>Satisfies Issue</w:t>
             </w:r>
           </w:p>
         </w:tc>
@@ -26814,7 +27982,7 @@
               <w:rPr>
                 <w:sz w:val="19"/>
               </w:rPr>
-              <w:t>INFO1</w:t>
+              <w:t>NFRI3</w:t>
             </w:r>
           </w:p>
         </w:tc>
@@ -26854,7 +28022,7 @@
                 <w:b/>
                 <w:sz w:val="19"/>
               </w:rPr>
-              <w:t>Constrains</w:t>
+              <w:t>Satisfies Objective</w:t>
             </w:r>
           </w:p>
         </w:tc>
@@ -26871,7 +28039,7 @@
               <w:rPr>
                 <w:sz w:val="19"/>
               </w:rPr>
-              <w:t>FR3, FR8, FR9</w:t>
+              <w:t>INFO1</w:t>
             </w:r>
           </w:p>
         </w:tc>
@@ -26911,6 +28079,63 @@
                 <w:b/>
                 <w:sz w:val="19"/>
               </w:rPr>
+              <w:t>Constrains</w:t>
+            </w:r>
+          </w:p>
+        </w:tc>
+        <w:tc>
+          <w:tcPr>
+            <w:tcW w:w="7200" w:type="dxa"/>
+          </w:tcPr>
+          <w:p>
+            <w:pPr>
+              <w:pStyle w:val="27"/>
+              <w:spacing w:before="20" w:after="20"/>
+            </w:pPr>
+            <w:r>
+              <w:rPr>
+                <w:sz w:val="19"/>
+              </w:rPr>
+              <w:t>FR3, FR8, FR9</w:t>
+            </w:r>
+          </w:p>
+        </w:tc>
+      </w:tr>
+      <w:tr>
+        <w:tblPrEx>
+          <w:tblBorders>
+            <w:top w:val="single" w:color="A6A6A6" w:sz="4" w:space="0"/>
+            <w:left w:val="single" w:color="A6A6A6" w:sz="4" w:space="0"/>
+            <w:bottom w:val="single" w:color="A6A6A6" w:sz="4" w:space="0"/>
+            <w:right w:val="single" w:color="A6A6A6" w:sz="4" w:space="0"/>
+            <w:insideH w:val="single" w:color="A6A6A6" w:sz="4" w:space="0"/>
+            <w:insideV w:val="single" w:color="A6A6A6" w:sz="4" w:space="0"/>
+          </w:tblBorders>
+          <w:tblCellMar>
+            <w:top w:w="0" w:type="dxa"/>
+            <w:left w:w="108" w:type="dxa"/>
+            <w:bottom w:w="0" w:type="dxa"/>
+            <w:right w:w="108" w:type="dxa"/>
+          </w:tblCellMar>
+        </w:tblPrEx>
+        <w:trPr>
+          <w:cantSplit/>
+        </w:trPr>
+        <w:tc>
+          <w:tcPr>
+            <w:tcW w:w="2160" w:type="dxa"/>
+            <w:shd w:val="clear" w:color="auto" w:fill="E8EEF5"/>
+          </w:tcPr>
+          <w:p>
+            <w:pPr>
+              <w:pStyle w:val="27"/>
+              <w:spacing w:before="20" w:after="20"/>
+            </w:pPr>
+            <w:r>
+              <w:rPr>
+                <w:b/>
+                <w:sz w:val="19"/>
+              </w:rPr>
               <w:t>Scenario / Prototype</w:t>
             </w:r>
           </w:p>
@@ -26929,6 +28154,63 @@
                 <w:sz w:val="19"/>
               </w:rPr>
               <w:t>S1, S2 / Screen 2 Navigation, Screen 4 Help</w:t>
+            </w:r>
+          </w:p>
+        </w:tc>
+      </w:tr>
+      <w:tr>
+        <w:tblPrEx>
+          <w:tblBorders>
+            <w:top w:val="single" w:color="A6A6A6" w:sz="4" w:space="0"/>
+            <w:left w:val="single" w:color="A6A6A6" w:sz="4" w:space="0"/>
+            <w:bottom w:val="single" w:color="A6A6A6" w:sz="4" w:space="0"/>
+            <w:right w:val="single" w:color="A6A6A6" w:sz="4" w:space="0"/>
+            <w:insideH w:val="single" w:color="A6A6A6" w:sz="4" w:space="0"/>
+            <w:insideV w:val="single" w:color="A6A6A6" w:sz="4" w:space="0"/>
+          </w:tblBorders>
+          <w:tblCellMar>
+            <w:top w:w="0" w:type="dxa"/>
+            <w:left w:w="108" w:type="dxa"/>
+            <w:bottom w:w="0" w:type="dxa"/>
+            <w:right w:w="108" w:type="dxa"/>
+          </w:tblCellMar>
+        </w:tblPrEx>
+        <w:trPr>
+          <w:cantSplit/>
+        </w:trPr>
+        <w:tc>
+          <w:tcPr>
+            <w:tcW w:w="2160" w:type="dxa"/>
+            <w:shd w:val="clear" w:color="auto" w:fill="E8EEF5"/>
+          </w:tcPr>
+          <w:p>
+            <w:pPr>
+              <w:pStyle w:val="27"/>
+              <w:spacing w:before="20" w:after="20"/>
+            </w:pPr>
+            <w:r>
+              <w:rPr>
+                <w:b/>
+                <w:sz w:val="19"/>
+              </w:rPr>
+              <w:t>Priority</w:t>
+            </w:r>
+          </w:p>
+        </w:tc>
+        <w:tc>
+          <w:tcPr>
+            <w:tcW w:w="7200" w:type="dxa"/>
+          </w:tcPr>
+          <w:p>
+            <w:pPr>
+              <w:pStyle w:val="27"/>
+              <w:spacing w:before="20" w:after="20"/>
+            </w:pPr>
+            <w:r>
+              <w:rPr>
+                <w:sz w:val="19"/>
+              </w:rPr>
+              <w:t>High</w:t>
             </w:r>
           </w:p>
         </w:tc>
@@ -26992,7 +28274,12 @@
         <w:tc>
           <w:tcPr>
             <w:tcW w:w="2160" w:type="dxa"/>
+            <w:tcBorders>
+              <w:bottom w:val="single" w:color="auto" w:sz="0" w:space="0"/>
+              <w:insideH w:val="single" w:sz="0" w:space="0"/>
+            </w:tcBorders>
             <w:shd w:val="clear" w:color="auto" w:fill="E8EEF5"/>
+            <w:vAlign w:val="bottom"/>
           </w:tcPr>
           <w:p>
             <w:pPr>
@@ -27011,6 +28298,11 @@
         <w:tc>
           <w:tcPr>
             <w:tcW w:w="7200" w:type="dxa"/>
+            <w:tcBorders>
+              <w:bottom w:val="single" w:color="auto" w:sz="0" w:space="0"/>
+              <w:insideH w:val="single" w:sz="0" w:space="0"/>
+            </w:tcBorders>
+            <w:vAlign w:val="bottom"/>
           </w:tcPr>
           <w:p>
             <w:pPr>
@@ -27061,7 +28353,7 @@
                 <w:b/>
                 <w:sz w:val="19"/>
               </w:rPr>
-              <w:t>Operationalized FRs</w:t>
+              <w:t>Acceptance criterion</w:t>
             </w:r>
           </w:p>
         </w:tc>
@@ -27078,7 +28370,7 @@
               <w:rPr>
                 <w:sz w:val="19"/>
               </w:rPr>
-              <w:t>FR3, FR12</w:t>
+              <w:t>On a test map, the route ranked first in Fast mode has the lowest estimated time (walking time at the user’s speed, plus 5 s per turn, plus 60 s per elevator wait).</w:t>
             </w:r>
           </w:p>
         </w:tc>
@@ -27118,7 +28410,7 @@
                 <w:b/>
                 <w:sz w:val="19"/>
               </w:rPr>
-              <w:t>Satisfies Issue</w:t>
+              <w:t>Operationalized FRs</w:t>
             </w:r>
           </w:p>
         </w:tc>
@@ -27135,7 +28427,7 @@
               <w:rPr>
                 <w:sz w:val="19"/>
               </w:rPr>
-              <w:t>NFRI2</w:t>
+              <w:t>FR3, FR12</w:t>
             </w:r>
           </w:p>
         </w:tc>
@@ -27175,7 +28467,7 @@
                 <w:b/>
                 <w:sz w:val="19"/>
               </w:rPr>
-              <w:t>Satisfies Objective</w:t>
+              <w:t>Satisfies Issue</w:t>
             </w:r>
           </w:p>
         </w:tc>
@@ -27192,7 +28484,7 @@
               <w:rPr>
                 <w:sz w:val="19"/>
               </w:rPr>
-              <w:t>INFO2</w:t>
+              <w:t>NFRI2</w:t>
             </w:r>
           </w:p>
         </w:tc>
@@ -27232,7 +28524,7 @@
                 <w:b/>
                 <w:sz w:val="19"/>
               </w:rPr>
-              <w:t>Constrains</w:t>
+              <w:t>Satisfies Objective</w:t>
             </w:r>
           </w:p>
         </w:tc>
@@ -27249,7 +28541,7 @@
               <w:rPr>
                 <w:sz w:val="19"/>
               </w:rPr>
-              <w:t>FR3</w:t>
+              <w:t>INFO2</w:t>
             </w:r>
           </w:p>
         </w:tc>
@@ -27289,6 +28581,63 @@
                 <w:b/>
                 <w:sz w:val="19"/>
               </w:rPr>
+              <w:t>Constrains</w:t>
+            </w:r>
+          </w:p>
+        </w:tc>
+        <w:tc>
+          <w:tcPr>
+            <w:tcW w:w="7200" w:type="dxa"/>
+          </w:tcPr>
+          <w:p>
+            <w:pPr>
+              <w:pStyle w:val="27"/>
+              <w:spacing w:before="20" w:after="20"/>
+            </w:pPr>
+            <w:r>
+              <w:rPr>
+                <w:sz w:val="19"/>
+              </w:rPr>
+              <w:t>FR3</w:t>
+            </w:r>
+          </w:p>
+        </w:tc>
+      </w:tr>
+      <w:tr>
+        <w:tblPrEx>
+          <w:tblBorders>
+            <w:top w:val="single" w:color="A6A6A6" w:sz="4" w:space="0"/>
+            <w:left w:val="single" w:color="A6A6A6" w:sz="4" w:space="0"/>
+            <w:bottom w:val="single" w:color="A6A6A6" w:sz="4" w:space="0"/>
+            <w:right w:val="single" w:color="A6A6A6" w:sz="4" w:space="0"/>
+            <w:insideH w:val="single" w:color="A6A6A6" w:sz="4" w:space="0"/>
+            <w:insideV w:val="single" w:color="A6A6A6" w:sz="4" w:space="0"/>
+          </w:tblBorders>
+          <w:tblCellMar>
+            <w:top w:w="0" w:type="dxa"/>
+            <w:left w:w="108" w:type="dxa"/>
+            <w:bottom w:w="0" w:type="dxa"/>
+            <w:right w:w="108" w:type="dxa"/>
+          </w:tblCellMar>
+        </w:tblPrEx>
+        <w:trPr>
+          <w:cantSplit/>
+        </w:trPr>
+        <w:tc>
+          <w:tcPr>
+            <w:tcW w:w="2160" w:type="dxa"/>
+            <w:shd w:val="clear" w:color="auto" w:fill="E8EEF5"/>
+          </w:tcPr>
+          <w:p>
+            <w:pPr>
+              <w:pStyle w:val="27"/>
+              <w:spacing w:before="20" w:after="20"/>
+            </w:pPr>
+            <w:r>
+              <w:rPr>
+                <w:b/>
+                <w:sz w:val="19"/>
+              </w:rPr>
               <w:t>Scenario / Prototype</w:t>
             </w:r>
           </w:p>
@@ -27307,6 +28656,63 @@
                 <w:sz w:val="19"/>
               </w:rPr>
               <w:t>S3 / Screen 1 Voice Home</w:t>
+            </w:r>
+          </w:p>
+        </w:tc>
+      </w:tr>
+      <w:tr>
+        <w:tblPrEx>
+          <w:tblBorders>
+            <w:top w:val="single" w:color="A6A6A6" w:sz="4" w:space="0"/>
+            <w:left w:val="single" w:color="A6A6A6" w:sz="4" w:space="0"/>
+            <w:bottom w:val="single" w:color="A6A6A6" w:sz="4" w:space="0"/>
+            <w:right w:val="single" w:color="A6A6A6" w:sz="4" w:space="0"/>
+            <w:insideH w:val="single" w:color="A6A6A6" w:sz="4" w:space="0"/>
+            <w:insideV w:val="single" w:color="A6A6A6" w:sz="4" w:space="0"/>
+          </w:tblBorders>
+          <w:tblCellMar>
+            <w:top w:w="0" w:type="dxa"/>
+            <w:left w:w="108" w:type="dxa"/>
+            <w:bottom w:w="0" w:type="dxa"/>
+            <w:right w:w="108" w:type="dxa"/>
+          </w:tblCellMar>
+        </w:tblPrEx>
+        <w:trPr>
+          <w:cantSplit/>
+        </w:trPr>
+        <w:tc>
+          <w:tcPr>
+            <w:tcW w:w="2160" w:type="dxa"/>
+            <w:shd w:val="clear" w:color="auto" w:fill="E8EEF5"/>
+          </w:tcPr>
+          <w:p>
+            <w:pPr>
+              <w:pStyle w:val="27"/>
+              <w:spacing w:before="20" w:after="20"/>
+            </w:pPr>
+            <w:r>
+              <w:rPr>
+                <w:b/>
+                <w:sz w:val="19"/>
+              </w:rPr>
+              <w:t>Priority</w:t>
+            </w:r>
+          </w:p>
+        </w:tc>
+        <w:tc>
+          <w:tcPr>
+            <w:tcW w:w="7200" w:type="dxa"/>
+          </w:tcPr>
+          <w:p>
+            <w:pPr>
+              <w:pStyle w:val="27"/>
+              <w:spacing w:before="20" w:after="20"/>
+            </w:pPr>
+            <w:r>
+              <w:rPr>
+                <w:sz w:val="19"/>
+              </w:rPr>
+              <w:t>Medium</w:t>
             </w:r>
           </w:p>
         </w:tc>
@@ -27370,7 +28776,12 @@
         <w:tc>
           <w:tcPr>
             <w:tcW w:w="2160" w:type="dxa"/>
+            <w:tcBorders>
+              <w:bottom w:val="single" w:color="auto" w:sz="0" w:space="0"/>
+              <w:insideH w:val="single" w:sz="0" w:space="0"/>
+            </w:tcBorders>
             <w:shd w:val="clear" w:color="auto" w:fill="E8EEF5"/>
+            <w:vAlign w:val="bottom"/>
           </w:tcPr>
           <w:p>
             <w:pPr>
@@ -27389,6 +28800,11 @@
         <w:tc>
           <w:tcPr>
             <w:tcW w:w="7200" w:type="dxa"/>
+            <w:tcBorders>
+              <w:bottom w:val="single" w:color="auto" w:sz="0" w:space="0"/>
+              <w:insideH w:val="single" w:sz="0" w:space="0"/>
+            </w:tcBorders>
+            <w:vAlign w:val="bottom"/>
           </w:tcPr>
           <w:p>
             <w:pPr>
@@ -27439,7 +28855,7 @@
                 <w:b/>
                 <w:sz w:val="19"/>
               </w:rPr>
-              <w:t>Operationalized FRs</w:t>
+              <w:t>Acceptance criterion</w:t>
             </w:r>
           </w:p>
         </w:tc>
@@ -27456,7 +28872,7 @@
               <w:rPr>
                 <w:sz w:val="19"/>
               </w:rPr>
-              <w:t>FR12</w:t>
+              <w:t>On a test map, Comfortable mode picks a route that takes at most 25% longer than the fastest route, and no other route within that limit has fewer turns or passes fewer busy or noisy areas.</w:t>
             </w:r>
           </w:p>
         </w:tc>
@@ -27496,7 +28912,7 @@
                 <w:b/>
                 <w:sz w:val="19"/>
               </w:rPr>
-              <w:t>Satisfies Issue</w:t>
+              <w:t>Operationalized FRs</w:t>
             </w:r>
           </w:p>
         </w:tc>
@@ -27513,7 +28929,7 @@
               <w:rPr>
                 <w:sz w:val="19"/>
               </w:rPr>
-              <w:t>NFRI3</w:t>
+              <w:t>FR12</w:t>
             </w:r>
           </w:p>
         </w:tc>
@@ -27553,7 +28969,7 @@
                 <w:b/>
                 <w:sz w:val="19"/>
               </w:rPr>
-              <w:t>Satisfies Objective</w:t>
+              <w:t>Satisfies Issue</w:t>
             </w:r>
           </w:p>
         </w:tc>
@@ -27570,7 +28986,7 @@
               <w:rPr>
                 <w:sz w:val="19"/>
               </w:rPr>
-              <w:t>INFO3</w:t>
+              <w:t>NFRI3</w:t>
             </w:r>
           </w:p>
         </w:tc>
@@ -27610,7 +29026,7 @@
                 <w:b/>
                 <w:sz w:val="19"/>
               </w:rPr>
-              <w:t>Constrains</w:t>
+              <w:t>Satisfies Objective</w:t>
             </w:r>
           </w:p>
         </w:tc>
@@ -27627,7 +29043,7 @@
               <w:rPr>
                 <w:sz w:val="19"/>
               </w:rPr>
-              <w:t>FR3</w:t>
+              <w:t>INFO3</w:t>
             </w:r>
           </w:p>
         </w:tc>
@@ -27667,6 +29083,63 @@
                 <w:b/>
                 <w:sz w:val="19"/>
               </w:rPr>
+              <w:t>Constrains</w:t>
+            </w:r>
+          </w:p>
+        </w:tc>
+        <w:tc>
+          <w:tcPr>
+            <w:tcW w:w="7200" w:type="dxa"/>
+          </w:tcPr>
+          <w:p>
+            <w:pPr>
+              <w:pStyle w:val="27"/>
+              <w:spacing w:before="20" w:after="20"/>
+            </w:pPr>
+            <w:r>
+              <w:rPr>
+                <w:sz w:val="19"/>
+              </w:rPr>
+              <w:t>FR3</w:t>
+            </w:r>
+          </w:p>
+        </w:tc>
+      </w:tr>
+      <w:tr>
+        <w:tblPrEx>
+          <w:tblBorders>
+            <w:top w:val="single" w:color="A6A6A6" w:sz="4" w:space="0"/>
+            <w:left w:val="single" w:color="A6A6A6" w:sz="4" w:space="0"/>
+            <w:bottom w:val="single" w:color="A6A6A6" w:sz="4" w:space="0"/>
+            <w:right w:val="single" w:color="A6A6A6" w:sz="4" w:space="0"/>
+            <w:insideH w:val="single" w:color="A6A6A6" w:sz="4" w:space="0"/>
+            <w:insideV w:val="single" w:color="A6A6A6" w:sz="4" w:space="0"/>
+          </w:tblBorders>
+          <w:tblCellMar>
+            <w:top w:w="0" w:type="dxa"/>
+            <w:left w:w="108" w:type="dxa"/>
+            <w:bottom w:w="0" w:type="dxa"/>
+            <w:right w:w="108" w:type="dxa"/>
+          </w:tblCellMar>
+        </w:tblPrEx>
+        <w:trPr>
+          <w:cantSplit/>
+        </w:trPr>
+        <w:tc>
+          <w:tcPr>
+            <w:tcW w:w="2160" w:type="dxa"/>
+            <w:shd w:val="clear" w:color="auto" w:fill="E8EEF5"/>
+          </w:tcPr>
+          <w:p>
+            <w:pPr>
+              <w:pStyle w:val="27"/>
+              <w:spacing w:before="20" w:after="20"/>
+            </w:pPr>
+            <w:r>
+              <w:rPr>
+                <w:b/>
+                <w:sz w:val="19"/>
+              </w:rPr>
               <w:t>Scenario / Prototype</w:t>
             </w:r>
           </w:p>
@@ -27685,6 +29158,63 @@
                 <w:sz w:val="19"/>
               </w:rPr>
               <w:t>S4 / Screen 5 Settings</w:t>
+            </w:r>
+          </w:p>
+        </w:tc>
+      </w:tr>
+      <w:tr>
+        <w:tblPrEx>
+          <w:tblBorders>
+            <w:top w:val="single" w:color="A6A6A6" w:sz="4" w:space="0"/>
+            <w:left w:val="single" w:color="A6A6A6" w:sz="4" w:space="0"/>
+            <w:bottom w:val="single" w:color="A6A6A6" w:sz="4" w:space="0"/>
+            <w:right w:val="single" w:color="A6A6A6" w:sz="4" w:space="0"/>
+            <w:insideH w:val="single" w:color="A6A6A6" w:sz="4" w:space="0"/>
+            <w:insideV w:val="single" w:color="A6A6A6" w:sz="4" w:space="0"/>
+          </w:tblBorders>
+          <w:tblCellMar>
+            <w:top w:w="0" w:type="dxa"/>
+            <w:left w:w="108" w:type="dxa"/>
+            <w:bottom w:w="0" w:type="dxa"/>
+            <w:right w:w="108" w:type="dxa"/>
+          </w:tblCellMar>
+        </w:tblPrEx>
+        <w:trPr>
+          <w:cantSplit/>
+        </w:trPr>
+        <w:tc>
+          <w:tcPr>
+            <w:tcW w:w="2160" w:type="dxa"/>
+            <w:shd w:val="clear" w:color="auto" w:fill="E8EEF5"/>
+          </w:tcPr>
+          <w:p>
+            <w:pPr>
+              <w:pStyle w:val="27"/>
+              <w:spacing w:before="20" w:after="20"/>
+            </w:pPr>
+            <w:r>
+              <w:rPr>
+                <w:b/>
+                <w:sz w:val="19"/>
+              </w:rPr>
+              <w:t>Priority</w:t>
+            </w:r>
+          </w:p>
+        </w:tc>
+        <w:tc>
+          <w:tcPr>
+            <w:tcW w:w="7200" w:type="dxa"/>
+          </w:tcPr>
+          <w:p>
+            <w:pPr>
+              <w:pStyle w:val="27"/>
+              <w:spacing w:before="20" w:after="20"/>
+            </w:pPr>
+            <w:r>
+              <w:rPr>
+                <w:sz w:val="19"/>
+              </w:rPr>
+              <w:t>Medium</w:t>
             </w:r>
           </w:p>
         </w:tc>
@@ -27748,7 +29278,12 @@
         <w:tc>
           <w:tcPr>
             <w:tcW w:w="2160" w:type="dxa"/>
+            <w:tcBorders>
+              <w:bottom w:val="single" w:color="auto" w:sz="0" w:space="0"/>
+              <w:insideH w:val="single" w:sz="0" w:space="0"/>
+            </w:tcBorders>
             <w:shd w:val="clear" w:color="auto" w:fill="E8EEF5"/>
+            <w:vAlign w:val="bottom"/>
           </w:tcPr>
           <w:p>
             <w:pPr>
@@ -27767,6 +29302,11 @@
         <w:tc>
           <w:tcPr>
             <w:tcW w:w="7200" w:type="dxa"/>
+            <w:tcBorders>
+              <w:bottom w:val="single" w:color="auto" w:sz="0" w:space="0"/>
+              <w:insideH w:val="single" w:sz="0" w:space="0"/>
+            </w:tcBorders>
+            <w:vAlign w:val="bottom"/>
           </w:tcPr>
           <w:p>
             <w:pPr>
@@ -27831,7 +29371,7 @@
                 <w:b/>
                 <w:sz w:val="19"/>
               </w:rPr>
-              <w:t>Operationalized FRs</w:t>
+              <w:t>Acceptance criterion</w:t>
             </w:r>
           </w:p>
         </w:tc>
@@ -27848,7 +29388,7 @@
               <w:rPr>
                 <w:sz w:val="19"/>
               </w:rPr>
-              <w:t>All FRs</w:t>
+              <w:t>Blind and visually impaired testers complete FR1, FR2, FR3, and FR10 without sighted help, and start navigation within 2 voice commands.</w:t>
             </w:r>
           </w:p>
         </w:tc>
@@ -27888,7 +29428,7 @@
                 <w:b/>
                 <w:sz w:val="19"/>
               </w:rPr>
-              <w:t>Satisfies Issue</w:t>
+              <w:t>Operationalized FRs</w:t>
             </w:r>
           </w:p>
         </w:tc>
@@ -27905,7 +29445,7 @@
               <w:rPr>
                 <w:sz w:val="19"/>
               </w:rPr>
-              <w:t>NFRI6</w:t>
+              <w:t>All FRs</w:t>
             </w:r>
           </w:p>
         </w:tc>
@@ -27945,7 +29485,7 @@
                 <w:b/>
                 <w:sz w:val="19"/>
               </w:rPr>
-              <w:t>Satisfies Objective</w:t>
+              <w:t>Satisfies Issue</w:t>
             </w:r>
           </w:p>
         </w:tc>
@@ -27962,7 +29502,7 @@
               <w:rPr>
                 <w:sz w:val="19"/>
               </w:rPr>
-              <w:t>INFO4</w:t>
+              <w:t>NFRI6</w:t>
             </w:r>
           </w:p>
         </w:tc>
@@ -28002,7 +29542,7 @@
                 <w:b/>
                 <w:sz w:val="19"/>
               </w:rPr>
-              <w:t>Constrains</w:t>
+              <w:t>Satisfies Objective</w:t>
             </w:r>
           </w:p>
         </w:tc>
@@ -28019,7 +29559,7 @@
               <w:rPr>
                 <w:sz w:val="19"/>
               </w:rPr>
-              <w:t>FR1–FR13</w:t>
+              <w:t>INFO4</w:t>
             </w:r>
           </w:p>
         </w:tc>
@@ -28059,6 +29599,63 @@
                 <w:b/>
                 <w:sz w:val="19"/>
               </w:rPr>
+              <w:t>Constrains</w:t>
+            </w:r>
+          </w:p>
+        </w:tc>
+        <w:tc>
+          <w:tcPr>
+            <w:tcW w:w="7200" w:type="dxa"/>
+          </w:tcPr>
+          <w:p>
+            <w:pPr>
+              <w:pStyle w:val="27"/>
+              <w:spacing w:before="20" w:after="20"/>
+            </w:pPr>
+            <w:r>
+              <w:rPr>
+                <w:sz w:val="19"/>
+              </w:rPr>
+              <w:t>FR1–FR13</w:t>
+            </w:r>
+          </w:p>
+        </w:tc>
+      </w:tr>
+      <w:tr>
+        <w:tblPrEx>
+          <w:tblBorders>
+            <w:top w:val="single" w:color="A6A6A6" w:sz="4" w:space="0"/>
+            <w:left w:val="single" w:color="A6A6A6" w:sz="4" w:space="0"/>
+            <w:bottom w:val="single" w:color="A6A6A6" w:sz="4" w:space="0"/>
+            <w:right w:val="single" w:color="A6A6A6" w:sz="4" w:space="0"/>
+            <w:insideH w:val="single" w:color="A6A6A6" w:sz="4" w:space="0"/>
+            <w:insideV w:val="single" w:color="A6A6A6" w:sz="4" w:space="0"/>
+          </w:tblBorders>
+          <w:tblCellMar>
+            <w:top w:w="0" w:type="dxa"/>
+            <w:left w:w="108" w:type="dxa"/>
+            <w:bottom w:w="0" w:type="dxa"/>
+            <w:right w:w="108" w:type="dxa"/>
+          </w:tblCellMar>
+        </w:tblPrEx>
+        <w:trPr>
+          <w:cantSplit/>
+        </w:trPr>
+        <w:tc>
+          <w:tcPr>
+            <w:tcW w:w="2160" w:type="dxa"/>
+            <w:shd w:val="clear" w:color="auto" w:fill="E8EEF5"/>
+          </w:tcPr>
+          <w:p>
+            <w:pPr>
+              <w:pStyle w:val="27"/>
+              <w:spacing w:before="20" w:after="20"/>
+            </w:pPr>
+            <w:r>
+              <w:rPr>
+                <w:b/>
+                <w:sz w:val="19"/>
+              </w:rPr>
               <w:t>Scenario / Prototype</w:t>
             </w:r>
           </w:p>
@@ -28077,6 +29674,63 @@
                 <w:sz w:val="19"/>
               </w:rPr>
               <w:t>S1–S4 / All screens</w:t>
+            </w:r>
+          </w:p>
+        </w:tc>
+      </w:tr>
+      <w:tr>
+        <w:tblPrEx>
+          <w:tblBorders>
+            <w:top w:val="single" w:color="A6A6A6" w:sz="4" w:space="0"/>
+            <w:left w:val="single" w:color="A6A6A6" w:sz="4" w:space="0"/>
+            <w:bottom w:val="single" w:color="A6A6A6" w:sz="4" w:space="0"/>
+            <w:right w:val="single" w:color="A6A6A6" w:sz="4" w:space="0"/>
+            <w:insideH w:val="single" w:color="A6A6A6" w:sz="4" w:space="0"/>
+            <w:insideV w:val="single" w:color="A6A6A6" w:sz="4" w:space="0"/>
+          </w:tblBorders>
+          <w:tblCellMar>
+            <w:top w:w="0" w:type="dxa"/>
+            <w:left w:w="108" w:type="dxa"/>
+            <w:bottom w:w="0" w:type="dxa"/>
+            <w:right w:w="108" w:type="dxa"/>
+          </w:tblCellMar>
+        </w:tblPrEx>
+        <w:trPr>
+          <w:cantSplit/>
+        </w:trPr>
+        <w:tc>
+          <w:tcPr>
+            <w:tcW w:w="2160" w:type="dxa"/>
+            <w:shd w:val="clear" w:color="auto" w:fill="E8EEF5"/>
+          </w:tcPr>
+          <w:p>
+            <w:pPr>
+              <w:pStyle w:val="27"/>
+              <w:spacing w:before="20" w:after="20"/>
+            </w:pPr>
+            <w:r>
+              <w:rPr>
+                <w:b/>
+                <w:sz w:val="19"/>
+              </w:rPr>
+              <w:t>Priority</w:t>
+            </w:r>
+          </w:p>
+        </w:tc>
+        <w:tc>
+          <w:tcPr>
+            <w:tcW w:w="7200" w:type="dxa"/>
+          </w:tcPr>
+          <w:p>
+            <w:pPr>
+              <w:pStyle w:val="27"/>
+              <w:spacing w:before="20" w:after="20"/>
+            </w:pPr>
+            <w:r>
+              <w:rPr>
+                <w:sz w:val="19"/>
+              </w:rPr>
+              <w:t>High</w:t>
             </w:r>
           </w:p>
         </w:tc>
@@ -28127,6 +29781,79 @@
             <w:insideH w:val="single" w:color="A6A6A6" w:sz="4" w:space="0"/>
             <w:insideV w:val="single" w:color="A6A6A6" w:sz="4" w:space="0"/>
           </w:tblBorders>
+          <w:tblCellMar>
+            <w:top w:w="0" w:type="dxa"/>
+            <w:left w:w="108" w:type="dxa"/>
+            <w:bottom w:w="0" w:type="dxa"/>
+            <w:right w:w="108" w:type="dxa"/>
+          </w:tblCellMar>
+        </w:tblPrEx>
+        <w:trPr>
+          <w:cantSplit/>
+        </w:trPr>
+        <w:tc>
+          <w:tcPr>
+            <w:tcW w:w="2160" w:type="dxa"/>
+            <w:tcBorders>
+              <w:bottom w:val="single" w:color="auto" w:sz="0" w:space="0"/>
+              <w:insideH w:val="single" w:sz="0" w:space="0"/>
+            </w:tcBorders>
+            <w:shd w:val="clear" w:color="auto" w:fill="E8EEF5"/>
+            <w:vAlign w:val="bottom"/>
+          </w:tcPr>
+          <w:p>
+            <w:pPr>
+              <w:pStyle w:val="27"/>
+              <w:spacing w:before="20" w:after="20"/>
+            </w:pPr>
+            <w:r>
+              <w:rPr>
+                <w:b/>
+                <w:sz w:val="19"/>
+              </w:rPr>
+              <w:t>Description</w:t>
+            </w:r>
+          </w:p>
+        </w:tc>
+        <w:tc>
+          <w:tcPr>
+            <w:tcW w:w="7200" w:type="dxa"/>
+            <w:tcBorders>
+              <w:bottom w:val="single" w:color="auto" w:sz="0" w:space="0"/>
+              <w:insideH w:val="single" w:sz="0" w:space="0"/>
+            </w:tcBorders>
+            <w:vAlign w:val="bottom"/>
+          </w:tcPr>
+          <w:p>
+            <w:pPr>
+              <w:pStyle w:val="27"/>
+              <w:spacing w:before="20" w:after="20"/>
+            </w:pPr>
+            <w:r>
+              <w:rPr>
+                <w:sz w:val="19"/>
+              </w:rPr>
+              <w:t>THEIA works in every mapped building. Building maps are stored on the phone, so navigation works without internet (emergency calls and texts still need cellular). The location updates within 2 s of entering a beacon’s range. THEIA can be launched from the lock screen with the phone’s voice assistant (“Hey Siri / Hey Google, open THEIA”).</w:t>
+            </w:r>
+          </w:p>
+        </w:tc>
+      </w:tr>
+      <w:tr>
+        <w:tblPrEx>
+          <w:tblBorders>
+            <w:top w:val="single" w:color="A6A6A6" w:sz="4" w:space="0"/>
+            <w:left w:val="single" w:color="A6A6A6" w:sz="4" w:space="0"/>
+            <w:bottom w:val="single" w:color="A6A6A6" w:sz="4" w:space="0"/>
+            <w:right w:val="single" w:color="A6A6A6" w:sz="4" w:space="0"/>
+            <w:insideH w:val="single" w:color="A6A6A6" w:sz="4" w:space="0"/>
+            <w:insideV w:val="single" w:color="A6A6A6" w:sz="4" w:space="0"/>
+          </w:tblBorders>
+          <w:tblCellMar>
+            <w:top w:w="0" w:type="dxa"/>
+            <w:left w:w="108" w:type="dxa"/>
+            <w:bottom w:w="0" w:type="dxa"/>
+            <w:right w:w="108" w:type="dxa"/>
+          </w:tblCellMar>
         </w:tblPrEx>
         <w:trPr>
           <w:cantSplit/>
@@ -28146,7 +29873,7 @@
                 <w:b/>
                 <w:sz w:val="19"/>
               </w:rPr>
-              <w:t>Description</w:t>
+              <w:t>Acceptance criterion</w:t>
             </w:r>
           </w:p>
         </w:tc>
@@ -28163,7 +29890,7 @@
               <w:rPr>
                 <w:sz w:val="19"/>
               </w:rPr>
-              <w:t>THEIA works in every mapped building. Building maps are stored on the phone, so navigation works without internet (emergency calls and texts still need cellular). The location updates within 2 s of entering a beacon’s range. THEIA can be launched from the lock screen with the phone’s voice assistant (“Hey Siri / Hey Google, open THEIA”).</w:t>
+              <w:t>With airplane mode on (Bluetooth only), FR1–FR9 work in a mapped building, and the location updates within 2 s in 95% of trials.</w:t>
             </w:r>
           </w:p>
         </w:tc>
@@ -28449,6 +30176,63 @@
                 <w:sz w:val="19"/>
               </w:rPr>
               <w:t>S1–S3 / Screen 2 Navigation</w:t>
+            </w:r>
+          </w:p>
+        </w:tc>
+      </w:tr>
+      <w:tr>
+        <w:tblPrEx>
+          <w:tblBorders>
+            <w:top w:val="single" w:color="A6A6A6" w:sz="4" w:space="0"/>
+            <w:left w:val="single" w:color="A6A6A6" w:sz="4" w:space="0"/>
+            <w:bottom w:val="single" w:color="A6A6A6" w:sz="4" w:space="0"/>
+            <w:right w:val="single" w:color="A6A6A6" w:sz="4" w:space="0"/>
+            <w:insideH w:val="single" w:color="A6A6A6" w:sz="4" w:space="0"/>
+            <w:insideV w:val="single" w:color="A6A6A6" w:sz="4" w:space="0"/>
+          </w:tblBorders>
+          <w:tblCellMar>
+            <w:top w:w="0" w:type="dxa"/>
+            <w:left w:w="108" w:type="dxa"/>
+            <w:bottom w:w="0" w:type="dxa"/>
+            <w:right w:w="108" w:type="dxa"/>
+          </w:tblCellMar>
+        </w:tblPrEx>
+        <w:trPr>
+          <w:cantSplit/>
+        </w:trPr>
+        <w:tc>
+          <w:tcPr>
+            <w:tcW w:w="2160" w:type="dxa"/>
+            <w:shd w:val="clear" w:color="auto" w:fill="E8EEF5"/>
+          </w:tcPr>
+          <w:p>
+            <w:pPr>
+              <w:pStyle w:val="27"/>
+              <w:spacing w:before="20" w:after="20"/>
+            </w:pPr>
+            <w:r>
+              <w:rPr>
+                <w:b/>
+                <w:sz w:val="19"/>
+              </w:rPr>
+              <w:t>Priority</w:t>
+            </w:r>
+          </w:p>
+        </w:tc>
+        <w:tc>
+          <w:tcPr>
+            <w:tcW w:w="7200" w:type="dxa"/>
+          </w:tcPr>
+          <w:p>
+            <w:pPr>
+              <w:pStyle w:val="27"/>
+              <w:spacing w:before="20" w:after="20"/>
+            </w:pPr>
+            <w:r>
+              <w:rPr>
+                <w:sz w:val="19"/>
+              </w:rPr>
+              <w:t>High</w:t>
             </w:r>
           </w:p>
         </w:tc>
@@ -28512,7 +30296,12 @@
         <w:tc>
           <w:tcPr>
             <w:tcW w:w="2160" w:type="dxa"/>
+            <w:tcBorders>
+              <w:bottom w:val="single" w:color="auto" w:sz="0" w:space="0"/>
+              <w:insideH w:val="single" w:sz="0" w:space="0"/>
+            </w:tcBorders>
             <w:shd w:val="clear" w:color="auto" w:fill="E8EEF5"/>
+            <w:vAlign w:val="bottom"/>
           </w:tcPr>
           <w:p>
             <w:pPr>
@@ -28531,6 +30320,11 @@
         <w:tc>
           <w:tcPr>
             <w:tcW w:w="7200" w:type="dxa"/>
+            <w:tcBorders>
+              <w:bottom w:val="single" w:color="auto" w:sz="0" w:space="0"/>
+              <w:insideH w:val="single" w:sz="0" w:space="0"/>
+            </w:tcBorders>
+            <w:vAlign w:val="bottom"/>
           </w:tcPr>
           <w:p>
             <w:pPr>
@@ -28581,7 +30375,7 @@
                 <w:b/>
                 <w:sz w:val="19"/>
               </w:rPr>
-              <w:t>Operationalized FRs</w:t>
+              <w:t>Acceptance criterion</w:t>
             </w:r>
           </w:p>
         </w:tc>
@@ -28598,7 +30392,7 @@
               <w:rPr>
                 <w:sz w:val="19"/>
               </w:rPr>
-              <w:t>FR11, FR12</w:t>
+              <w:t>Each setting changes behavior immediately as specified and is kept after the app restarts.</w:t>
             </w:r>
           </w:p>
         </w:tc>
@@ -28638,7 +30432,7 @@
                 <w:b/>
                 <w:sz w:val="19"/>
               </w:rPr>
-              <w:t>Satisfies Issue</w:t>
+              <w:t>Operationalized FRs</w:t>
             </w:r>
           </w:p>
         </w:tc>
@@ -28655,7 +30449,7 @@
               <w:rPr>
                 <w:sz w:val="19"/>
               </w:rPr>
-              <w:t>NFRI4</w:t>
+              <w:t>FR11, FR12</w:t>
             </w:r>
           </w:p>
         </w:tc>
@@ -28695,7 +30489,7 @@
                 <w:b/>
                 <w:sz w:val="19"/>
               </w:rPr>
-              <w:t>Satisfies Objective</w:t>
+              <w:t>Satisfies Issue</w:t>
             </w:r>
           </w:p>
         </w:tc>
@@ -28712,7 +30506,7 @@
               <w:rPr>
                 <w:sz w:val="19"/>
               </w:rPr>
-              <w:t>INFO6</w:t>
+              <w:t>NFRI4</w:t>
             </w:r>
           </w:p>
         </w:tc>
@@ -28752,7 +30546,7 @@
                 <w:b/>
                 <w:sz w:val="19"/>
               </w:rPr>
-              <w:t>Constrains</w:t>
+              <w:t>Satisfies Objective</w:t>
             </w:r>
           </w:p>
         </w:tc>
@@ -28769,7 +30563,7 @@
               <w:rPr>
                 <w:sz w:val="19"/>
               </w:rPr>
-              <w:t>FR4, FR5, FR6</w:t>
+              <w:t>INFO6</w:t>
             </w:r>
           </w:p>
         </w:tc>
@@ -28809,6 +30603,63 @@
                 <w:b/>
                 <w:sz w:val="19"/>
               </w:rPr>
+              <w:t>Constrains</w:t>
+            </w:r>
+          </w:p>
+        </w:tc>
+        <w:tc>
+          <w:tcPr>
+            <w:tcW w:w="7200" w:type="dxa"/>
+          </w:tcPr>
+          <w:p>
+            <w:pPr>
+              <w:pStyle w:val="27"/>
+              <w:spacing w:before="20" w:after="20"/>
+            </w:pPr>
+            <w:r>
+              <w:rPr>
+                <w:sz w:val="19"/>
+              </w:rPr>
+              <w:t>FR4, FR5, FR6</w:t>
+            </w:r>
+          </w:p>
+        </w:tc>
+      </w:tr>
+      <w:tr>
+        <w:tblPrEx>
+          <w:tblBorders>
+            <w:top w:val="single" w:color="A6A6A6" w:sz="4" w:space="0"/>
+            <w:left w:val="single" w:color="A6A6A6" w:sz="4" w:space="0"/>
+            <w:bottom w:val="single" w:color="A6A6A6" w:sz="4" w:space="0"/>
+            <w:right w:val="single" w:color="A6A6A6" w:sz="4" w:space="0"/>
+            <w:insideH w:val="single" w:color="A6A6A6" w:sz="4" w:space="0"/>
+            <w:insideV w:val="single" w:color="A6A6A6" w:sz="4" w:space="0"/>
+          </w:tblBorders>
+          <w:tblCellMar>
+            <w:top w:w="0" w:type="dxa"/>
+            <w:left w:w="108" w:type="dxa"/>
+            <w:bottom w:w="0" w:type="dxa"/>
+            <w:right w:w="108" w:type="dxa"/>
+          </w:tblCellMar>
+        </w:tblPrEx>
+        <w:trPr>
+          <w:cantSplit/>
+        </w:trPr>
+        <w:tc>
+          <w:tcPr>
+            <w:tcW w:w="2160" w:type="dxa"/>
+            <w:shd w:val="clear" w:color="auto" w:fill="E8EEF5"/>
+          </w:tcPr>
+          <w:p>
+            <w:pPr>
+              <w:pStyle w:val="27"/>
+              <w:spacing w:before="20" w:after="20"/>
+            </w:pPr>
+            <w:r>
+              <w:rPr>
+                <w:b/>
+                <w:sz w:val="19"/>
+              </w:rPr>
               <w:t>Scenario / Prototype</w:t>
             </w:r>
           </w:p>
@@ -28827,6 +30678,63 @@
                 <w:sz w:val="19"/>
               </w:rPr>
               <w:t>S4 / Screen 5 Settings</w:t>
+            </w:r>
+          </w:p>
+        </w:tc>
+      </w:tr>
+      <w:tr>
+        <w:tblPrEx>
+          <w:tblBorders>
+            <w:top w:val="single" w:color="A6A6A6" w:sz="4" w:space="0"/>
+            <w:left w:val="single" w:color="A6A6A6" w:sz="4" w:space="0"/>
+            <w:bottom w:val="single" w:color="A6A6A6" w:sz="4" w:space="0"/>
+            <w:right w:val="single" w:color="A6A6A6" w:sz="4" w:space="0"/>
+            <w:insideH w:val="single" w:color="A6A6A6" w:sz="4" w:space="0"/>
+            <w:insideV w:val="single" w:color="A6A6A6" w:sz="4" w:space="0"/>
+          </w:tblBorders>
+          <w:tblCellMar>
+            <w:top w:w="0" w:type="dxa"/>
+            <w:left w:w="108" w:type="dxa"/>
+            <w:bottom w:w="0" w:type="dxa"/>
+            <w:right w:w="108" w:type="dxa"/>
+          </w:tblCellMar>
+        </w:tblPrEx>
+        <w:trPr>
+          <w:cantSplit/>
+        </w:trPr>
+        <w:tc>
+          <w:tcPr>
+            <w:tcW w:w="2160" w:type="dxa"/>
+            <w:shd w:val="clear" w:color="auto" w:fill="E8EEF5"/>
+          </w:tcPr>
+          <w:p>
+            <w:pPr>
+              <w:pStyle w:val="27"/>
+              <w:spacing w:before="20" w:after="20"/>
+            </w:pPr>
+            <w:r>
+              <w:rPr>
+                <w:b/>
+                <w:sz w:val="19"/>
+              </w:rPr>
+              <w:t>Priority</w:t>
+            </w:r>
+          </w:p>
+        </w:tc>
+        <w:tc>
+          <w:tcPr>
+            <w:tcW w:w="7200" w:type="dxa"/>
+          </w:tcPr>
+          <w:p>
+            <w:pPr>
+              <w:pStyle w:val="27"/>
+              <w:spacing w:before="20" w:after="20"/>
+            </w:pPr>
+            <w:r>
+              <w:rPr>
+                <w:sz w:val="19"/>
+              </w:rPr>
+              <w:t>Medium</w:t>
             </w:r>
           </w:p>
         </w:tc>
@@ -28890,7 +30798,12 @@
         <w:tc>
           <w:tcPr>
             <w:tcW w:w="2160" w:type="dxa"/>
+            <w:tcBorders>
+              <w:bottom w:val="single" w:color="auto" w:sz="0" w:space="0"/>
+              <w:insideH w:val="single" w:sz="0" w:space="0"/>
+            </w:tcBorders>
             <w:shd w:val="clear" w:color="auto" w:fill="E8EEF5"/>
+            <w:vAlign w:val="bottom"/>
           </w:tcPr>
           <w:p>
             <w:pPr>
@@ -28909,6 +30822,11 @@
         <w:tc>
           <w:tcPr>
             <w:tcW w:w="7200" w:type="dxa"/>
+            <w:tcBorders>
+              <w:bottom w:val="single" w:color="auto" w:sz="0" w:space="0"/>
+              <w:insideH w:val="single" w:sz="0" w:space="0"/>
+            </w:tcBorders>
+            <w:vAlign w:val="bottom"/>
           </w:tcPr>
           <w:p>
             <w:pPr>
@@ -28959,7 +30877,7 @@
                 <w:b/>
                 <w:sz w:val="19"/>
               </w:rPr>
-              <w:t>Operationalized FRs</w:t>
+              <w:t>Acceptance criterion</w:t>
             </w:r>
           </w:p>
         </w:tc>
@@ -28976,7 +30894,7 @@
               <w:rPr>
                 <w:sz w:val="19"/>
               </w:rPr>
-              <w:t>FR1, FR3, FR6</w:t>
+              <w:t>Loading a test building’s map makes it routable without a new app release.</w:t>
             </w:r>
           </w:p>
         </w:tc>
@@ -29016,7 +30934,7 @@
                 <w:b/>
                 <w:sz w:val="19"/>
               </w:rPr>
-              <w:t>Satisfies Issue</w:t>
+              <w:t>Operationalized FRs</w:t>
             </w:r>
           </w:p>
         </w:tc>
@@ -29033,7 +30951,7 @@
               <w:rPr>
                 <w:sz w:val="19"/>
               </w:rPr>
-              <w:t>NFRI7</w:t>
+              <w:t>FR1, FR3, FR6</w:t>
             </w:r>
           </w:p>
         </w:tc>
@@ -29073,7 +30991,7 @@
                 <w:b/>
                 <w:sz w:val="19"/>
               </w:rPr>
-              <w:t>Satisfies Objective</w:t>
+              <w:t>Satisfies Issue</w:t>
             </w:r>
           </w:p>
         </w:tc>
@@ -29090,7 +31008,7 @@
               <w:rPr>
                 <w:sz w:val="19"/>
               </w:rPr>
-              <w:t>INFO7</w:t>
+              <w:t>NFRI7</w:t>
             </w:r>
           </w:p>
         </w:tc>
@@ -29130,7 +31048,7 @@
                 <w:b/>
                 <w:sz w:val="19"/>
               </w:rPr>
-              <w:t>Constrains</w:t>
+              <w:t>Satisfies Objective</w:t>
             </w:r>
           </w:p>
         </w:tc>
@@ -29147,7 +31065,7 @@
               <w:rPr>
                 <w:sz w:val="19"/>
               </w:rPr>
-              <w:t>—</w:t>
+              <w:t>INFO7</w:t>
             </w:r>
           </w:p>
         </w:tc>
@@ -29187,6 +31105,63 @@
                 <w:b/>
                 <w:sz w:val="19"/>
               </w:rPr>
+              <w:t>Constrains</w:t>
+            </w:r>
+          </w:p>
+        </w:tc>
+        <w:tc>
+          <w:tcPr>
+            <w:tcW w:w="7200" w:type="dxa"/>
+          </w:tcPr>
+          <w:p>
+            <w:pPr>
+              <w:pStyle w:val="27"/>
+              <w:spacing w:before="20" w:after="20"/>
+            </w:pPr>
+            <w:r>
+              <w:rPr>
+                <w:sz w:val="19"/>
+              </w:rPr>
+              <w:t>—</w:t>
+            </w:r>
+          </w:p>
+        </w:tc>
+      </w:tr>
+      <w:tr>
+        <w:tblPrEx>
+          <w:tblBorders>
+            <w:top w:val="single" w:color="A6A6A6" w:sz="4" w:space="0"/>
+            <w:left w:val="single" w:color="A6A6A6" w:sz="4" w:space="0"/>
+            <w:bottom w:val="single" w:color="A6A6A6" w:sz="4" w:space="0"/>
+            <w:right w:val="single" w:color="A6A6A6" w:sz="4" w:space="0"/>
+            <w:insideH w:val="single" w:color="A6A6A6" w:sz="4" w:space="0"/>
+            <w:insideV w:val="single" w:color="A6A6A6" w:sz="4" w:space="0"/>
+          </w:tblBorders>
+          <w:tblCellMar>
+            <w:top w:w="0" w:type="dxa"/>
+            <w:left w:w="108" w:type="dxa"/>
+            <w:bottom w:w="0" w:type="dxa"/>
+            <w:right w:w="108" w:type="dxa"/>
+          </w:tblCellMar>
+        </w:tblPrEx>
+        <w:trPr>
+          <w:cantSplit/>
+        </w:trPr>
+        <w:tc>
+          <w:tcPr>
+            <w:tcW w:w="2160" w:type="dxa"/>
+            <w:shd w:val="clear" w:color="auto" w:fill="E8EEF5"/>
+          </w:tcPr>
+          <w:p>
+            <w:pPr>
+              <w:pStyle w:val="27"/>
+              <w:spacing w:before="20" w:after="20"/>
+            </w:pPr>
+            <w:r>
+              <w:rPr>
+                <w:b/>
+                <w:sz w:val="19"/>
+              </w:rPr>
               <w:t>Scenario / Prototype</w:t>
             </w:r>
           </w:p>
@@ -29205,6 +31180,63 @@
                 <w:sz w:val="19"/>
               </w:rPr>
               <w:t>—</w:t>
+            </w:r>
+          </w:p>
+        </w:tc>
+      </w:tr>
+      <w:tr>
+        <w:tblPrEx>
+          <w:tblBorders>
+            <w:top w:val="single" w:color="A6A6A6" w:sz="4" w:space="0"/>
+            <w:left w:val="single" w:color="A6A6A6" w:sz="4" w:space="0"/>
+            <w:bottom w:val="single" w:color="A6A6A6" w:sz="4" w:space="0"/>
+            <w:right w:val="single" w:color="A6A6A6" w:sz="4" w:space="0"/>
+            <w:insideH w:val="single" w:color="A6A6A6" w:sz="4" w:space="0"/>
+            <w:insideV w:val="single" w:color="A6A6A6" w:sz="4" w:space="0"/>
+          </w:tblBorders>
+          <w:tblCellMar>
+            <w:top w:w="0" w:type="dxa"/>
+            <w:left w:w="108" w:type="dxa"/>
+            <w:bottom w:w="0" w:type="dxa"/>
+            <w:right w:w="108" w:type="dxa"/>
+          </w:tblCellMar>
+        </w:tblPrEx>
+        <w:trPr>
+          <w:cantSplit/>
+        </w:trPr>
+        <w:tc>
+          <w:tcPr>
+            <w:tcW w:w="2160" w:type="dxa"/>
+            <w:shd w:val="clear" w:color="auto" w:fill="E8EEF5"/>
+          </w:tcPr>
+          <w:p>
+            <w:pPr>
+              <w:pStyle w:val="27"/>
+              <w:spacing w:before="20" w:after="20"/>
+            </w:pPr>
+            <w:r>
+              <w:rPr>
+                <w:b/>
+                <w:sz w:val="19"/>
+              </w:rPr>
+              <w:t>Priority</w:t>
+            </w:r>
+          </w:p>
+        </w:tc>
+        <w:tc>
+          <w:tcPr>
+            <w:tcW w:w="7200" w:type="dxa"/>
+          </w:tcPr>
+          <w:p>
+            <w:pPr>
+              <w:pStyle w:val="27"/>
+              <w:spacing w:before="20" w:after="20"/>
+            </w:pPr>
+            <w:r>
+              <w:rPr>
+                <w:sz w:val="19"/>
+              </w:rPr>
+              <w:t>Low</w:t>
             </w:r>
           </w:p>
         </w:tc>
@@ -29218,7 +31250,7 @@
       <w:pPr>
         <w:pStyle w:val="2"/>
       </w:pPr>
-      <w:bookmarkStart w:id="112" w:name="_Toc243169328"/>
+      <w:bookmarkStart w:id="112" w:name="_Toc243226917"/>
       <w:bookmarkStart w:id="113" w:name="preliminary-prototype-and-user-manual"/>
       <w:r>
         <w:t>4. Preliminary Prototype and User Manual</w:t>
@@ -29257,7 +31289,7 @@
       <w:pPr>
         <w:pStyle w:val="4"/>
       </w:pPr>
-      <w:bookmarkStart w:id="114" w:name="_Toc243169329"/>
+      <w:bookmarkStart w:id="114" w:name="_Toc243226918"/>
       <w:bookmarkStart w:id="115" w:name="interaction-model"/>
       <w:r>
         <w:t>4.1 Interaction Model</w:t>
@@ -30180,7 +32212,7 @@
       <w:pPr>
         <w:pStyle w:val="4"/>
       </w:pPr>
-      <w:bookmarkStart w:id="116" w:name="_Toc243169330"/>
+      <w:bookmarkStart w:id="116" w:name="_Toc243226919"/>
       <w:bookmarkStart w:id="117" w:name="prototype-screens"/>
       <w:r>
         <w:t>4.2 Prototype Screens</w:t>
@@ -31603,7 +33635,7 @@
       <w:pPr>
         <w:pStyle w:val="4"/>
       </w:pPr>
-      <w:bookmarkStart w:id="118" w:name="_Toc243169331"/>
+      <w:bookmarkStart w:id="118" w:name="_Toc243226920"/>
       <w:bookmarkStart w:id="119" w:name="preliminary-user-manual"/>
       <w:r>
         <w:t>4.3 Preliminary User Manual</w:t>
@@ -32398,7 +34430,7 @@
       <w:pPr>
         <w:pStyle w:val="4"/>
       </w:pPr>
-      <w:bookmarkStart w:id="120" w:name="_Toc243169332"/>
+      <w:bookmarkStart w:id="120" w:name="_Toc243226921"/>
       <w:bookmarkStart w:id="121" w:name="voice-commands"/>
       <w:r>
         <w:t>4.4 Voice Commands</w:t>
@@ -33330,7 +35362,7 @@
       <w:pPr>
         <w:pStyle w:val="2"/>
       </w:pPr>
-      <w:bookmarkStart w:id="122" w:name="_Toc243169333"/>
+      <w:bookmarkStart w:id="122" w:name="_Toc243226922"/>
       <w:bookmarkStart w:id="123" w:name="traceability"/>
       <w:r>
         <w:t>5. Traceability</w:t>
@@ -33341,7 +35373,7 @@
       <w:pPr>
         <w:pStyle w:val="4"/>
       </w:pPr>
-      <w:bookmarkStart w:id="124" w:name="_Toc243169334"/>
+      <w:bookmarkStart w:id="124" w:name="_Toc243226923"/>
       <w:bookmarkStart w:id="125" w:name="forward-and-backward-traceability"/>
       <w:r>
         <w:t>5.1 Forward and Backward Traceability</w:t>
@@ -35193,7 +37225,7 @@
       <w:pPr>
         <w:pStyle w:val="4"/>
       </w:pPr>
-      <w:bookmarkStart w:id="126" w:name="_Toc243169335"/>
+      <w:bookmarkStart w:id="126" w:name="_Toc243226924"/>
       <w:bookmarkStart w:id="127" w:name="issue-resolution"/>
       <w:r>
         <w:t>5.2 Issue → Resolution</w:t>
@@ -36303,7 +38335,7 @@
       <w:pPr>
         <w:pStyle w:val="4"/>
       </w:pPr>
-      <w:bookmarkStart w:id="128" w:name="_Toc243169336"/>
+      <w:bookmarkStart w:id="128" w:name="_Toc243226925"/>
       <w:bookmarkStart w:id="129" w:name="scenario-requirements-prototype-manual"/>
       <w:r>
         <w:t>5.3 Scenario → Requirements → Prototype → Manual</w:t>
@@ -36927,14 +38959,1888 @@
     </w:tbl>
     <w:p>
       <w:pPr>
+        <w:pStyle w:val="4"/>
+      </w:pPr>
+      <w:bookmarkStart w:id="130" w:name="_Toc243226926"/>
+      <w:r>
+        <w:t>5.4 Preliminary Definition → WRS Coverage</w:t>
+      </w:r>
+      <w:bookmarkEnd w:id="130"/>
+    </w:p>
+    <w:p>
+      <w:pPr>
+        <w:pStyle w:val="26"/>
+        <w:keepNext/>
+      </w:pPr>
+      <w:r>
+        <w:t>Every statement in the THEIA Preliminary Definition v1.0 (§1 domain, stakeholders, and objectives; §2 functional requirements; §3 non-functional requirements) and where this WRS covers it. Adapted from Justus Jones’s §3 draft and remapped to this document’s IDs.</w:t>
+      </w:r>
+    </w:p>
+    <w:tbl>
+      <w:tblPr>
+        <w:tblStyle w:val="44"/>
+        <w:tblW w:w="9360" w:type="dxa"/>
+        <w:tblInd w:w="0" w:type="dxa"/>
+        <w:tblBorders>
+          <w:top w:val="single" w:color="A6A6A6" w:sz="4" w:space="0"/>
+          <w:left w:val="single" w:color="A6A6A6" w:sz="4" w:space="0"/>
+          <w:bottom w:val="single" w:color="A6A6A6" w:sz="4" w:space="0"/>
+          <w:right w:val="single" w:color="A6A6A6" w:sz="4" w:space="0"/>
+          <w:insideH w:val="single" w:color="A6A6A6" w:sz="4" w:space="0"/>
+          <w:insideV w:val="single" w:color="A6A6A6" w:sz="4" w:space="0"/>
+        </w:tblBorders>
+        <w:tblLayout w:type="fixed"/>
+        <w:tblCellMar>
+          <w:top w:w="0" w:type="dxa"/>
+          <w:left w:w="108" w:type="dxa"/>
+          <w:bottom w:w="0" w:type="dxa"/>
+          <w:right w:w="108" w:type="dxa"/>
+        </w:tblCellMar>
+      </w:tblPr>
+      <w:tblGrid>
+        <w:gridCol w:w="936"/>
+        <w:gridCol w:w="5429"/>
+        <w:gridCol w:w="2995"/>
+      </w:tblGrid>
+      <w:tr>
+        <w:tblPrEx>
+          <w:tblBorders>
+            <w:top w:val="single" w:color="A6A6A6" w:sz="4" w:space="0"/>
+            <w:left w:val="single" w:color="A6A6A6" w:sz="4" w:space="0"/>
+            <w:bottom w:val="single" w:color="A6A6A6" w:sz="4" w:space="0"/>
+            <w:right w:val="single" w:color="A6A6A6" w:sz="4" w:space="0"/>
+            <w:insideH w:val="single" w:color="A6A6A6" w:sz="4" w:space="0"/>
+            <w:insideV w:val="single" w:color="A6A6A6" w:sz="4" w:space="0"/>
+          </w:tblBorders>
+          <w:tblCellMar>
+            <w:top w:w="0" w:type="dxa"/>
+            <w:left w:w="108" w:type="dxa"/>
+            <w:bottom w:w="0" w:type="dxa"/>
+            <w:right w:w="108" w:type="dxa"/>
+          </w:tblCellMar>
+        </w:tblPrEx>
+        <w:trPr>
+          <w:cantSplit/>
+          <w:tblHeader/>
+        </w:trPr>
+        <w:tc>
+          <w:tcPr>
+            <w:tcW w:w="936" w:type="dxa"/>
+            <w:tcBorders>
+              <w:bottom w:val="single" w:color="auto" w:sz="0" w:space="0"/>
+              <w:insideH w:val="single" w:sz="0" w:space="0"/>
+            </w:tcBorders>
+            <w:shd w:val="clear" w:color="auto" w:fill="1F3A5F"/>
+            <w:vAlign w:val="bottom"/>
+          </w:tcPr>
+          <w:p>
+            <w:pPr>
+              <w:pStyle w:val="27"/>
+              <w:keepNext/>
+              <w:spacing w:before="20" w:after="20"/>
+            </w:pPr>
+            <w:r>
+              <w:rPr>
+                <w:b/>
+                <w:color w:val="FFFFFF"/>
+                <w:sz w:val="19"/>
+              </w:rPr>
+              <w:t>Def. §</w:t>
+            </w:r>
+          </w:p>
+        </w:tc>
+        <w:tc>
+          <w:tcPr>
+            <w:tcW w:w="5428" w:type="dxa"/>
+            <w:tcBorders>
+              <w:bottom w:val="single" w:color="auto" w:sz="0" w:space="0"/>
+              <w:insideH w:val="single" w:sz="0" w:space="0"/>
+            </w:tcBorders>
+            <w:shd w:val="clear" w:color="auto" w:fill="1F3A5F"/>
+            <w:vAlign w:val="bottom"/>
+          </w:tcPr>
+          <w:p>
+            <w:pPr>
+              <w:pStyle w:val="27"/>
+              <w:keepNext/>
+              <w:spacing w:before="20" w:after="20"/>
+            </w:pPr>
+            <w:r>
+              <w:rPr>
+                <w:b/>
+                <w:color w:val="FFFFFF"/>
+                <w:sz w:val="19"/>
+              </w:rPr>
+              <w:t>Statement (short)</w:t>
+            </w:r>
+          </w:p>
+        </w:tc>
+        <w:tc>
+          <w:tcPr>
+            <w:tcW w:w="2995" w:type="dxa"/>
+            <w:tcBorders>
+              <w:bottom w:val="single" w:color="auto" w:sz="0" w:space="0"/>
+              <w:insideH w:val="single" w:sz="0" w:space="0"/>
+            </w:tcBorders>
+            <w:shd w:val="clear" w:color="auto" w:fill="1F3A5F"/>
+            <w:vAlign w:val="bottom"/>
+          </w:tcPr>
+          <w:p>
+            <w:pPr>
+              <w:pStyle w:val="27"/>
+              <w:keepNext/>
+              <w:spacing w:before="20" w:after="20"/>
+            </w:pPr>
+            <w:r>
+              <w:rPr>
+                <w:b/>
+                <w:color w:val="FFFFFF"/>
+                <w:sz w:val="19"/>
+              </w:rPr>
+              <w:t>Covered by</w:t>
+            </w:r>
+          </w:p>
+        </w:tc>
+      </w:tr>
+      <w:tr>
+        <w:tblPrEx>
+          <w:tblBorders>
+            <w:top w:val="single" w:color="A6A6A6" w:sz="4" w:space="0"/>
+            <w:left w:val="single" w:color="A6A6A6" w:sz="4" w:space="0"/>
+            <w:bottom w:val="single" w:color="A6A6A6" w:sz="4" w:space="0"/>
+            <w:right w:val="single" w:color="A6A6A6" w:sz="4" w:space="0"/>
+            <w:insideH w:val="single" w:color="A6A6A6" w:sz="4" w:space="0"/>
+            <w:insideV w:val="single" w:color="A6A6A6" w:sz="4" w:space="0"/>
+          </w:tblBorders>
+          <w:tblCellMar>
+            <w:top w:w="0" w:type="dxa"/>
+            <w:left w:w="108" w:type="dxa"/>
+            <w:bottom w:w="0" w:type="dxa"/>
+            <w:right w:w="108" w:type="dxa"/>
+          </w:tblCellMar>
+        </w:tblPrEx>
+        <w:trPr>
+          <w:cantSplit/>
+        </w:trPr>
+        <w:tc>
+          <w:tcPr>
+            <w:tcW w:w="936" w:type="dxa"/>
+          </w:tcPr>
+          <w:p>
+            <w:pPr>
+              <w:pStyle w:val="27"/>
+              <w:spacing w:before="20" w:after="20"/>
+            </w:pPr>
+            <w:r>
+              <w:rPr>
+                <w:sz w:val="19"/>
+              </w:rPr>
+              <w:t>1</w:t>
+            </w:r>
+          </w:p>
+        </w:tc>
+        <w:tc>
+          <w:tcPr>
+            <w:tcW w:w="5428" w:type="dxa"/>
+          </w:tcPr>
+          <w:p>
+            <w:pPr>
+              <w:pStyle w:val="27"/>
+              <w:spacing w:before="20" w:after="20"/>
+            </w:pPr>
+            <w:r>
+              <w:rPr>
+                <w:sz w:val="19"/>
+              </w:rPr>
+              <w:t>The domain is indoors: multiple floors with classrooms, offices, bathrooms, lounges, and elevators</w:t>
+            </w:r>
+          </w:p>
+        </w:tc>
+        <w:tc>
+          <w:tcPr>
+            <w:tcW w:w="2995" w:type="dxa"/>
+          </w:tcPr>
+          <w:p>
+            <w:pPr>
+              <w:pStyle w:val="27"/>
+              <w:spacing w:before="20" w:after="20"/>
+            </w:pPr>
+            <w:r>
+              <w:rPr>
+                <w:sz w:val="19"/>
+              </w:rPr>
+              <w:t>§3.1.3.1, ID1, ID3</w:t>
+            </w:r>
+          </w:p>
+        </w:tc>
+      </w:tr>
+      <w:tr>
+        <w:tblPrEx>
+          <w:tblBorders>
+            <w:top w:val="single" w:color="A6A6A6" w:sz="4" w:space="0"/>
+            <w:left w:val="single" w:color="A6A6A6" w:sz="4" w:space="0"/>
+            <w:bottom w:val="single" w:color="A6A6A6" w:sz="4" w:space="0"/>
+            <w:right w:val="single" w:color="A6A6A6" w:sz="4" w:space="0"/>
+            <w:insideH w:val="single" w:color="A6A6A6" w:sz="4" w:space="0"/>
+            <w:insideV w:val="single" w:color="A6A6A6" w:sz="4" w:space="0"/>
+          </w:tblBorders>
+          <w:tblCellMar>
+            <w:top w:w="0" w:type="dxa"/>
+            <w:left w:w="108" w:type="dxa"/>
+            <w:bottom w:w="0" w:type="dxa"/>
+            <w:right w:w="108" w:type="dxa"/>
+          </w:tblCellMar>
+        </w:tblPrEx>
+        <w:trPr>
+          <w:cantSplit/>
+        </w:trPr>
+        <w:tc>
+          <w:tcPr>
+            <w:tcW w:w="936" w:type="dxa"/>
+          </w:tcPr>
+          <w:p>
+            <w:pPr>
+              <w:pStyle w:val="27"/>
+              <w:spacing w:before="20" w:after="20"/>
+            </w:pPr>
+            <w:r>
+              <w:rPr>
+                <w:sz w:val="19"/>
+              </w:rPr>
+              <w:t>1</w:t>
+            </w:r>
+          </w:p>
+        </w:tc>
+        <w:tc>
+          <w:tcPr>
+            <w:tcW w:w="5428" w:type="dxa"/>
+          </w:tcPr>
+          <w:p>
+            <w:pPr>
+              <w:pStyle w:val="27"/>
+              <w:spacing w:before="20" w:after="20"/>
+            </w:pPr>
+            <w:r>
+              <w:rPr>
+                <w:sz w:val="19"/>
+              </w:rPr>
+              <w:t>Primary stakeholder: a blind person navigating indoors</w:t>
+            </w:r>
+          </w:p>
+        </w:tc>
+        <w:tc>
+          <w:tcPr>
+            <w:tcW w:w="2995" w:type="dxa"/>
+          </w:tcPr>
+          <w:p>
+            <w:pPr>
+              <w:pStyle w:val="27"/>
+              <w:spacing w:before="20" w:after="20"/>
+            </w:pPr>
+            <w:r>
+              <w:rPr>
+                <w:sz w:val="19"/>
+              </w:rPr>
+              <w:t>§3.1.3.2</w:t>
+            </w:r>
+          </w:p>
+        </w:tc>
+      </w:tr>
+      <w:tr>
+        <w:tblPrEx>
+          <w:tblBorders>
+            <w:top w:val="single" w:color="A6A6A6" w:sz="4" w:space="0"/>
+            <w:left w:val="single" w:color="A6A6A6" w:sz="4" w:space="0"/>
+            <w:bottom w:val="single" w:color="A6A6A6" w:sz="4" w:space="0"/>
+            <w:right w:val="single" w:color="A6A6A6" w:sz="4" w:space="0"/>
+            <w:insideH w:val="single" w:color="A6A6A6" w:sz="4" w:space="0"/>
+            <w:insideV w:val="single" w:color="A6A6A6" w:sz="4" w:space="0"/>
+          </w:tblBorders>
+          <w:tblCellMar>
+            <w:top w:w="0" w:type="dxa"/>
+            <w:left w:w="108" w:type="dxa"/>
+            <w:bottom w:w="0" w:type="dxa"/>
+            <w:right w:w="108" w:type="dxa"/>
+          </w:tblCellMar>
+        </w:tblPrEx>
+        <w:trPr>
+          <w:cantSplit/>
+        </w:trPr>
+        <w:tc>
+          <w:tcPr>
+            <w:tcW w:w="936" w:type="dxa"/>
+          </w:tcPr>
+          <w:p>
+            <w:pPr>
+              <w:pStyle w:val="27"/>
+              <w:spacing w:before="20" w:after="20"/>
+            </w:pPr>
+            <w:r>
+              <w:rPr>
+                <w:sz w:val="19"/>
+              </w:rPr>
+              <w:t>1</w:t>
+            </w:r>
+          </w:p>
+        </w:tc>
+        <w:tc>
+          <w:tcPr>
+            <w:tcW w:w="5428" w:type="dxa"/>
+          </w:tcPr>
+          <w:p>
+            <w:pPr>
+              <w:pStyle w:val="27"/>
+              <w:spacing w:before="20" w:after="20"/>
+            </w:pPr>
+            <w:r>
+              <w:rPr>
+                <w:sz w:val="19"/>
+              </w:rPr>
+              <w:t>The caretaker sets the configuration of the app</w:t>
+            </w:r>
+          </w:p>
+        </w:tc>
+        <w:tc>
+          <w:tcPr>
+            <w:tcW w:w="2995" w:type="dxa"/>
+          </w:tcPr>
+          <w:p>
+            <w:pPr>
+              <w:pStyle w:val="27"/>
+              <w:spacing w:before="20" w:after="20"/>
+            </w:pPr>
+            <w:r>
+              <w:rPr>
+                <w:sz w:val="19"/>
+              </w:rPr>
+              <w:t>§3.1.3.2, FR11</w:t>
+            </w:r>
+          </w:p>
+        </w:tc>
+      </w:tr>
+      <w:tr>
+        <w:tblPrEx>
+          <w:tblBorders>
+            <w:top w:val="single" w:color="A6A6A6" w:sz="4" w:space="0"/>
+            <w:left w:val="single" w:color="A6A6A6" w:sz="4" w:space="0"/>
+            <w:bottom w:val="single" w:color="A6A6A6" w:sz="4" w:space="0"/>
+            <w:right w:val="single" w:color="A6A6A6" w:sz="4" w:space="0"/>
+            <w:insideH w:val="single" w:color="A6A6A6" w:sz="4" w:space="0"/>
+            <w:insideV w:val="single" w:color="A6A6A6" w:sz="4" w:space="0"/>
+          </w:tblBorders>
+          <w:tblCellMar>
+            <w:top w:w="0" w:type="dxa"/>
+            <w:left w:w="108" w:type="dxa"/>
+            <w:bottom w:w="0" w:type="dxa"/>
+            <w:right w:w="108" w:type="dxa"/>
+          </w:tblCellMar>
+        </w:tblPrEx>
+        <w:trPr>
+          <w:cantSplit/>
+        </w:trPr>
+        <w:tc>
+          <w:tcPr>
+            <w:tcW w:w="936" w:type="dxa"/>
+          </w:tcPr>
+          <w:p>
+            <w:pPr>
+              <w:pStyle w:val="27"/>
+              <w:spacing w:before="20" w:after="20"/>
+            </w:pPr>
+            <w:r>
+              <w:rPr>
+                <w:sz w:val="19"/>
+              </w:rPr>
+              <w:t>1</w:t>
+            </w:r>
+          </w:p>
+        </w:tc>
+        <w:tc>
+          <w:tcPr>
+            <w:tcW w:w="5428" w:type="dxa"/>
+          </w:tcPr>
+          <w:p>
+            <w:pPr>
+              <w:pStyle w:val="27"/>
+              <w:spacing w:before="20" w:after="20"/>
+            </w:pPr>
+            <w:r>
+              <w:rPr>
+                <w:sz w:val="19"/>
+              </w:rPr>
+              <w:t>The caretaker comes to help in an emergency (lost or injured)</w:t>
+            </w:r>
+          </w:p>
+        </w:tc>
+        <w:tc>
+          <w:tcPr>
+            <w:tcW w:w="2995" w:type="dxa"/>
+          </w:tcPr>
+          <w:p>
+            <w:pPr>
+              <w:pStyle w:val="27"/>
+              <w:spacing w:before="20" w:after="20"/>
+            </w:pPr>
+            <w:r>
+              <w:rPr>
+                <w:sz w:val="19"/>
+              </w:rPr>
+              <w:t>FR9, FR10</w:t>
+            </w:r>
+          </w:p>
+        </w:tc>
+      </w:tr>
+      <w:tr>
+        <w:tblPrEx>
+          <w:tblBorders>
+            <w:top w:val="single" w:color="A6A6A6" w:sz="4" w:space="0"/>
+            <w:left w:val="single" w:color="A6A6A6" w:sz="4" w:space="0"/>
+            <w:bottom w:val="single" w:color="A6A6A6" w:sz="4" w:space="0"/>
+            <w:right w:val="single" w:color="A6A6A6" w:sz="4" w:space="0"/>
+            <w:insideH w:val="single" w:color="A6A6A6" w:sz="4" w:space="0"/>
+            <w:insideV w:val="single" w:color="A6A6A6" w:sz="4" w:space="0"/>
+          </w:tblBorders>
+          <w:tblCellMar>
+            <w:top w:w="0" w:type="dxa"/>
+            <w:left w:w="108" w:type="dxa"/>
+            <w:bottom w:w="0" w:type="dxa"/>
+            <w:right w:w="108" w:type="dxa"/>
+          </w:tblCellMar>
+        </w:tblPrEx>
+        <w:trPr>
+          <w:cantSplit/>
+        </w:trPr>
+        <w:tc>
+          <w:tcPr>
+            <w:tcW w:w="936" w:type="dxa"/>
+          </w:tcPr>
+          <w:p>
+            <w:pPr>
+              <w:pStyle w:val="27"/>
+              <w:spacing w:before="20" w:after="20"/>
+            </w:pPr>
+            <w:r>
+              <w:rPr>
+                <w:sz w:val="19"/>
+              </w:rPr>
+              <w:t>1</w:t>
+            </w:r>
+          </w:p>
+        </w:tc>
+        <w:tc>
+          <w:tcPr>
+            <w:tcW w:w="5428" w:type="dxa"/>
+          </w:tcPr>
+          <w:p>
+            <w:pPr>
+              <w:pStyle w:val="27"/>
+              <w:spacing w:before="20" w:after="20"/>
+            </w:pPr>
+            <w:r>
+              <w:rPr>
+                <w:sz w:val="19"/>
+              </w:rPr>
+              <w:t>Accessibility staff and police as secondary stakeholders</w:t>
+            </w:r>
+          </w:p>
+        </w:tc>
+        <w:tc>
+          <w:tcPr>
+            <w:tcW w:w="2995" w:type="dxa"/>
+          </w:tcPr>
+          <w:p>
+            <w:pPr>
+              <w:pStyle w:val="27"/>
+              <w:spacing w:before="20" w:after="20"/>
+            </w:pPr>
+            <w:r>
+              <w:rPr>
+                <w:sz w:val="19"/>
+              </w:rPr>
+              <w:t>§3.1.3.2, WA7</w:t>
+            </w:r>
+          </w:p>
+        </w:tc>
+      </w:tr>
+      <w:tr>
+        <w:tblPrEx>
+          <w:tblBorders>
+            <w:top w:val="single" w:color="A6A6A6" w:sz="4" w:space="0"/>
+            <w:left w:val="single" w:color="A6A6A6" w:sz="4" w:space="0"/>
+            <w:bottom w:val="single" w:color="A6A6A6" w:sz="4" w:space="0"/>
+            <w:right w:val="single" w:color="A6A6A6" w:sz="4" w:space="0"/>
+            <w:insideH w:val="single" w:color="A6A6A6" w:sz="4" w:space="0"/>
+            <w:insideV w:val="single" w:color="A6A6A6" w:sz="4" w:space="0"/>
+          </w:tblBorders>
+          <w:tblCellMar>
+            <w:top w:w="0" w:type="dxa"/>
+            <w:left w:w="108" w:type="dxa"/>
+            <w:bottom w:w="0" w:type="dxa"/>
+            <w:right w:w="108" w:type="dxa"/>
+          </w:tblCellMar>
+        </w:tblPrEx>
+        <w:trPr>
+          <w:cantSplit/>
+        </w:trPr>
+        <w:tc>
+          <w:tcPr>
+            <w:tcW w:w="936" w:type="dxa"/>
+          </w:tcPr>
+          <w:p>
+            <w:pPr>
+              <w:pStyle w:val="27"/>
+              <w:spacing w:before="20" w:after="20"/>
+            </w:pPr>
+            <w:r>
+              <w:rPr>
+                <w:sz w:val="19"/>
+              </w:rPr>
+              <w:t>1</w:t>
+            </w:r>
+          </w:p>
+        </w:tc>
+        <w:tc>
+          <w:tcPr>
+            <w:tcW w:w="5428" w:type="dxa"/>
+          </w:tcPr>
+          <w:p>
+            <w:pPr>
+              <w:pStyle w:val="27"/>
+              <w:spacing w:before="20" w:after="20"/>
+            </w:pPr>
+            <w:r>
+              <w:rPr>
+                <w:sz w:val="19"/>
+              </w:rPr>
+              <w:t>Navigate between locations in the same or connected buildings</w:t>
+            </w:r>
+          </w:p>
+        </w:tc>
+        <w:tc>
+          <w:tcPr>
+            <w:tcW w:w="2995" w:type="dxa"/>
+          </w:tcPr>
+          <w:p>
+            <w:pPr>
+              <w:pStyle w:val="27"/>
+              <w:spacing w:before="20" w:after="20"/>
+            </w:pPr>
+            <w:r>
+              <w:rPr>
+                <w:sz w:val="19"/>
+              </w:rPr>
+              <w:t>ID1, FR3, FR8</w:t>
+            </w:r>
+          </w:p>
+        </w:tc>
+      </w:tr>
+      <w:tr>
+        <w:tblPrEx>
+          <w:tblBorders>
+            <w:top w:val="single" w:color="A6A6A6" w:sz="4" w:space="0"/>
+            <w:left w:val="single" w:color="A6A6A6" w:sz="4" w:space="0"/>
+            <w:bottom w:val="single" w:color="A6A6A6" w:sz="4" w:space="0"/>
+            <w:right w:val="single" w:color="A6A6A6" w:sz="4" w:space="0"/>
+            <w:insideH w:val="single" w:color="A6A6A6" w:sz="4" w:space="0"/>
+            <w:insideV w:val="single" w:color="A6A6A6" w:sz="4" w:space="0"/>
+          </w:tblBorders>
+          <w:tblCellMar>
+            <w:top w:w="0" w:type="dxa"/>
+            <w:left w:w="108" w:type="dxa"/>
+            <w:bottom w:w="0" w:type="dxa"/>
+            <w:right w:w="108" w:type="dxa"/>
+          </w:tblCellMar>
+        </w:tblPrEx>
+        <w:trPr>
+          <w:cantSplit/>
+        </w:trPr>
+        <w:tc>
+          <w:tcPr>
+            <w:tcW w:w="936" w:type="dxa"/>
+          </w:tcPr>
+          <w:p>
+            <w:pPr>
+              <w:pStyle w:val="27"/>
+              <w:spacing w:before="20" w:after="20"/>
+            </w:pPr>
+            <w:r>
+              <w:rPr>
+                <w:sz w:val="19"/>
+              </w:rPr>
+              <w:t>1</w:t>
+            </w:r>
+          </w:p>
+        </w:tc>
+        <w:tc>
+          <w:tcPr>
+            <w:tcW w:w="5428" w:type="dxa"/>
+          </w:tcPr>
+          <w:p>
+            <w:pPr>
+              <w:pStyle w:val="27"/>
+              <w:spacing w:before="20" w:after="20"/>
+            </w:pPr>
+            <w:r>
+              <w:rPr>
+                <w:sz w:val="19"/>
+              </w:rPr>
+              <w:t>Non-functional objectives: safe, fast, and comfortable navigation</w:t>
+            </w:r>
+          </w:p>
+        </w:tc>
+        <w:tc>
+          <w:tcPr>
+            <w:tcW w:w="2995" w:type="dxa"/>
+          </w:tcPr>
+          <w:p>
+            <w:pPr>
+              <w:pStyle w:val="27"/>
+              <w:spacing w:before="20" w:after="20"/>
+            </w:pPr>
+            <w:r>
+              <w:rPr>
+                <w:sz w:val="19"/>
+              </w:rPr>
+              <w:t>INFO1–INFO3, NFR1–NFR3</w:t>
+            </w:r>
+          </w:p>
+        </w:tc>
+      </w:tr>
+      <w:tr>
+        <w:tblPrEx>
+          <w:tblBorders>
+            <w:top w:val="single" w:color="A6A6A6" w:sz="4" w:space="0"/>
+            <w:left w:val="single" w:color="A6A6A6" w:sz="4" w:space="0"/>
+            <w:bottom w:val="single" w:color="A6A6A6" w:sz="4" w:space="0"/>
+            <w:right w:val="single" w:color="A6A6A6" w:sz="4" w:space="0"/>
+            <w:insideH w:val="single" w:color="A6A6A6" w:sz="4" w:space="0"/>
+            <w:insideV w:val="single" w:color="A6A6A6" w:sz="4" w:space="0"/>
+          </w:tblBorders>
+          <w:tblCellMar>
+            <w:top w:w="0" w:type="dxa"/>
+            <w:left w:w="108" w:type="dxa"/>
+            <w:bottom w:w="0" w:type="dxa"/>
+            <w:right w:w="108" w:type="dxa"/>
+          </w:tblCellMar>
+        </w:tblPrEx>
+        <w:trPr>
+          <w:cantSplit/>
+        </w:trPr>
+        <w:tc>
+          <w:tcPr>
+            <w:tcW w:w="936" w:type="dxa"/>
+          </w:tcPr>
+          <w:p>
+            <w:pPr>
+              <w:pStyle w:val="27"/>
+              <w:spacing w:before="20" w:after="20"/>
+            </w:pPr>
+            <w:r>
+              <w:rPr>
+                <w:sz w:val="19"/>
+              </w:rPr>
+              <w:t>1</w:t>
+            </w:r>
+          </w:p>
+        </w:tc>
+        <w:tc>
+          <w:tcPr>
+            <w:tcW w:w="5428" w:type="dxa"/>
+          </w:tcPr>
+          <w:p>
+            <w:pPr>
+              <w:pStyle w:val="27"/>
+              <w:spacing w:before="20" w:after="20"/>
+            </w:pPr>
+            <w:r>
+              <w:rPr>
+                <w:sz w:val="19"/>
+              </w:rPr>
+              <w:t>Usability is a top priority; the user can’t read the screen; use voice recognition</w:t>
+            </w:r>
+          </w:p>
+        </w:tc>
+        <w:tc>
+          <w:tcPr>
+            <w:tcW w:w="2995" w:type="dxa"/>
+          </w:tcPr>
+          <w:p>
+            <w:pPr>
+              <w:pStyle w:val="27"/>
+              <w:spacing w:before="20" w:after="20"/>
+            </w:pPr>
+            <w:r>
+              <w:rPr>
+                <w:sz w:val="19"/>
+              </w:rPr>
+              <w:t>INFO4, NFR4 (High)</w:t>
+            </w:r>
+          </w:p>
+        </w:tc>
+      </w:tr>
+      <w:tr>
+        <w:tblPrEx>
+          <w:tblBorders>
+            <w:top w:val="single" w:color="A6A6A6" w:sz="4" w:space="0"/>
+            <w:left w:val="single" w:color="A6A6A6" w:sz="4" w:space="0"/>
+            <w:bottom w:val="single" w:color="A6A6A6" w:sz="4" w:space="0"/>
+            <w:right w:val="single" w:color="A6A6A6" w:sz="4" w:space="0"/>
+            <w:insideH w:val="single" w:color="A6A6A6" w:sz="4" w:space="0"/>
+            <w:insideV w:val="single" w:color="A6A6A6" w:sz="4" w:space="0"/>
+          </w:tblBorders>
+          <w:tblCellMar>
+            <w:top w:w="0" w:type="dxa"/>
+            <w:left w:w="108" w:type="dxa"/>
+            <w:bottom w:w="0" w:type="dxa"/>
+            <w:right w:w="108" w:type="dxa"/>
+          </w:tblCellMar>
+        </w:tblPrEx>
+        <w:trPr>
+          <w:cantSplit/>
+        </w:trPr>
+        <w:tc>
+          <w:tcPr>
+            <w:tcW w:w="936" w:type="dxa"/>
+          </w:tcPr>
+          <w:p>
+            <w:pPr>
+              <w:pStyle w:val="27"/>
+              <w:spacing w:before="20" w:after="20"/>
+            </w:pPr>
+            <w:r>
+              <w:rPr>
+                <w:sz w:val="19"/>
+              </w:rPr>
+              <w:t>1</w:t>
+            </w:r>
+          </w:p>
+        </w:tc>
+        <w:tc>
+          <w:tcPr>
+            <w:tcW w:w="5428" w:type="dxa"/>
+          </w:tcPr>
+          <w:p>
+            <w:pPr>
+              <w:pStyle w:val="27"/>
+              <w:spacing w:before="20" w:after="20"/>
+            </w:pPr>
+            <w:r>
+              <w:rPr>
+                <w:sz w:val="19"/>
+              </w:rPr>
+              <w:t>Use as many smartphone sensors as possible</w:t>
+            </w:r>
+          </w:p>
+        </w:tc>
+        <w:tc>
+          <w:tcPr>
+            <w:tcW w:w="2995" w:type="dxa"/>
+          </w:tcPr>
+          <w:p>
+            <w:pPr>
+              <w:pStyle w:val="27"/>
+              <w:spacing w:before="20" w:after="20"/>
+            </w:pPr>
+            <w:r>
+              <w:rPr>
+                <w:sz w:val="19"/>
+              </w:rPr>
+              <w:t>WA9, NFR5 (narrowed per DI5)</w:t>
+            </w:r>
+          </w:p>
+        </w:tc>
+      </w:tr>
+      <w:tr>
+        <w:tblPrEx>
+          <w:tblBorders>
+            <w:top w:val="single" w:color="A6A6A6" w:sz="4" w:space="0"/>
+            <w:left w:val="single" w:color="A6A6A6" w:sz="4" w:space="0"/>
+            <w:bottom w:val="single" w:color="A6A6A6" w:sz="4" w:space="0"/>
+            <w:right w:val="single" w:color="A6A6A6" w:sz="4" w:space="0"/>
+            <w:insideH w:val="single" w:color="A6A6A6" w:sz="4" w:space="0"/>
+            <w:insideV w:val="single" w:color="A6A6A6" w:sz="4" w:space="0"/>
+          </w:tblBorders>
+          <w:tblCellMar>
+            <w:top w:w="0" w:type="dxa"/>
+            <w:left w:w="108" w:type="dxa"/>
+            <w:bottom w:w="0" w:type="dxa"/>
+            <w:right w:w="108" w:type="dxa"/>
+          </w:tblCellMar>
+        </w:tblPrEx>
+        <w:trPr>
+          <w:cantSplit/>
+        </w:trPr>
+        <w:tc>
+          <w:tcPr>
+            <w:tcW w:w="936" w:type="dxa"/>
+          </w:tcPr>
+          <w:p>
+            <w:pPr>
+              <w:pStyle w:val="27"/>
+              <w:spacing w:before="20" w:after="20"/>
+            </w:pPr>
+            <w:r>
+              <w:rPr>
+                <w:sz w:val="19"/>
+              </w:rPr>
+              <w:t>2</w:t>
+            </w:r>
+          </w:p>
+        </w:tc>
+        <w:tc>
+          <w:tcPr>
+            <w:tcW w:w="5428" w:type="dxa"/>
+          </w:tcPr>
+          <w:p>
+            <w:pPr>
+              <w:pStyle w:val="27"/>
+              <w:spacing w:before="20" w:after="20"/>
+            </w:pPr>
+            <w:r>
+              <w:rPr>
+                <w:sz w:val="19"/>
+              </w:rPr>
+              <w:t>Accept the destination; suggest or confirm one from the schedule or habit</w:t>
+            </w:r>
+          </w:p>
+        </w:tc>
+        <w:tc>
+          <w:tcPr>
+            <w:tcW w:w="2995" w:type="dxa"/>
+          </w:tcPr>
+          <w:p>
+            <w:pPr>
+              <w:pStyle w:val="27"/>
+              <w:spacing w:before="20" w:after="20"/>
+            </w:pPr>
+            <w:r>
+              <w:rPr>
+                <w:sz w:val="19"/>
+              </w:rPr>
+              <w:t>FR2, FR13</w:t>
+            </w:r>
+          </w:p>
+        </w:tc>
+      </w:tr>
+      <w:tr>
+        <w:tblPrEx>
+          <w:tblBorders>
+            <w:top w:val="single" w:color="A6A6A6" w:sz="4" w:space="0"/>
+            <w:left w:val="single" w:color="A6A6A6" w:sz="4" w:space="0"/>
+            <w:bottom w:val="single" w:color="A6A6A6" w:sz="4" w:space="0"/>
+            <w:right w:val="single" w:color="A6A6A6" w:sz="4" w:space="0"/>
+            <w:insideH w:val="single" w:color="A6A6A6" w:sz="4" w:space="0"/>
+            <w:insideV w:val="single" w:color="A6A6A6" w:sz="4" w:space="0"/>
+          </w:tblBorders>
+          <w:tblCellMar>
+            <w:top w:w="0" w:type="dxa"/>
+            <w:left w:w="108" w:type="dxa"/>
+            <w:bottom w:w="0" w:type="dxa"/>
+            <w:right w:w="108" w:type="dxa"/>
+          </w:tblCellMar>
+        </w:tblPrEx>
+        <w:trPr>
+          <w:cantSplit/>
+        </w:trPr>
+        <w:tc>
+          <w:tcPr>
+            <w:tcW w:w="936" w:type="dxa"/>
+          </w:tcPr>
+          <w:p>
+            <w:pPr>
+              <w:pStyle w:val="27"/>
+              <w:spacing w:before="20" w:after="20"/>
+            </w:pPr>
+            <w:r>
+              <w:rPr>
+                <w:sz w:val="19"/>
+              </w:rPr>
+              <w:t>2</w:t>
+            </w:r>
+          </w:p>
+        </w:tc>
+        <w:tc>
+          <w:tcPr>
+            <w:tcW w:w="5428" w:type="dxa"/>
+          </w:tcPr>
+          <w:p>
+            <w:pPr>
+              <w:pStyle w:val="27"/>
+              <w:spacing w:before="20" w:after="20"/>
+            </w:pPr>
+            <w:r>
+              <w:rPr>
+                <w:sz w:val="19"/>
+              </w:rPr>
+              <w:t>Find routes, present the options, accept the user’s preference</w:t>
+            </w:r>
+          </w:p>
+        </w:tc>
+        <w:tc>
+          <w:tcPr>
+            <w:tcW w:w="2995" w:type="dxa"/>
+          </w:tcPr>
+          <w:p>
+            <w:pPr>
+              <w:pStyle w:val="27"/>
+              <w:spacing w:before="20" w:after="20"/>
+            </w:pPr>
+            <w:r>
+              <w:rPr>
+                <w:sz w:val="19"/>
+              </w:rPr>
+              <w:t>FR3, FR12</w:t>
+            </w:r>
+          </w:p>
+        </w:tc>
+      </w:tr>
+      <w:tr>
+        <w:tblPrEx>
+          <w:tblBorders>
+            <w:top w:val="single" w:color="A6A6A6" w:sz="4" w:space="0"/>
+            <w:left w:val="single" w:color="A6A6A6" w:sz="4" w:space="0"/>
+            <w:bottom w:val="single" w:color="A6A6A6" w:sz="4" w:space="0"/>
+            <w:right w:val="single" w:color="A6A6A6" w:sz="4" w:space="0"/>
+            <w:insideH w:val="single" w:color="A6A6A6" w:sz="4" w:space="0"/>
+            <w:insideV w:val="single" w:color="A6A6A6" w:sz="4" w:space="0"/>
+          </w:tblBorders>
+          <w:tblCellMar>
+            <w:top w:w="0" w:type="dxa"/>
+            <w:left w:w="108" w:type="dxa"/>
+            <w:bottom w:w="0" w:type="dxa"/>
+            <w:right w:w="108" w:type="dxa"/>
+          </w:tblCellMar>
+        </w:tblPrEx>
+        <w:trPr>
+          <w:cantSplit/>
+        </w:trPr>
+        <w:tc>
+          <w:tcPr>
+            <w:tcW w:w="936" w:type="dxa"/>
+          </w:tcPr>
+          <w:p>
+            <w:pPr>
+              <w:pStyle w:val="27"/>
+              <w:spacing w:before="20" w:after="20"/>
+            </w:pPr>
+            <w:r>
+              <w:rPr>
+                <w:sz w:val="19"/>
+              </w:rPr>
+              <w:t>2</w:t>
+            </w:r>
+          </w:p>
+        </w:tc>
+        <w:tc>
+          <w:tcPr>
+            <w:tcW w:w="5428" w:type="dxa"/>
+          </w:tcPr>
+          <w:p>
+            <w:pPr>
+              <w:pStyle w:val="27"/>
+              <w:spacing w:before="20" w:after="20"/>
+            </w:pPr>
+            <w:r>
+              <w:rPr>
+                <w:sz w:val="19"/>
+              </w:rPr>
+              <w:t>Tell the user to walk a distance (minutes, steps)</w:t>
+            </w:r>
+          </w:p>
+        </w:tc>
+        <w:tc>
+          <w:tcPr>
+            <w:tcW w:w="2995" w:type="dxa"/>
+          </w:tcPr>
+          <w:p>
+            <w:pPr>
+              <w:pStyle w:val="27"/>
+              <w:spacing w:before="20" w:after="20"/>
+            </w:pPr>
+            <w:r>
+              <w:rPr>
+                <w:sz w:val="19"/>
+              </w:rPr>
+              <w:t>FR4</w:t>
+            </w:r>
+          </w:p>
+        </w:tc>
+      </w:tr>
+      <w:tr>
+        <w:tblPrEx>
+          <w:tblBorders>
+            <w:top w:val="single" w:color="A6A6A6" w:sz="4" w:space="0"/>
+            <w:left w:val="single" w:color="A6A6A6" w:sz="4" w:space="0"/>
+            <w:bottom w:val="single" w:color="A6A6A6" w:sz="4" w:space="0"/>
+            <w:right w:val="single" w:color="A6A6A6" w:sz="4" w:space="0"/>
+            <w:insideH w:val="single" w:color="A6A6A6" w:sz="4" w:space="0"/>
+            <w:insideV w:val="single" w:color="A6A6A6" w:sz="4" w:space="0"/>
+          </w:tblBorders>
+          <w:tblCellMar>
+            <w:top w:w="0" w:type="dxa"/>
+            <w:left w:w="108" w:type="dxa"/>
+            <w:bottom w:w="0" w:type="dxa"/>
+            <w:right w:w="108" w:type="dxa"/>
+          </w:tblCellMar>
+        </w:tblPrEx>
+        <w:trPr>
+          <w:cantSplit/>
+        </w:trPr>
+        <w:tc>
+          <w:tcPr>
+            <w:tcW w:w="936" w:type="dxa"/>
+          </w:tcPr>
+          <w:p>
+            <w:pPr>
+              <w:pStyle w:val="27"/>
+              <w:spacing w:before="20" w:after="20"/>
+            </w:pPr>
+            <w:r>
+              <w:rPr>
+                <w:sz w:val="19"/>
+              </w:rPr>
+              <w:t>2</w:t>
+            </w:r>
+          </w:p>
+        </w:tc>
+        <w:tc>
+          <w:tcPr>
+            <w:tcW w:w="5428" w:type="dxa"/>
+          </w:tcPr>
+          <w:p>
+            <w:pPr>
+              <w:pStyle w:val="27"/>
+              <w:spacing w:before="20" w:after="20"/>
+            </w:pPr>
+            <w:r>
+              <w:rPr>
+                <w:sz w:val="19"/>
+              </w:rPr>
+              <w:t>Tell the user to stop at the right place to turn</w:t>
+            </w:r>
+          </w:p>
+        </w:tc>
+        <w:tc>
+          <w:tcPr>
+            <w:tcW w:w="2995" w:type="dxa"/>
+          </w:tcPr>
+          <w:p>
+            <w:pPr>
+              <w:pStyle w:val="27"/>
+              <w:spacing w:before="20" w:after="20"/>
+            </w:pPr>
+            <w:r>
+              <w:rPr>
+                <w:sz w:val="19"/>
+              </w:rPr>
+              <w:t>FR4 (FS4.2, FS4.3)</w:t>
+            </w:r>
+          </w:p>
+        </w:tc>
+      </w:tr>
+      <w:tr>
+        <w:tblPrEx>
+          <w:tblBorders>
+            <w:top w:val="single" w:color="A6A6A6" w:sz="4" w:space="0"/>
+            <w:left w:val="single" w:color="A6A6A6" w:sz="4" w:space="0"/>
+            <w:bottom w:val="single" w:color="A6A6A6" w:sz="4" w:space="0"/>
+            <w:right w:val="single" w:color="A6A6A6" w:sz="4" w:space="0"/>
+            <w:insideH w:val="single" w:color="A6A6A6" w:sz="4" w:space="0"/>
+            <w:insideV w:val="single" w:color="A6A6A6" w:sz="4" w:space="0"/>
+          </w:tblBorders>
+          <w:tblCellMar>
+            <w:top w:w="0" w:type="dxa"/>
+            <w:left w:w="108" w:type="dxa"/>
+            <w:bottom w:w="0" w:type="dxa"/>
+            <w:right w:w="108" w:type="dxa"/>
+          </w:tblCellMar>
+        </w:tblPrEx>
+        <w:trPr>
+          <w:cantSplit/>
+        </w:trPr>
+        <w:tc>
+          <w:tcPr>
+            <w:tcW w:w="936" w:type="dxa"/>
+          </w:tcPr>
+          <w:p>
+            <w:pPr>
+              <w:pStyle w:val="27"/>
+              <w:spacing w:before="20" w:after="20"/>
+            </w:pPr>
+            <w:r>
+              <w:rPr>
+                <w:sz w:val="19"/>
+              </w:rPr>
+              <w:t>2</w:t>
+            </w:r>
+          </w:p>
+        </w:tc>
+        <w:tc>
+          <w:tcPr>
+            <w:tcW w:w="5428" w:type="dxa"/>
+          </w:tcPr>
+          <w:p>
+            <w:pPr>
+              <w:pStyle w:val="27"/>
+              <w:spacing w:before="20" w:after="20"/>
+            </w:pPr>
+            <w:r>
+              <w:rPr>
+                <w:sz w:val="19"/>
+              </w:rPr>
+              <w:t>Detect obstacles and say how to avoid them</w:t>
+            </w:r>
+          </w:p>
+        </w:tc>
+        <w:tc>
+          <w:tcPr>
+            <w:tcW w:w="2995" w:type="dxa"/>
+          </w:tcPr>
+          <w:p>
+            <w:pPr>
+              <w:pStyle w:val="27"/>
+              <w:spacing w:before="20" w:after="20"/>
+            </w:pPr>
+            <w:r>
+              <w:rPr>
+                <w:sz w:val="19"/>
+              </w:rPr>
+              <w:t>FR6, FR7, WA5</w:t>
+            </w:r>
+          </w:p>
+        </w:tc>
+      </w:tr>
+      <w:tr>
+        <w:tblPrEx>
+          <w:tblBorders>
+            <w:top w:val="single" w:color="A6A6A6" w:sz="4" w:space="0"/>
+            <w:left w:val="single" w:color="A6A6A6" w:sz="4" w:space="0"/>
+            <w:bottom w:val="single" w:color="A6A6A6" w:sz="4" w:space="0"/>
+            <w:right w:val="single" w:color="A6A6A6" w:sz="4" w:space="0"/>
+            <w:insideH w:val="single" w:color="A6A6A6" w:sz="4" w:space="0"/>
+            <w:insideV w:val="single" w:color="A6A6A6" w:sz="4" w:space="0"/>
+          </w:tblBorders>
+          <w:tblCellMar>
+            <w:top w:w="0" w:type="dxa"/>
+            <w:left w:w="108" w:type="dxa"/>
+            <w:bottom w:w="0" w:type="dxa"/>
+            <w:right w:w="108" w:type="dxa"/>
+          </w:tblCellMar>
+        </w:tblPrEx>
+        <w:trPr>
+          <w:cantSplit/>
+        </w:trPr>
+        <w:tc>
+          <w:tcPr>
+            <w:tcW w:w="936" w:type="dxa"/>
+          </w:tcPr>
+          <w:p>
+            <w:pPr>
+              <w:pStyle w:val="27"/>
+              <w:spacing w:before="20" w:after="20"/>
+            </w:pPr>
+            <w:r>
+              <w:rPr>
+                <w:sz w:val="19"/>
+              </w:rPr>
+              <w:t>2</w:t>
+            </w:r>
+          </w:p>
+        </w:tc>
+        <w:tc>
+          <w:tcPr>
+            <w:tcW w:w="5428" w:type="dxa"/>
+          </w:tcPr>
+          <w:p>
+            <w:pPr>
+              <w:pStyle w:val="27"/>
+              <w:spacing w:before="20" w:after="20"/>
+            </w:pPr>
+            <w:r>
+              <w:rPr>
+                <w:sz w:val="19"/>
+              </w:rPr>
+              <w:t>Emergency calls and messages after a fall or a lost location</w:t>
+            </w:r>
+          </w:p>
+        </w:tc>
+        <w:tc>
+          <w:tcPr>
+            <w:tcW w:w="2995" w:type="dxa"/>
+          </w:tcPr>
+          <w:p>
+            <w:pPr>
+              <w:pStyle w:val="27"/>
+              <w:spacing w:before="20" w:after="20"/>
+            </w:pPr>
+            <w:r>
+              <w:rPr>
+                <w:sz w:val="19"/>
+              </w:rPr>
+              <w:t>FR9, FR10 (lost location is handled as off-route first, per FRI2)</w:t>
+            </w:r>
+          </w:p>
+        </w:tc>
+      </w:tr>
+      <w:tr>
+        <w:tblPrEx>
+          <w:tblBorders>
+            <w:top w:val="single" w:color="A6A6A6" w:sz="4" w:space="0"/>
+            <w:left w:val="single" w:color="A6A6A6" w:sz="4" w:space="0"/>
+            <w:bottom w:val="single" w:color="A6A6A6" w:sz="4" w:space="0"/>
+            <w:right w:val="single" w:color="A6A6A6" w:sz="4" w:space="0"/>
+            <w:insideH w:val="single" w:color="A6A6A6" w:sz="4" w:space="0"/>
+            <w:insideV w:val="single" w:color="A6A6A6" w:sz="4" w:space="0"/>
+          </w:tblBorders>
+          <w:tblCellMar>
+            <w:top w:w="0" w:type="dxa"/>
+            <w:left w:w="108" w:type="dxa"/>
+            <w:bottom w:w="0" w:type="dxa"/>
+            <w:right w:w="108" w:type="dxa"/>
+          </w:tblCellMar>
+        </w:tblPrEx>
+        <w:trPr>
+          <w:cantSplit/>
+        </w:trPr>
+        <w:tc>
+          <w:tcPr>
+            <w:tcW w:w="936" w:type="dxa"/>
+          </w:tcPr>
+          <w:p>
+            <w:pPr>
+              <w:pStyle w:val="27"/>
+              <w:spacing w:before="20" w:after="20"/>
+            </w:pPr>
+            <w:r>
+              <w:rPr>
+                <w:sz w:val="19"/>
+              </w:rPr>
+              <w:t>2</w:t>
+            </w:r>
+          </w:p>
+        </w:tc>
+        <w:tc>
+          <w:tcPr>
+            <w:tcW w:w="5428" w:type="dxa"/>
+          </w:tcPr>
+          <w:p>
+            <w:pPr>
+              <w:pStyle w:val="27"/>
+              <w:spacing w:before="20" w:after="20"/>
+            </w:pPr>
+            <w:r>
+              <w:rPr>
+                <w:sz w:val="19"/>
+              </w:rPr>
+              <w:t>Suggest the next action from the schedule or habit</w:t>
+            </w:r>
+          </w:p>
+        </w:tc>
+        <w:tc>
+          <w:tcPr>
+            <w:tcW w:w="2995" w:type="dxa"/>
+          </w:tcPr>
+          <w:p>
+            <w:pPr>
+              <w:pStyle w:val="27"/>
+              <w:spacing w:before="20" w:after="20"/>
+            </w:pPr>
+            <w:r>
+              <w:rPr>
+                <w:sz w:val="19"/>
+              </w:rPr>
+              <w:t>FR13 (merged with the first bullet, per FRI1)</w:t>
+            </w:r>
+          </w:p>
+        </w:tc>
+      </w:tr>
+      <w:tr>
+        <w:tblPrEx>
+          <w:tblBorders>
+            <w:top w:val="single" w:color="A6A6A6" w:sz="4" w:space="0"/>
+            <w:left w:val="single" w:color="A6A6A6" w:sz="4" w:space="0"/>
+            <w:bottom w:val="single" w:color="A6A6A6" w:sz="4" w:space="0"/>
+            <w:right w:val="single" w:color="A6A6A6" w:sz="4" w:space="0"/>
+            <w:insideH w:val="single" w:color="A6A6A6" w:sz="4" w:space="0"/>
+            <w:insideV w:val="single" w:color="A6A6A6" w:sz="4" w:space="0"/>
+          </w:tblBorders>
+          <w:tblCellMar>
+            <w:top w:w="0" w:type="dxa"/>
+            <w:left w:w="108" w:type="dxa"/>
+            <w:bottom w:w="0" w:type="dxa"/>
+            <w:right w:w="108" w:type="dxa"/>
+          </w:tblCellMar>
+        </w:tblPrEx>
+        <w:trPr>
+          <w:cantSplit/>
+        </w:trPr>
+        <w:tc>
+          <w:tcPr>
+            <w:tcW w:w="936" w:type="dxa"/>
+          </w:tcPr>
+          <w:p>
+            <w:pPr>
+              <w:pStyle w:val="27"/>
+              <w:spacing w:before="20" w:after="20"/>
+            </w:pPr>
+            <w:r>
+              <w:rPr>
+                <w:sz w:val="19"/>
+              </w:rPr>
+              <w:t>2</w:t>
+            </w:r>
+          </w:p>
+        </w:tc>
+        <w:tc>
+          <w:tcPr>
+            <w:tcW w:w="5428" w:type="dxa"/>
+          </w:tcPr>
+          <w:p>
+            <w:pPr>
+              <w:pStyle w:val="27"/>
+              <w:spacing w:before="20" w:after="20"/>
+            </w:pPr>
+            <w:r>
+              <w:rPr>
+                <w:sz w:val="19"/>
+              </w:rPr>
+              <w:t>“More that you can think of”</w:t>
+            </w:r>
+          </w:p>
+        </w:tc>
+        <w:tc>
+          <w:tcPr>
+            <w:tcW w:w="2995" w:type="dxa"/>
+          </w:tcPr>
+          <w:p>
+            <w:pPr>
+              <w:pStyle w:val="27"/>
+              <w:spacing w:before="20" w:after="20"/>
+            </w:pPr>
+            <w:r>
+              <w:rPr>
+                <w:sz w:val="19"/>
+              </w:rPr>
+              <w:t>FR1, FR5, FR7, FR8, FR11</w:t>
+            </w:r>
+          </w:p>
+        </w:tc>
+      </w:tr>
+      <w:tr>
+        <w:tblPrEx>
+          <w:tblBorders>
+            <w:top w:val="single" w:color="A6A6A6" w:sz="4" w:space="0"/>
+            <w:left w:val="single" w:color="A6A6A6" w:sz="4" w:space="0"/>
+            <w:bottom w:val="single" w:color="A6A6A6" w:sz="4" w:space="0"/>
+            <w:right w:val="single" w:color="A6A6A6" w:sz="4" w:space="0"/>
+            <w:insideH w:val="single" w:color="A6A6A6" w:sz="4" w:space="0"/>
+            <w:insideV w:val="single" w:color="A6A6A6" w:sz="4" w:space="0"/>
+          </w:tblBorders>
+          <w:tblCellMar>
+            <w:top w:w="0" w:type="dxa"/>
+            <w:left w:w="108" w:type="dxa"/>
+            <w:bottom w:w="0" w:type="dxa"/>
+            <w:right w:w="108" w:type="dxa"/>
+          </w:tblCellMar>
+        </w:tblPrEx>
+        <w:trPr>
+          <w:cantSplit/>
+        </w:trPr>
+        <w:tc>
+          <w:tcPr>
+            <w:tcW w:w="936" w:type="dxa"/>
+          </w:tcPr>
+          <w:p>
+            <w:pPr>
+              <w:pStyle w:val="27"/>
+              <w:spacing w:before="20" w:after="20"/>
+            </w:pPr>
+            <w:r>
+              <w:rPr>
+                <w:sz w:val="19"/>
+              </w:rPr>
+              <w:t>3</w:t>
+            </w:r>
+          </w:p>
+        </w:tc>
+        <w:tc>
+          <w:tcPr>
+            <w:tcW w:w="5428" w:type="dxa"/>
+          </w:tcPr>
+          <w:p>
+            <w:pPr>
+              <w:pStyle w:val="27"/>
+              <w:spacing w:before="20" w:after="20"/>
+            </w:pPr>
+            <w:r>
+              <w:rPr>
+                <w:sz w:val="19"/>
+              </w:rPr>
+              <w:t>Help the user navigate safely</w:t>
+            </w:r>
+          </w:p>
+        </w:tc>
+        <w:tc>
+          <w:tcPr>
+            <w:tcW w:w="2995" w:type="dxa"/>
+          </w:tcPr>
+          <w:p>
+            <w:pPr>
+              <w:pStyle w:val="27"/>
+              <w:spacing w:before="20" w:after="20"/>
+            </w:pPr>
+            <w:r>
+              <w:rPr>
+                <w:sz w:val="19"/>
+              </w:rPr>
+              <w:t>NFR1</w:t>
+            </w:r>
+          </w:p>
+        </w:tc>
+      </w:tr>
+      <w:tr>
+        <w:tblPrEx>
+          <w:tblBorders>
+            <w:top w:val="single" w:color="A6A6A6" w:sz="4" w:space="0"/>
+            <w:left w:val="single" w:color="A6A6A6" w:sz="4" w:space="0"/>
+            <w:bottom w:val="single" w:color="A6A6A6" w:sz="4" w:space="0"/>
+            <w:right w:val="single" w:color="A6A6A6" w:sz="4" w:space="0"/>
+            <w:insideH w:val="single" w:color="A6A6A6" w:sz="4" w:space="0"/>
+            <w:insideV w:val="single" w:color="A6A6A6" w:sz="4" w:space="0"/>
+          </w:tblBorders>
+          <w:tblCellMar>
+            <w:top w:w="0" w:type="dxa"/>
+            <w:left w:w="108" w:type="dxa"/>
+            <w:bottom w:w="0" w:type="dxa"/>
+            <w:right w:w="108" w:type="dxa"/>
+          </w:tblCellMar>
+        </w:tblPrEx>
+        <w:trPr>
+          <w:cantSplit/>
+        </w:trPr>
+        <w:tc>
+          <w:tcPr>
+            <w:tcW w:w="936" w:type="dxa"/>
+          </w:tcPr>
+          <w:p>
+            <w:pPr>
+              <w:pStyle w:val="27"/>
+              <w:spacing w:before="20" w:after="20"/>
+            </w:pPr>
+            <w:r>
+              <w:rPr>
+                <w:sz w:val="19"/>
+              </w:rPr>
+              <w:t>3</w:t>
+            </w:r>
+          </w:p>
+        </w:tc>
+        <w:tc>
+          <w:tcPr>
+            <w:tcW w:w="5428" w:type="dxa"/>
+          </w:tcPr>
+          <w:p>
+            <w:pPr>
+              <w:pStyle w:val="27"/>
+              <w:spacing w:before="20" w:after="20"/>
+            </w:pPr>
+            <w:r>
+              <w:rPr>
+                <w:sz w:val="19"/>
+              </w:rPr>
+              <w:t>Lead the user through the fastest route</w:t>
+            </w:r>
+          </w:p>
+        </w:tc>
+        <w:tc>
+          <w:tcPr>
+            <w:tcW w:w="2995" w:type="dxa"/>
+          </w:tcPr>
+          <w:p>
+            <w:pPr>
+              <w:pStyle w:val="27"/>
+              <w:spacing w:before="20" w:after="20"/>
+            </w:pPr>
+            <w:r>
+              <w:rPr>
+                <w:sz w:val="19"/>
+              </w:rPr>
+              <w:t>NFR2</w:t>
+            </w:r>
+          </w:p>
+        </w:tc>
+      </w:tr>
+      <w:tr>
+        <w:tblPrEx>
+          <w:tblBorders>
+            <w:top w:val="single" w:color="A6A6A6" w:sz="4" w:space="0"/>
+            <w:left w:val="single" w:color="A6A6A6" w:sz="4" w:space="0"/>
+            <w:bottom w:val="single" w:color="A6A6A6" w:sz="4" w:space="0"/>
+            <w:right w:val="single" w:color="A6A6A6" w:sz="4" w:space="0"/>
+            <w:insideH w:val="single" w:color="A6A6A6" w:sz="4" w:space="0"/>
+            <w:insideV w:val="single" w:color="A6A6A6" w:sz="4" w:space="0"/>
+          </w:tblBorders>
+          <w:tblCellMar>
+            <w:top w:w="0" w:type="dxa"/>
+            <w:left w:w="108" w:type="dxa"/>
+            <w:bottom w:w="0" w:type="dxa"/>
+            <w:right w:w="108" w:type="dxa"/>
+          </w:tblCellMar>
+        </w:tblPrEx>
+        <w:trPr>
+          <w:cantSplit/>
+        </w:trPr>
+        <w:tc>
+          <w:tcPr>
+            <w:tcW w:w="936" w:type="dxa"/>
+          </w:tcPr>
+          <w:p>
+            <w:pPr>
+              <w:pStyle w:val="27"/>
+              <w:spacing w:before="20" w:after="20"/>
+            </w:pPr>
+            <w:r>
+              <w:rPr>
+                <w:sz w:val="19"/>
+              </w:rPr>
+              <w:t>3</w:t>
+            </w:r>
+          </w:p>
+        </w:tc>
+        <w:tc>
+          <w:tcPr>
+            <w:tcW w:w="5428" w:type="dxa"/>
+          </w:tcPr>
+          <w:p>
+            <w:pPr>
+              <w:pStyle w:val="27"/>
+              <w:spacing w:before="20" w:after="20"/>
+            </w:pPr>
+            <w:r>
+              <w:rPr>
+                <w:sz w:val="19"/>
+              </w:rPr>
+              <w:t>Lead the user through the most comfortable route</w:t>
+            </w:r>
+          </w:p>
+        </w:tc>
+        <w:tc>
+          <w:tcPr>
+            <w:tcW w:w="2995" w:type="dxa"/>
+          </w:tcPr>
+          <w:p>
+            <w:pPr>
+              <w:pStyle w:val="27"/>
+              <w:spacing w:before="20" w:after="20"/>
+            </w:pPr>
+            <w:r>
+              <w:rPr>
+                <w:sz w:val="19"/>
+              </w:rPr>
+              <w:t>NFR3</w:t>
+            </w:r>
+          </w:p>
+        </w:tc>
+      </w:tr>
+      <w:tr>
+        <w:tblPrEx>
+          <w:tblBorders>
+            <w:top w:val="single" w:color="A6A6A6" w:sz="4" w:space="0"/>
+            <w:left w:val="single" w:color="A6A6A6" w:sz="4" w:space="0"/>
+            <w:bottom w:val="single" w:color="A6A6A6" w:sz="4" w:space="0"/>
+            <w:right w:val="single" w:color="A6A6A6" w:sz="4" w:space="0"/>
+            <w:insideH w:val="single" w:color="A6A6A6" w:sz="4" w:space="0"/>
+            <w:insideV w:val="single" w:color="A6A6A6" w:sz="4" w:space="0"/>
+          </w:tblBorders>
+          <w:tblCellMar>
+            <w:top w:w="0" w:type="dxa"/>
+            <w:left w:w="108" w:type="dxa"/>
+            <w:bottom w:w="0" w:type="dxa"/>
+            <w:right w:w="108" w:type="dxa"/>
+          </w:tblCellMar>
+        </w:tblPrEx>
+        <w:trPr>
+          <w:cantSplit/>
+        </w:trPr>
+        <w:tc>
+          <w:tcPr>
+            <w:tcW w:w="936" w:type="dxa"/>
+          </w:tcPr>
+          <w:p>
+            <w:pPr>
+              <w:pStyle w:val="27"/>
+              <w:spacing w:before="20" w:after="20"/>
+            </w:pPr>
+            <w:r>
+              <w:rPr>
+                <w:sz w:val="19"/>
+              </w:rPr>
+              <w:t>3</w:t>
+            </w:r>
+          </w:p>
+        </w:tc>
+        <w:tc>
+          <w:tcPr>
+            <w:tcW w:w="5428" w:type="dxa"/>
+          </w:tcPr>
+          <w:p>
+            <w:pPr>
+              <w:pStyle w:val="27"/>
+              <w:spacing w:before="20" w:after="20"/>
+            </w:pPr>
+            <w:r>
+              <w:rPr>
+                <w:sz w:val="19"/>
+              </w:rPr>
+              <w:t>Usable for blind people</w:t>
+            </w:r>
+          </w:p>
+        </w:tc>
+        <w:tc>
+          <w:tcPr>
+            <w:tcW w:w="2995" w:type="dxa"/>
+          </w:tcPr>
+          <w:p>
+            <w:pPr>
+              <w:pStyle w:val="27"/>
+              <w:spacing w:before="20" w:after="20"/>
+            </w:pPr>
+            <w:r>
+              <w:rPr>
+                <w:sz w:val="19"/>
+              </w:rPr>
+              <w:t>NFR4</w:t>
+            </w:r>
+          </w:p>
+        </w:tc>
+      </w:tr>
+      <w:tr>
+        <w:tblPrEx>
+          <w:tblBorders>
+            <w:top w:val="single" w:color="A6A6A6" w:sz="4" w:space="0"/>
+            <w:left w:val="single" w:color="A6A6A6" w:sz="4" w:space="0"/>
+            <w:bottom w:val="single" w:color="A6A6A6" w:sz="4" w:space="0"/>
+            <w:right w:val="single" w:color="A6A6A6" w:sz="4" w:space="0"/>
+            <w:insideH w:val="single" w:color="A6A6A6" w:sz="4" w:space="0"/>
+            <w:insideV w:val="single" w:color="A6A6A6" w:sz="4" w:space="0"/>
+          </w:tblBorders>
+          <w:tblCellMar>
+            <w:top w:w="0" w:type="dxa"/>
+            <w:left w:w="108" w:type="dxa"/>
+            <w:bottom w:w="0" w:type="dxa"/>
+            <w:right w:w="108" w:type="dxa"/>
+          </w:tblCellMar>
+        </w:tblPrEx>
+        <w:trPr>
+          <w:cantSplit/>
+        </w:trPr>
+        <w:tc>
+          <w:tcPr>
+            <w:tcW w:w="936" w:type="dxa"/>
+          </w:tcPr>
+          <w:p>
+            <w:pPr>
+              <w:pStyle w:val="27"/>
+              <w:spacing w:before="20" w:after="20"/>
+            </w:pPr>
+            <w:r>
+              <w:rPr>
+                <w:sz w:val="19"/>
+              </w:rPr>
+              <w:t>3</w:t>
+            </w:r>
+          </w:p>
+        </w:tc>
+        <w:tc>
+          <w:tcPr>
+            <w:tcW w:w="5428" w:type="dxa"/>
+          </w:tcPr>
+          <w:p>
+            <w:pPr>
+              <w:pStyle w:val="27"/>
+              <w:spacing w:before="20" w:after="20"/>
+            </w:pPr>
+            <w:r>
+              <w:rPr>
+                <w:sz w:val="19"/>
+              </w:rPr>
+              <w:t>Ubiquitous</w:t>
+            </w:r>
+          </w:p>
+        </w:tc>
+        <w:tc>
+          <w:tcPr>
+            <w:tcW w:w="2995" w:type="dxa"/>
+          </w:tcPr>
+          <w:p>
+            <w:pPr>
+              <w:pStyle w:val="27"/>
+              <w:spacing w:before="20" w:after="20"/>
+            </w:pPr>
+            <w:r>
+              <w:rPr>
+                <w:sz w:val="19"/>
+              </w:rPr>
+              <w:t>NFR5</w:t>
+            </w:r>
+          </w:p>
+        </w:tc>
+      </w:tr>
+      <w:tr>
+        <w:tblPrEx>
+          <w:tblBorders>
+            <w:top w:val="single" w:color="A6A6A6" w:sz="4" w:space="0"/>
+            <w:left w:val="single" w:color="A6A6A6" w:sz="4" w:space="0"/>
+            <w:bottom w:val="single" w:color="A6A6A6" w:sz="4" w:space="0"/>
+            <w:right w:val="single" w:color="A6A6A6" w:sz="4" w:space="0"/>
+            <w:insideH w:val="single" w:color="A6A6A6" w:sz="4" w:space="0"/>
+            <w:insideV w:val="single" w:color="A6A6A6" w:sz="4" w:space="0"/>
+          </w:tblBorders>
+          <w:tblCellMar>
+            <w:top w:w="0" w:type="dxa"/>
+            <w:left w:w="108" w:type="dxa"/>
+            <w:bottom w:w="0" w:type="dxa"/>
+            <w:right w:w="108" w:type="dxa"/>
+          </w:tblCellMar>
+        </w:tblPrEx>
+        <w:trPr>
+          <w:cantSplit/>
+        </w:trPr>
+        <w:tc>
+          <w:tcPr>
+            <w:tcW w:w="936" w:type="dxa"/>
+          </w:tcPr>
+          <w:p>
+            <w:pPr>
+              <w:pStyle w:val="27"/>
+              <w:spacing w:before="20" w:after="20"/>
+            </w:pPr>
+            <w:r>
+              <w:rPr>
+                <w:sz w:val="19"/>
+              </w:rPr>
+              <w:t>3</w:t>
+            </w:r>
+          </w:p>
+        </w:tc>
+        <w:tc>
+          <w:tcPr>
+            <w:tcW w:w="5428" w:type="dxa"/>
+          </w:tcPr>
+          <w:p>
+            <w:pPr>
+              <w:pStyle w:val="27"/>
+              <w:spacing w:before="20" w:after="20"/>
+            </w:pPr>
+            <w:r>
+              <w:rPr>
+                <w:sz w:val="19"/>
+              </w:rPr>
+              <w:t>Customizable to every user (volume, instruction interval)</w:t>
+            </w:r>
+          </w:p>
+        </w:tc>
+        <w:tc>
+          <w:tcPr>
+            <w:tcW w:w="2995" w:type="dxa"/>
+          </w:tcPr>
+          <w:p>
+            <w:pPr>
+              <w:pStyle w:val="27"/>
+              <w:spacing w:before="20" w:after="20"/>
+            </w:pPr>
+            <w:r>
+              <w:rPr>
+                <w:sz w:val="19"/>
+              </w:rPr>
+              <w:t>FR11, NFR6</w:t>
+            </w:r>
+          </w:p>
+        </w:tc>
+      </w:tr>
+      <w:tr>
+        <w:tblPrEx>
+          <w:tblBorders>
+            <w:top w:val="single" w:color="A6A6A6" w:sz="4" w:space="0"/>
+            <w:left w:val="single" w:color="A6A6A6" w:sz="4" w:space="0"/>
+            <w:bottom w:val="single" w:color="A6A6A6" w:sz="4" w:space="0"/>
+            <w:right w:val="single" w:color="A6A6A6" w:sz="4" w:space="0"/>
+            <w:insideH w:val="single" w:color="A6A6A6" w:sz="4" w:space="0"/>
+            <w:insideV w:val="single" w:color="A6A6A6" w:sz="4" w:space="0"/>
+          </w:tblBorders>
+          <w:tblCellMar>
+            <w:top w:w="0" w:type="dxa"/>
+            <w:left w:w="108" w:type="dxa"/>
+            <w:bottom w:w="0" w:type="dxa"/>
+            <w:right w:w="108" w:type="dxa"/>
+          </w:tblCellMar>
+        </w:tblPrEx>
+        <w:trPr>
+          <w:cantSplit/>
+        </w:trPr>
+        <w:tc>
+          <w:tcPr>
+            <w:tcW w:w="936" w:type="dxa"/>
+          </w:tcPr>
+          <w:p>
+            <w:pPr>
+              <w:pStyle w:val="27"/>
+              <w:spacing w:before="20" w:after="20"/>
+            </w:pPr>
+            <w:r>
+              <w:rPr>
+                <w:sz w:val="19"/>
+              </w:rPr>
+              <w:t>3</w:t>
+            </w:r>
+          </w:p>
+        </w:tc>
+        <w:tc>
+          <w:tcPr>
+            <w:tcW w:w="5428" w:type="dxa"/>
+          </w:tcPr>
+          <w:p>
+            <w:pPr>
+              <w:pStyle w:val="27"/>
+              <w:spacing w:before="20" w:after="20"/>
+            </w:pPr>
+            <w:r>
+              <w:rPr>
+                <w:sz w:val="19"/>
+              </w:rPr>
+              <w:t>Easily extensible (interface, language, user needs, features, sensors, hardware)</w:t>
+            </w:r>
+          </w:p>
+        </w:tc>
+        <w:tc>
+          <w:tcPr>
+            <w:tcW w:w="2995" w:type="dxa"/>
+          </w:tcPr>
+          <w:p>
+            <w:pPr>
+              <w:pStyle w:val="27"/>
+              <w:spacing w:before="20" w:after="20"/>
+            </w:pPr>
+            <w:r>
+              <w:rPr>
+                <w:sz w:val="19"/>
+              </w:rPr>
+              <w:t>NFR7 (limited to buildings, languages, and sensors, per NFRI7)</w:t>
+            </w:r>
+          </w:p>
+        </w:tc>
+      </w:tr>
+    </w:tbl>
+    <w:p>
+      <w:pPr>
         <w:pStyle w:val="2"/>
       </w:pPr>
-      <w:bookmarkStart w:id="130" w:name="_Toc243169337"/>
-      <w:bookmarkStart w:id="131" w:name="references"/>
+      <w:bookmarkStart w:id="131" w:name="_Toc243226927"/>
+      <w:bookmarkStart w:id="132" w:name="references"/>
       <w:r>
         <w:t>References</w:t>
       </w:r>
-      <w:bookmarkEnd w:id="130"/>
+      <w:bookmarkEnd w:id="131"/>
     </w:p>
     <w:p>
       <w:pPr>
@@ -37078,7 +40984,7 @@
           <w:i/>
           <w:iCs/>
         </w:rPr>
-        <w:t>Project Plan, Final Phase I Version 1.1</w:t>
+        <w:t>Project Plan, Final Phase I Version 1.2</w:t>
       </w:r>
       <w:r>
         <w:t>.</w:t>
@@ -37105,9 +41011,21 @@
       <w:r>
         <w:t>.</w:t>
       </w:r>
-      <w:bookmarkEnd w:id="131"/>
-      <w:bookmarkStart w:id="132" w:name="_GoBack"/>
       <w:bookmarkEnd w:id="132"/>
+    </w:p>
+    <w:p>
+      <w:pPr>
+        <w:pStyle w:val="27"/>
+        <w:numPr>
+          <w:ilvl w:val="0"/>
+          <w:numId w:val="3"/>
+        </w:numPr>
+      </w:pPr>
+      <w:r>
+        <w:t>Justus Jones, WRS Section 3 draft (WRS-Section3-Updated.md), Team EV repository, Oct 18, 2026.</w:t>
+      </w:r>
+      <w:bookmarkStart w:id="133" w:name="_GoBack"/>
+      <w:bookmarkEnd w:id="133"/>
     </w:p>
     <w:sectPr>
       <w:footerReference r:id="rId4" w:type="default"/>
@@ -37484,7 +41402,7 @@
     <w:lsdException w:unhideWhenUsed="0" w:uiPriority="0" w:semiHidden="0" w:name="index 7"/>
     <w:lsdException w:unhideWhenUsed="0" w:uiPriority="0" w:semiHidden="0" w:name="index 8"/>
     <w:lsdException w:unhideWhenUsed="0" w:uiPriority="0" w:semiHidden="0" w:name="index 9"/>
-    <w:lsdException w:unhideWhenUsed="0" w:uiPriority="39" w:semiHidden="0" w:name="toc 1"/>
+    <w:lsdException w:qFormat="1" w:unhideWhenUsed="0" w:uiPriority="39" w:semiHidden="0" w:name="toc 1"/>
     <w:lsdException w:unhideWhenUsed="0" w:uiPriority="39" w:semiHidden="0" w:name="toc 2"/>
     <w:lsdException w:unhideWhenUsed="0" w:uiPriority="39" w:semiHidden="0" w:name="toc 3"/>
     <w:lsdException w:unhideWhenUsed="0" w:uiPriority="0" w:semiHidden="0" w:name="toc 4"/>
@@ -37503,7 +41421,7 @@
     <w:lsdException w:unhideWhenUsed="0" w:uiPriority="0" w:semiHidden="0" w:name="table of figures"/>
     <w:lsdException w:unhideWhenUsed="0" w:uiPriority="0" w:semiHidden="0" w:name="envelope address"/>
     <w:lsdException w:unhideWhenUsed="0" w:uiPriority="0" w:semiHidden="0" w:name="envelope return"/>
-    <w:lsdException w:unhideWhenUsed="0" w:uiPriority="0" w:semiHidden="0" w:name="footnote reference"/>
+    <w:lsdException w:qFormat="1" w:unhideWhenUsed="0" w:uiPriority="0" w:semiHidden="0" w:name="footnote reference"/>
     <w:lsdException w:unhideWhenUsed="0" w:uiPriority="0" w:semiHidden="0" w:name="annotation reference"/>
     <w:lsdException w:unhideWhenUsed="0" w:uiPriority="0" w:semiHidden="0" w:name="line number"/>
     <w:lsdException w:unhideWhenUsed="0" w:uiPriority="0" w:semiHidden="0" w:name="page number"/>
@@ -38020,6 +41938,7 @@
     <w:basedOn w:val="1"/>
     <w:next w:val="1"/>
     <w:autoRedefine/>
+    <w:qFormat/>
     <w:uiPriority w:val="39"/>
     <w:pPr>
       <w:spacing w:after="100"/>
@@ -38069,11 +41988,13 @@
     <w:name w:val="Caption Char"/>
     <w:basedOn w:val="22"/>
     <w:link w:val="12"/>
+    <w:qFormat/>
     <w:uiPriority w:val="0"/>
   </w:style>
   <w:style w:type="character" w:styleId="25">
     <w:name w:val="footnote reference"/>
     <w:basedOn w:val="24"/>
+    <w:qFormat/>
     <w:uiPriority w:val="0"/>
     <w:rPr>
       <w:vertAlign w:val="superscript"/>
@@ -38099,6 +42020,7 @@
     <w:name w:val="Title Char"/>
     <w:basedOn w:val="22"/>
     <w:link w:val="16"/>
+    <w:qFormat/>
     <w:uiPriority w:val="10"/>
     <w:rPr>
       <w:rFonts w:asciiTheme="majorHAnsi" w:hAnsiTheme="majorHAnsi" w:eastAsiaTheme="majorEastAsia" w:cstheme="majorBidi"/>
@@ -38169,7 +42091,7 @@
     </w:rPr>
   </w:style>
   <w:style w:type="paragraph" w:customStyle="1" w:styleId="33">
-    <w:name w:val="Bibliography"/>
+    <w:name w:val="Bibliography1"/>
     <w:basedOn w:val="1"/>
     <w:qFormat/>
     <w:uiPriority w:val="0"/>
@@ -38178,6 +42100,7 @@
     <w:name w:val="Heading 1 Char"/>
     <w:basedOn w:val="22"/>
     <w:link w:val="2"/>
+    <w:qFormat/>
     <w:uiPriority w:val="9"/>
     <w:rPr>
       <w:rFonts w:asciiTheme="majorHAnsi" w:hAnsiTheme="majorHAnsi" w:eastAsiaTheme="majorEastAsia" w:cstheme="majorBidi"/>
@@ -38191,6 +42114,7 @@
     <w:basedOn w:val="22"/>
     <w:link w:val="4"/>
     <w:semiHidden/>
+    <w:qFormat/>
     <w:uiPriority w:val="9"/>
     <w:rPr>
       <w:rFonts w:asciiTheme="majorHAnsi" w:hAnsiTheme="majorHAnsi" w:eastAsiaTheme="majorEastAsia" w:cstheme="majorBidi"/>
@@ -38389,7 +42313,7 @@
     <w:uiPriority w:val="0"/>
   </w:style>
   <w:style w:type="paragraph" w:customStyle="1" w:styleId="54">
-    <w:name w:val="TOC Heading"/>
+    <w:name w:val="TOC Heading1"/>
     <w:basedOn w:val="2"/>
     <w:next w:val="3"/>
     <w:unhideWhenUsed/>
